--- a/downloads/student/ai-1-week-31.docx
+++ b/downloads/student/ai-1-week-31.docx
@@ -1902,6 +1902,16 @@
       </w:r>
     </w:p>
     <w:p>
+      <w:r>
+        <w:t>Read the labelled picture: Where does the first original rejection occur, and why is K3 not originally selected?</w:t>
+      </w:r>
+    </w:p>
+    <w:p>
+      <w:r>
+        <w:t>Change one thing: Increase scissors needed to 3. Predict the result before checking the explanation. What remains the same?</w:t>
+      </w:r>
+    </w:p>
+    <w:p>
       <w:pPr>
         <w:pStyle w:val="Heading1"/>
       </w:pPr>
@@ -3633,6 +3643,187 @@
     <w:p>
       <w:r>
         <w:t>Attempt the independent case before hints. Record whether you worked alone, used a hint or followed a model. After feedback, fix the first unsupported step and explain why it changed. A later check uses a changed case, not a copied answer.</w:t>
+      </w:r>
+    </w:p>
+    <w:p>
+      <w:pPr>
+        <w:pStyle w:val="Heading1"/>
+      </w:pPr>
+      <w:r>
+        <w:t>15. Your lesson route</w:t>
+      </w:r>
+    </w:p>
+    <w:p>
+      <w:r>
+        <w:t>Start with this question: A fictional worksheet routes craft kits by required glue and number of scissors.</w:t>
+      </w:r>
+    </w:p>
+    <w:tbl>
+      <w:tblPr>
+        <w:tblStyle w:val="LightShading-Accent1"/>
+        <w:tblW w:type="auto" w:w="0"/>
+        <w:tblLook w:firstColumn="1" w:firstRow="1" w:lastColumn="0" w:lastRow="0" w:noHBand="0" w:noVBand="1" w:val="04A0"/>
+      </w:tblPr>
+      <w:tblGrid>
+        <w:gridCol w:w="5112"/>
+        <w:gridCol w:w="5112"/>
+      </w:tblGrid>
+      <w:tr>
+        <w:trPr>
+          <w:tblHeader/>
+        </w:trPr>
+        <w:tc>
+          <w:tcPr>
+            <w:tcW w:type="dxa" w:w="5112"/>
+          </w:tcPr>
+          <w:p>
+            <w:r>
+              <w:t>By the end, I can</w:t>
+            </w:r>
+          </w:p>
+        </w:tc>
+        <w:tc>
+          <w:tcPr>
+            <w:tcW w:type="dxa" w:w="5112"/>
+          </w:tcPr>
+          <w:p>
+            <w:r>
+              <w:t>How I will show it</w:t>
+            </w:r>
+          </w:p>
+        </w:tc>
+      </w:tr>
+      <w:tr>
+        <w:tc>
+          <w:tcPr>
+            <w:tcW w:type="dxa" w:w="5112"/>
+          </w:tcPr>
+          <w:p>
+            <w:r>
+              <w:t>Design a decision process that covers valid, invalid and no-match requests</w:t>
+            </w:r>
+          </w:p>
+        </w:tc>
+        <w:tc>
+          <w:tcPr>
+            <w:tcW w:type="dxa" w:w="5112"/>
+          </w:tcPr>
+          <w:p>
+            <w:r>
+              <w:t>Explain the deciding step, show a trace or test, and state one limit.</w:t>
+            </w:r>
+          </w:p>
+        </w:tc>
+      </w:tr>
+      <w:tr>
+        <w:tc>
+          <w:tcPr>
+            <w:tcW w:type="dxa" w:w="5112"/>
+          </w:tcPr>
+          <w:p>
+            <w:r>
+              <w:t>Trace changing state and explain why the search stops</w:t>
+            </w:r>
+          </w:p>
+        </w:tc>
+        <w:tc>
+          <w:tcPr>
+            <w:tcW w:type="dxa" w:w="5112"/>
+          </w:tcPr>
+          <w:p>
+            <w:r>
+              <w:t>Explain the deciding step, show a trace or test, and state one limit.</w:t>
+            </w:r>
+          </w:p>
+        </w:tc>
+      </w:tr>
+      <w:tr>
+        <w:tc>
+          <w:tcPr>
+            <w:tcW w:type="dxa" w:w="5112"/>
+          </w:tcPr>
+          <w:p>
+            <w:r>
+              <w:t>Preserve both compatibility conditions and the agreed first-match rule</w:t>
+            </w:r>
+          </w:p>
+        </w:tc>
+        <w:tc>
+          <w:tcPr>
+            <w:tcW w:type="dxa" w:w="5112"/>
+          </w:tcPr>
+          <w:p>
+            <w:r>
+              <w:t>Explain the deciding step, show a trace or test, and state one limit.</w:t>
+            </w:r>
+          </w:p>
+        </w:tc>
+      </w:tr>
+    </w:tbl>
+    <w:p>
+      <w:r>
+        <w:t>Remember → watch and explain → try with help → investigate → try independently → keep project evidence. Your teacher may spread this lesson across several classes.</w:t>
+      </w:r>
+    </w:p>
+    <w:p>
+      <w:r>
+        <w:t>Keep your first prediction. Compare it with what the evidence shows and explain any change.</w:t>
+      </w:r>
+    </w:p>
+    <w:p>
+      <w:pPr>
+        <w:pStyle w:val="Heading1"/>
+      </w:pPr>
+      <w:r>
+        <w:t>16. Finish and return</w:t>
+      </w:r>
+    </w:p>
+    <w:p>
+      <w:r>
+        <w:t>Close your notes. Explain this goal in your own words: Design a decision process that covers valid, invalid and no-match requests</w:t>
+      </w:r>
+    </w:p>
+    <w:p>
+      <w:pPr>
+        <w:pStyle w:val="Heading3"/>
+      </w:pPr>
+      <w:r>
+        <w:t>My deciding step, evidence and one remaining question</w:t>
+      </w:r>
+    </w:p>
+    <w:p>
+      <w:r>
+        <w:t>________________________________________________________________</w:t>
+      </w:r>
+    </w:p>
+    <w:p>
+      <w:r>
+        <w:t>________________________________________________________________</w:t>
+      </w:r>
+    </w:p>
+    <w:p>
+      <w:r>
+        <w:t>________________________________________________________________</w:t>
+      </w:r>
+    </w:p>
+    <w:p>
+      <w:r>
+        <w:t>________________________________________________________________</w:t>
+      </w:r>
+    </w:p>
+    <w:p>
+      <w:r>
+        <w:t>________________________________________________________________</w:t>
+      </w:r>
+    </w:p>
+    <w:p>
+      <w:r>
+        <w:t>If you are unsure, return to the worked picture and explain one arrow. If you are ready, change an input or assumption and justify your prediction.</w:t>
+      </w:r>
+    </w:p>
+    <w:p>
+      <w:r>
+        <w:t>Save your workbook evidence. At the next review, try a different case before opening your old answer.</w:t>
       </w:r>
     </w:p>
     <w:sectPr>

--- a/downloads/student/ai-1-week-31.docx
+++ b/downloads/student/ai-1-week-31.docx
@@ -3824,6 +3824,207 @@
     <w:p>
       <w:r>
         <w:t>Save your workbook evidence. At the next review, try a different case before opening your old answer.</w:t>
+      </w:r>
+    </w:p>
+    <w:p>
+      <w:pPr>
+        <w:pStyle w:val="Heading1"/>
+      </w:pPr>
+      <w:r>
+        <w:t>17. Supported practice, repair and portfolio</w:t>
+      </w:r>
+    </w:p>
+    <w:p>
+      <w:r>
+        <w:t>Use this supported practice once, in the browser or on paper. Keep the reserved independent assessment for a separate first attempt before teacher feedback.</w:t>
+      </w:r>
+    </w:p>
+    <w:p>
+      <w:r>
+        <w:t>A fictional worksheet routes craft kits by required glue and number of scissors.</w:t>
+      </w:r>
+    </w:p>
+    <w:p>
+      <w:pPr>
+        <w:pStyle w:val="Heading3"/>
+      </w:pPr>
+      <w:r>
+        <w:t>Practice 1: explain the deciding evidence</w:t>
+      </w:r>
+    </w:p>
+    <w:p>
+      <w:r>
+        <w:t>Which labelled step matches this detail? Return K2 without replacing it with later K3.</w:t>
+      </w:r>
+    </w:p>
+    <w:p>
+      <w:r>
+        <w:t>1. Stop</w:t>
+      </w:r>
+    </w:p>
+    <w:p>
+      <w:r>
+        <w:t>2. Evaluate K1</w:t>
+      </w:r>
+    </w:p>
+    <w:p>
+      <w:r>
+        <w:t>3. Evaluate K2</w:t>
+      </w:r>
+    </w:p>
+    <w:p>
+      <w:r>
+        <w:t>4. Validate fields</w:t>
+      </w:r>
+    </w:p>
+    <w:p>
+      <w:pPr>
+        <w:pStyle w:val="Heading3"/>
+      </w:pPr>
+      <w:r>
+        <w:t>My selected conclusion, deciding fact and explanation</w:t>
+      </w:r>
+    </w:p>
+    <w:p>
+      <w:r>
+        <w:t>________________________________________________________________</w:t>
+      </w:r>
+    </w:p>
+    <w:p>
+      <w:r>
+        <w:t>________________________________________________________________</w:t>
+      </w:r>
+    </w:p>
+    <w:p>
+      <w:r>
+        <w:t>________________________________________________________________</w:t>
+      </w:r>
+    </w:p>
+    <w:p>
+      <w:r>
+        <w:t>________________________________________________________________</w:t>
+      </w:r>
+    </w:p>
+    <w:p>
+      <w:r>
+        <w:t>________________________________________________________________</w:t>
+      </w:r>
+    </w:p>
+    <w:p>
+      <w:r>
+        <w:t>Hint if needed: Read the steps in the pictorial case. Match the supplied detail to the stage that performs or records it.</w:t>
+      </w:r>
+    </w:p>
+    <w:p>
+      <w:r>
+        <w:t>After your attempt, compare with the supported explanation: Stop Return K2 without replacing it with later K3. A complete decision process specifies what to do after each result. One passing requirement is insufficient. After a kit passes both, stopping preserves the first-match contract; automatically choosing the largest later kit would implement a different rule. A full scan with no accepted kit returns no match.</w:t>
+      </w:r>
+    </w:p>
+    <w:p>
+      <w:pPr>
+        <w:pStyle w:val="Heading3"/>
+      </w:pPr>
+      <w:r>
+        <w:t>Practice 2: explain the deciding evidence</w:t>
+      </w:r>
+    </w:p>
+    <w:p>
+      <w:r>
+        <w:t>Changed-case practice: Increase scissors needed to 3. Which conclusion is supported by the supplied facts?</w:t>
+      </w:r>
+    </w:p>
+    <w:p>
+      <w:r>
+        <w:t>1. K3 is selected.</w:t>
+      </w:r>
+    </w:p>
+    <w:p>
+      <w:r>
+        <w:t>2. We can decide the result without examining the changed input or the procedure.</w:t>
+      </w:r>
+    </w:p>
+    <w:p>
+      <w:r>
+        <w:t>3. This one example guarantees correct results for every future input.</w:t>
+      </w:r>
+    </w:p>
+    <w:p>
+      <w:pPr>
+        <w:pStyle w:val="Heading3"/>
+      </w:pPr>
+      <w:r>
+        <w:t>My selected conclusion, deciding fact and explanation</w:t>
+      </w:r>
+    </w:p>
+    <w:p>
+      <w:r>
+        <w:t>________________________________________________________________</w:t>
+      </w:r>
+    </w:p>
+    <w:p>
+      <w:r>
+        <w:t>________________________________________________________________</w:t>
+      </w:r>
+    </w:p>
+    <w:p>
+      <w:r>
+        <w:t>________________________________________________________________</w:t>
+      </w:r>
+    </w:p>
+    <w:p>
+      <w:r>
+        <w:t>________________________________________________________________</w:t>
+      </w:r>
+    </w:p>
+    <w:p>
+      <w:r>
+        <w:t>________________________________________________________________</w:t>
+      </w:r>
+    </w:p>
+    <w:p>
+      <w:r>
+        <w:t>Hint if needed: Use the changed condition and the deciding step in the pictorial trace. The answer must say what follows from those facts.</w:t>
+      </w:r>
+    </w:p>
+    <w:p>
+      <w:r>
+        <w:t>After your attempt, compare with the supported explanation: K3 is selected. K1 lacks glue; K2 has only 2 scissors; K3 has glue and 4.</w:t>
+      </w:r>
+    </w:p>
+    <w:p>
+      <w:pPr>
+        <w:pStyle w:val="Heading3"/>
+      </w:pPr>
+      <w:r>
+        <w:t>Repair a missing building block</w:t>
+      </w:r>
+    </w:p>
+    <w:p>
+      <w:r>
+        <w:t>Review Choose Inputs and Outputs (ai-1/30). Goal: Turn the project outcome into precise input and output requirements. Short practice: Trace requests 10 and blank. Why should they not receive the same explanation?. Return to this week and explain what you changed.</w:t>
+      </w:r>
+    </w:p>
+    <w:p>
+      <w:r>
+        <w:t>Review Humans Set Boundaries (ai-1/28). Goal: Distinguish a system’s capability, the correctness of its output and permission to take an action. Short practice: Which original proposal is authorised? Why do the other two need separate approval?. Return to this week and explain what you changed.</w:t>
+      </w:r>
+    </w:p>
+    <w:p>
+      <w:r>
+        <w:t>Review Generate, Retrieve, or Calculate? (ai-1/25). Goal: Distinguish retrieving a record, calculating from inputs and generating wording. Short practice: Label each arrow with its operation. Can the system add snacks because invitations often mention them?. Return to this week and explain what you changed.</w:t>
+      </w:r>
+    </w:p>
+    <w:p>
+      <w:pPr>
+        <w:pStyle w:val="Heading3"/>
+      </w:pPr>
+      <w:r>
+        <w:t>Keep your completed work</w:t>
+      </w:r>
+    </w:p>
+    <w:p>
+      <w:r>
+        <w:t>Use Download completed work in the hosted lesson to export your answers, reflections, practice feedback and code-run evidence. Open the HTML copy to read or print it. Drafts stay in this browser when storage is available; clear drafts on a shared device.</w:t>
       </w:r>
     </w:p>
     <w:sectPr>

--- a/downloads/student/ai-1-week-31.docx
+++ b/downloads/student/ai-1-week-31.docx
@@ -42,6 +42,11 @@
       </w:r>
     </w:p>
     <w:p>
+      <w:r>
+        <w:t>Start with the target: Design a decision process that covers valid, invalid and no-match requests. Try the recall before opening notes.</w:t>
+      </w:r>
+    </w:p>
+    <w:p>
       <w:pPr>
         <w:pStyle w:val="Heading3"/>
       </w:pPr>
@@ -50,17 +55,59 @@
       </w:r>
     </w:p>
     <w:p>
-      <w:r>
-        <w:t>I can design a decision process that covers valid, invalid and no-match requests.</w:t>
-      </w:r>
-    </w:p>
-    <w:p>
-      <w:r>
-        <w:t>I can trace changing state and explain why the search stops.</w:t>
-      </w:r>
-    </w:p>
-    <w:p>
-      <w:r>
+      <w:pPr>
+        <w:spacing w:line="336" w:lineRule="auto" w:after="180"/>
+      </w:pPr>
+      <w:r>
+        <w:rPr>
+          <w:b w:val="0"/>
+        </w:rPr>
+        <w:t xml:space="preserve">I can design a decision </w:t>
+      </w:r>
+      <w:r>
+        <w:rPr>
+          <w:b/>
+        </w:rPr>
+        <w:t>process</w:t>
+      </w:r>
+      <w:r>
+        <w:rPr>
+          <w:b w:val="0"/>
+        </w:rPr>
+        <w:t xml:space="preserve"> that covers valid, invalid and no-match requests.</w:t>
+      </w:r>
+    </w:p>
+    <w:p>
+      <w:pPr>
+        <w:spacing w:line="336" w:lineRule="auto" w:after="180"/>
+      </w:pPr>
+      <w:r>
+        <w:rPr>
+          <w:b w:val="0"/>
+        </w:rPr>
+        <w:t xml:space="preserve">I can trace changing </w:t>
+      </w:r>
+      <w:r>
+        <w:rPr>
+          <w:b/>
+        </w:rPr>
+        <w:t>state</w:t>
+      </w:r>
+      <w:r>
+        <w:rPr>
+          <w:b w:val="0"/>
+        </w:rPr>
+        <w:t xml:space="preserve"> and explain why the search stops.</w:t>
+      </w:r>
+    </w:p>
+    <w:p>
+      <w:pPr>
+        <w:spacing w:line="336" w:lineRule="auto" w:after="180"/>
+      </w:pPr>
+      <w:r>
+        <w:rPr>
+          <w:b w:val="0"/>
+        </w:rPr>
         <w:t>I can preserve both compatibility conditions and the agreed first-match rule.</w:t>
       </w:r>
     </w:p>
@@ -73,33 +120,141 @@
       </w:r>
     </w:p>
     <w:p>
-      <w:r>
+      <w:pPr>
+        <w:spacing w:line="336" w:lineRule="auto" w:after="180"/>
+      </w:pPr>
+      <w:r>
+        <w:rPr>
+          <w:b w:val="0"/>
+        </w:rPr>
         <w:t>Close your notes first. A rough first answer helps us choose the right starting point; it is not a score for your ability.</w:t>
       </w:r>
     </w:p>
     <w:p>
-      <w:r>
-        <w:t>Without opening the old lesson, explain one key idea from Choose Inputs and Outputs. Give an example and a mistake that the idea helps you avoid.</w:t>
-      </w:r>
-    </w:p>
-    <w:p>
-      <w:r>
+      <w:pPr>
+        <w:spacing w:line="336" w:lineRule="auto" w:after="180"/>
+      </w:pPr>
+      <w:r>
+        <w:rPr>
+          <w:b w:val="0"/>
+        </w:rPr>
+        <w:t xml:space="preserve">Without opening the old lesson, explain one key idea from Choose </w:t>
+      </w:r>
+      <w:r>
+        <w:rPr>
+          <w:b/>
+        </w:rPr>
+        <w:t>Input</w:t>
+      </w:r>
+      <w:r>
+        <w:rPr>
+          <w:b w:val="0"/>
+        </w:rPr>
+        <w:t xml:space="preserve">s and </w:t>
+      </w:r>
+      <w:r>
+        <w:rPr>
+          <w:b/>
+        </w:rPr>
+        <w:t>Output</w:t>
+      </w:r>
+      <w:r>
+        <w:rPr>
+          <w:b w:val="0"/>
+        </w:rPr>
+        <w:t>s. Give an example and a mistake that the idea helps you avoid.</w:t>
+      </w:r>
+    </w:p>
+    <w:p>
+      <w:pPr>
+        <w:spacing w:line="336" w:lineRule="auto" w:after="180"/>
+      </w:pPr>
+      <w:r>
+        <w:rPr>
+          <w:b w:val="0"/>
+        </w:rPr>
         <w:t>Without opening the old lesson, explain one key idea from Humans Set Boundaries. Give an example and a mistake that the idea helps you avoid.</w:t>
       </w:r>
     </w:p>
     <w:p>
-      <w:r>
+      <w:pPr>
+        <w:spacing w:line="336" w:lineRule="auto" w:after="180"/>
+      </w:pPr>
+      <w:r>
+        <w:rPr>
+          <w:b w:val="0"/>
+        </w:rPr>
         <w:t>Without opening the old lesson, explain one key idea from Generate, Retrieve, or Calculate?. Give an example and a mistake that the idea helps you avoid.</w:t>
       </w:r>
     </w:p>
     <w:p>
-      <w:r>
-        <w:t>After trying, check the relevant lesson or ask your teacher. Change the part of your explanation that the evidence shows was wrong.</w:t>
-      </w:r>
-    </w:p>
-    <w:p>
-      <w:r>
-        <w:t>Rules or learned patterns must connect inputs to outputs transparently.</w:t>
+      <w:pPr>
+        <w:spacing w:line="336" w:lineRule="auto" w:after="180"/>
+      </w:pPr>
+      <w:r>
+        <w:rPr>
+          <w:b w:val="0"/>
+        </w:rPr>
+        <w:t xml:space="preserve">After trying, check the relevant lesson or ask your teacher. Change the part of your </w:t>
+      </w:r>
+      <w:r>
+        <w:rPr>
+          <w:b/>
+        </w:rPr>
+        <w:t>explanation</w:t>
+      </w:r>
+      <w:r>
+        <w:rPr>
+          <w:b w:val="0"/>
+        </w:rPr>
+        <w:t xml:space="preserve"> that the </w:t>
+      </w:r>
+      <w:r>
+        <w:rPr>
+          <w:b/>
+        </w:rPr>
+        <w:t>evidence</w:t>
+      </w:r>
+      <w:r>
+        <w:rPr>
+          <w:b w:val="0"/>
+        </w:rPr>
+        <w:t xml:space="preserve"> shows was wrong.</w:t>
+      </w:r>
+    </w:p>
+    <w:p>
+      <w:pPr>
+        <w:spacing w:line="336" w:lineRule="auto" w:after="180"/>
+      </w:pPr>
+      <w:r>
+        <w:rPr>
+          <w:b w:val="0"/>
+        </w:rPr>
+        <w:t xml:space="preserve">Rules or learned patterns must connect </w:t>
+      </w:r>
+      <w:r>
+        <w:rPr>
+          <w:b/>
+        </w:rPr>
+        <w:t>input</w:t>
+      </w:r>
+      <w:r>
+        <w:rPr>
+          <w:b w:val="0"/>
+        </w:rPr>
+        <w:t xml:space="preserve">s to </w:t>
+      </w:r>
+      <w:r>
+        <w:rPr>
+          <w:b/>
+        </w:rPr>
+        <w:t>output</w:t>
+      </w:r>
+      <w:r>
+        <w:rPr>
+          <w:b w:val="0"/>
+        </w:rPr>
+        <w:t>s transparently.</w:t>
       </w:r>
     </w:p>
     <w:p>
@@ -139,12 +294,57 @@
       </w:r>
     </w:p>
     <w:p>
-      <w:r>
-        <w:t>LEARNING TARGET  Rule: if paper then P, otherwise M. Inputs are paper, metal, glass and unknown. Repair the rule for paper and metal trays without inventing a glass tray. Trace all four inputs.</w:t>
-      </w:r>
-    </w:p>
-    <w:p>
-      <w:r>
+      <w:pPr>
+        <w:pStyle w:val="Heading3"/>
+      </w:pPr>
+      <w:r>
+        <w:t>Your target</w:t>
+      </w:r>
+    </w:p>
+    <w:p>
+      <w:pPr>
+        <w:spacing w:line="336" w:lineRule="auto" w:after="180"/>
+        <w:shd w:fill="EDF7F3"/>
+      </w:pPr>
+      <w:r>
+        <w:rPr>
+          <w:b w:val="0"/>
+        </w:rPr>
+        <w:t xml:space="preserve">LEARNING TARGET  Rule: if paper then P, otherwise M. </w:t>
+      </w:r>
+      <w:r>
+        <w:rPr>
+          <w:b/>
+        </w:rPr>
+        <w:t>Input</w:t>
+      </w:r>
+      <w:r>
+        <w:rPr>
+          <w:b w:val="0"/>
+        </w:rPr>
+        <w:t xml:space="preserve">s are paper, metal, glass and unknown. Repair the rule for paper and metal trays without inventing a glass tray. Trace all four </w:t>
+      </w:r>
+      <w:r>
+        <w:rPr>
+          <w:b/>
+        </w:rPr>
+        <w:t>input</w:t>
+      </w:r>
+      <w:r>
+        <w:rPr>
+          <w:b w:val="0"/>
+        </w:rPr>
+        <w:t>s.</w:t>
+      </w:r>
+    </w:p>
+    <w:p>
+      <w:pPr>
+        <w:spacing w:line="336" w:lineRule="auto" w:after="180"/>
+      </w:pPr>
+      <w:r>
+        <w:rPr>
+          <w:b w:val="0"/>
+        </w:rPr>
         <w:t>Learner name:</w:t>
       </w:r>
     </w:p>
@@ -157,7 +357,14 @@
       </w:r>
     </w:p>
     <w:p>
-      <w:r>
+      <w:pPr>
+        <w:spacing w:line="336" w:lineRule="auto" w:after="180"/>
+        <w:shd w:fill="F5F1FB"/>
+      </w:pPr>
+      <w:r>
+        <w:rPr>
+          <w:b w:val="0"/>
+        </w:rPr>
         <w:t>For the activity project, how does a blank time differ from a valid request for zero minutes?</w:t>
       </w:r>
     </w:p>
@@ -170,8 +377,38 @@
       </w:r>
     </w:p>
     <w:p>
-      <w:r>
-        <w:t>By the end, I can design a complete decision flow with validation, search and stopping.</w:t>
+      <w:pPr>
+        <w:spacing w:line="336" w:lineRule="auto" w:after="180"/>
+      </w:pPr>
+      <w:r>
+        <w:rPr>
+          <w:b w:val="0"/>
+        </w:rPr>
+        <w:t xml:space="preserve">By the end, I can design a complete </w:t>
+      </w:r>
+      <w:r>
+        <w:rPr>
+          <w:b/>
+        </w:rPr>
+        <w:t>decision flow</w:t>
+      </w:r>
+      <w:r>
+        <w:rPr>
+          <w:b w:val="0"/>
+        </w:rPr>
+        <w:t xml:space="preserve"> with </w:t>
+      </w:r>
+      <w:r>
+        <w:rPr>
+          <w:b/>
+        </w:rPr>
+        <w:t>validation</w:t>
+      </w:r>
+      <w:r>
+        <w:rPr>
+          <w:b w:val="0"/>
+        </w:rPr>
+        <w:t>, search and stopping.</w:t>
       </w:r>
     </w:p>
     <w:p>
@@ -184,6 +421,17 @@
     </w:p>
     <w:p>
       <w:r>
+        <w:t>Investigate the supplied Design the Decision Process case. Separate observations, given facts and assumptions before choosing an explanation.</w:t>
+      </w:r>
+    </w:p>
+    <w:p>
+      <w:pPr>
+        <w:spacing w:line="336" w:lineRule="auto" w:after="180"/>
+      </w:pPr>
+      <w:r>
+        <w:rPr>
+          <w:b/>
+        </w:rPr>
         <w:t>PICTURE STORY</w:t>
       </w:r>
     </w:p>
@@ -196,8 +444,26 @@
       </w:r>
     </w:p>
     <w:p>
-      <w:r>
-        <w:t>Pictures give clues; evidence tells us what the clues mean.</w:t>
+      <w:pPr>
+        <w:spacing w:line="336" w:lineRule="auto" w:after="180"/>
+      </w:pPr>
+      <w:r>
+        <w:rPr>
+          <w:b w:val="0"/>
+        </w:rPr>
+        <w:t xml:space="preserve">Pictures give clues; </w:t>
+      </w:r>
+      <w:r>
+        <w:rPr>
+          <w:b/>
+        </w:rPr>
+        <w:t>evidence</w:t>
+      </w:r>
+      <w:r>
+        <w:rPr>
+          <w:b w:val="0"/>
+        </w:rPr>
+        <w:t xml:space="preserve"> tells us what the clues mean.</w:t>
       </w:r>
     </w:p>
     <w:p>
@@ -237,7 +503,22 @@
       </w:r>
     </w:p>
     <w:p>
-      <w:r>
+      <w:pPr>
+        <w:pStyle w:val="Heading3"/>
+      </w:pPr>
+      <w:r>
+        <w:t>Start with this puzzle</w:t>
+      </w:r>
+    </w:p>
+    <w:p>
+      <w:pPr>
+        <w:spacing w:line="336" w:lineRule="auto" w:after="180"/>
+        <w:shd w:fill="F1F6FC"/>
+      </w:pPr>
+      <w:r>
+        <w:rPr>
+          <w:b w:val="0"/>
+        </w:rPr>
         <w:t>MYSTERY  A transparent sorter first checks item type, then one disambiguating feature, then sends unclear items to review.</w:t>
       </w:r>
     </w:p>
@@ -250,33 +531,118 @@
       </w:r>
     </w:p>
     <w:p>
-      <w:r>
+      <w:pPr>
+        <w:spacing w:line="336" w:lineRule="auto" w:after="180"/>
+      </w:pPr>
+      <w:r>
+        <w:rPr>
+          <w:b w:val="0"/>
+        </w:rPr>
         <w:t>Name three visible details without explaining them yet.</w:t>
       </w:r>
     </w:p>
     <w:p>
-      <w:r>
+      <w:pPr>
+        <w:spacing w:line="336" w:lineRule="auto" w:after="180"/>
+      </w:pPr>
+      <w:r>
+        <w:rPr>
+          <w:b w:val="0"/>
+        </w:rPr>
         <w:t>Circle the detail most connected to the system's decision.</w:t>
       </w:r>
     </w:p>
     <w:p>
-      <w:r>
+      <w:pPr>
+        <w:spacing w:line="336" w:lineRule="auto" w:after="180"/>
+      </w:pPr>
+      <w:r>
+        <w:rPr>
+          <w:b w:val="0"/>
+        </w:rPr>
         <w:t>Name one detail that may be decoration or distraction.</w:t>
       </w:r>
     </w:p>
     <w:p>
-      <w:r>
-        <w:t>Make a first prediction and state the clue that supports it.</w:t>
-      </w:r>
-    </w:p>
-    <w:p>
-      <w:r>
-        <w:t>My observations, prediction, and evidence:</w:t>
-      </w:r>
-    </w:p>
-    <w:p>
-      <w:r>
-        <w:t>GOOD THINKING  A prediction can change when stronger evidence appears.</w:t>
+      <w:pPr>
+        <w:spacing w:line="336" w:lineRule="auto" w:after="180"/>
+      </w:pPr>
+      <w:r>
+        <w:rPr>
+          <w:b w:val="0"/>
+        </w:rPr>
+        <w:t xml:space="preserve">Make a first </w:t>
+      </w:r>
+      <w:r>
+        <w:rPr>
+          <w:b/>
+        </w:rPr>
+        <w:t>prediction</w:t>
+      </w:r>
+      <w:r>
+        <w:rPr>
+          <w:b w:val="0"/>
+        </w:rPr>
+        <w:t xml:space="preserve"> and </w:t>
+      </w:r>
+      <w:r>
+        <w:rPr>
+          <w:b/>
+        </w:rPr>
+        <w:t>state</w:t>
+      </w:r>
+      <w:r>
+        <w:rPr>
+          <w:b w:val="0"/>
+        </w:rPr>
+        <w:t xml:space="preserve"> the clue that supports it.</w:t>
+      </w:r>
+    </w:p>
+    <w:p>
+      <w:pPr>
+        <w:spacing w:line="336" w:lineRule="auto" w:after="180"/>
+      </w:pPr>
+      <w:r>
+        <w:rPr>
+          <w:b w:val="0"/>
+        </w:rPr>
+        <w:t xml:space="preserve">My </w:t>
+      </w:r>
+      <w:r>
+        <w:rPr>
+          <w:b/>
+        </w:rPr>
+        <w:t>observation</w:t>
+      </w:r>
+      <w:r>
+        <w:rPr>
+          <w:b w:val="0"/>
+        </w:rPr>
+        <w:t xml:space="preserve">s, </w:t>
+      </w:r>
+      <w:r>
+        <w:rPr>
+          <w:b/>
+        </w:rPr>
+        <w:t>prediction</w:t>
+      </w:r>
+      <w:r>
+        <w:rPr>
+          <w:b w:val="0"/>
+        </w:rPr>
+        <w:t xml:space="preserve">, and </w:t>
+      </w:r>
+      <w:r>
+        <w:rPr>
+          <w:b/>
+        </w:rPr>
+        <w:t>evidence</w:t>
+      </w:r>
+      <w:r>
+        <w:rPr>
+          <w:b w:val="0"/>
+        </w:rPr>
+        <w:t>:</w:t>
       </w:r>
     </w:p>
     <w:p>
@@ -284,22 +650,249 @@
         <w:pStyle w:val="Heading3"/>
       </w:pPr>
       <w:r>
+        <w:t>Thinking habit</w:t>
+      </w:r>
+    </w:p>
+    <w:p>
+      <w:pPr>
+        <w:spacing w:line="336" w:lineRule="auto" w:after="180"/>
+        <w:shd w:fill="EDF7F3"/>
+      </w:pPr>
+      <w:r>
+        <w:rPr>
+          <w:b w:val="0"/>
+        </w:rPr>
+        <w:t xml:space="preserve">GOOD THINKING  A </w:t>
+      </w:r>
+      <w:r>
+        <w:rPr>
+          <w:b/>
+        </w:rPr>
+        <w:t>prediction</w:t>
+      </w:r>
+      <w:r>
+        <w:rPr>
+          <w:b w:val="0"/>
+        </w:rPr>
+        <w:t xml:space="preserve"> can change when stronger </w:t>
+      </w:r>
+      <w:r>
+        <w:rPr>
+          <w:b/>
+        </w:rPr>
+        <w:t>evidence</w:t>
+      </w:r>
+      <w:r>
+        <w:rPr>
+          <w:b w:val="0"/>
+        </w:rPr>
+        <w:t xml:space="preserve"> appears.</w:t>
+      </w:r>
+    </w:p>
+    <w:p>
+      <w:pPr>
+        <w:pStyle w:val="Heading3"/>
+      </w:pPr>
+      <w:r>
         <w:t>A closer explanation</w:t>
       </w:r>
     </w:p>
     <w:p>
-      <w:r>
-        <w:t>A complete process says what happens for every kind of request in the task. It must handle a fitting activity, no fitting activity and unusable input. We will design a paper algorithm before building the prototype. Its decisions use the requirements from Week 30, so a different drawing should not silently change what counts as correct.</w:t>
-      </w:r>
-    </w:p>
-    <w:p>
-      <w:r>
-        <w:t>Keep the same catalogue order: B1 Bookmark drawing, 10 minutes, quiet Yes; B2 Story circle, 8 minutes, quiet No; B3 Pattern puzzle, 12 minutes, quiet Yes; B4 Tower challenge, 15 minutes, quiet No. These are fixed paper-model values with materials assumed available. Valid input is a whole number of minutes from 0 to 30 and Quiet required Yes or No.</w:t>
-      </w:r>
-    </w:p>
-    <w:p>
-      <w:r>
-        <w:t>A candidate fits when its required minutes are no more than the available minutes and either quiet is not required or the activity is quiet. Both parts must hold. The output is the first fitting activity in catalogue order, with a reason, or a clear no-match result. Invalid or missing input produces a clarification request. None of these outputs books materials or publishes a message.</w:t>
+      <w:pPr>
+        <w:spacing w:line="336" w:lineRule="auto" w:after="180"/>
+      </w:pPr>
+      <w:r>
+        <w:rPr>
+          <w:b w:val="0"/>
+        </w:rPr>
+        <w:t xml:space="preserve">A complete </w:t>
+      </w:r>
+      <w:r>
+        <w:rPr>
+          <w:b/>
+        </w:rPr>
+        <w:t>process</w:t>
+      </w:r>
+      <w:r>
+        <w:rPr>
+          <w:b w:val="0"/>
+        </w:rPr>
+        <w:t xml:space="preserve"> says what happens for every kind of request in the task. It must handle a </w:t>
+      </w:r>
+      <w:r>
+        <w:rPr>
+          <w:b/>
+        </w:rPr>
+        <w:t>fitting</w:t>
+      </w:r>
+      <w:r>
+        <w:rPr>
+          <w:b w:val="0"/>
+        </w:rPr>
+        <w:t xml:space="preserve"> activity, no </w:t>
+      </w:r>
+      <w:r>
+        <w:rPr>
+          <w:b/>
+        </w:rPr>
+        <w:t>fitting</w:t>
+      </w:r>
+      <w:r>
+        <w:rPr>
+          <w:b w:val="0"/>
+        </w:rPr>
+        <w:t xml:space="preserve"> activity and unusable </w:t>
+      </w:r>
+      <w:r>
+        <w:rPr>
+          <w:b/>
+        </w:rPr>
+        <w:t>input</w:t>
+      </w:r>
+      <w:r>
+        <w:rPr>
+          <w:b w:val="0"/>
+        </w:rPr>
+        <w:t>. We will design a paper algorithm before building the prototype.</w:t>
+      </w:r>
+    </w:p>
+    <w:p>
+      <w:pPr>
+        <w:spacing w:line="336" w:lineRule="auto" w:after="180"/>
+      </w:pPr>
+      <w:r>
+        <w:rPr>
+          <w:b w:val="0"/>
+        </w:rPr>
+        <w:t>Its decisions use the requirements from Week 30, so a different drawing should not silently change what counts as correct.</w:t>
+      </w:r>
+    </w:p>
+    <w:p>
+      <w:pPr>
+        <w:spacing w:line="336" w:lineRule="auto" w:after="180"/>
+      </w:pPr>
+      <w:r>
+        <w:rPr>
+          <w:b w:val="0"/>
+        </w:rPr>
+        <w:t xml:space="preserve">Keep the same catalogue order: B1 Bookmark drawing, 10 minutes, quiet Yes; B2 Story circle, 8 minutes, quiet No; B3 Pattern puzzle, </w:t>
+      </w:r>
+      <w:r>
+        <w:rPr>
+          <w:b/>
+        </w:rPr>
+        <w:t>12 minutes</w:t>
+      </w:r>
+      <w:r>
+        <w:rPr>
+          <w:b w:val="0"/>
+        </w:rPr>
+        <w:t>, quiet Yes; B4 Tower challenge, 15 minutes, quiet No.</w:t>
+      </w:r>
+    </w:p>
+    <w:p>
+      <w:pPr>
+        <w:spacing w:line="336" w:lineRule="auto" w:after="180"/>
+      </w:pPr>
+      <w:r>
+        <w:rPr>
+          <w:b w:val="0"/>
+        </w:rPr>
+        <w:t xml:space="preserve">These are fixed paper-model values with materials assumed available. Valid </w:t>
+      </w:r>
+      <w:r>
+        <w:rPr>
+          <w:b/>
+        </w:rPr>
+        <w:t>input</w:t>
+      </w:r>
+      <w:r>
+        <w:rPr>
+          <w:b w:val="0"/>
+        </w:rPr>
+        <w:t xml:space="preserve"> is a whole number of minutes from 0 to 30 and Quiet required Yes or No.</w:t>
+      </w:r>
+    </w:p>
+    <w:p>
+      <w:pPr>
+        <w:spacing w:line="336" w:lineRule="auto" w:after="180"/>
+      </w:pPr>
+      <w:r>
+        <w:rPr>
+          <w:b w:val="0"/>
+        </w:rPr>
+        <w:t xml:space="preserve">A </w:t>
+      </w:r>
+      <w:r>
+        <w:rPr>
+          <w:b/>
+        </w:rPr>
+        <w:t>candidate</w:t>
+      </w:r>
+      <w:r>
+        <w:rPr>
+          <w:b w:val="0"/>
+        </w:rPr>
+        <w:t xml:space="preserve"> fits when its required minutes are no more than the available minutes and either quiet is not required or the activity is quiet. Both parts must hold.</w:t>
+      </w:r>
+    </w:p>
+    <w:p>
+      <w:pPr>
+        <w:spacing w:line="336" w:lineRule="auto" w:after="180"/>
+      </w:pPr>
+      <w:r>
+        <w:rPr>
+          <w:b w:val="0"/>
+        </w:rPr>
+        <w:t xml:space="preserve">The </w:t>
+      </w:r>
+      <w:r>
+        <w:rPr>
+          <w:b/>
+        </w:rPr>
+        <w:t>output</w:t>
+      </w:r>
+      <w:r>
+        <w:rPr>
+          <w:b w:val="0"/>
+        </w:rPr>
+        <w:t xml:space="preserve"> is the first </w:t>
+      </w:r>
+      <w:r>
+        <w:rPr>
+          <w:b/>
+        </w:rPr>
+        <w:t>fitting</w:t>
+      </w:r>
+      <w:r>
+        <w:rPr>
+          <w:b w:val="0"/>
+        </w:rPr>
+        <w:t xml:space="preserve"> activity in catalogue order, with a reason, or a clear no-match result. Invalid or missing </w:t>
+      </w:r>
+      <w:r>
+        <w:rPr>
+          <w:b/>
+        </w:rPr>
+        <w:t>input</w:t>
+      </w:r>
+      <w:r>
+        <w:rPr>
+          <w:b w:val="0"/>
+        </w:rPr>
+        <w:t xml:space="preserve"> produces a clarification request. None of these </w:t>
+      </w:r>
+      <w:r>
+        <w:rPr>
+          <w:b/>
+        </w:rPr>
+        <w:t>output</w:t>
+      </w:r>
+      <w:r>
+        <w:rPr>
+          <w:b w:val="0"/>
+        </w:rPr>
+        <w:t>s books materials or publishes a message.</w:t>
       </w:r>
     </w:p>
     <w:p>
@@ -312,7 +905,24 @@
     </w:p>
     <w:p>
       <w:r>
-        <w:t>VISUAL MECHANISM</w:t>
+        <w:t>Follow the mechanism for Design the Decision Process. Connect each labelled input, deciding step and result.</w:t>
+      </w:r>
+    </w:p>
+    <w:p>
+      <w:pPr>
+        <w:spacing w:line="336" w:lineRule="auto" w:after="180"/>
+      </w:pPr>
+      <w:r>
+        <w:rPr>
+          <w:b/>
+        </w:rPr>
+        <w:t xml:space="preserve">VISUAL </w:t>
+      </w:r>
+      <w:r>
+        <w:rPr>
+          <w:b/>
+        </w:rPr>
+        <w:t>MECHANISM</w:t>
       </w:r>
     </w:p>
     <w:p>
@@ -324,7 +934,13 @@
       </w:r>
     </w:p>
     <w:p>
-      <w:r>
+      <w:pPr>
+        <w:spacing w:line="336" w:lineRule="auto" w:after="180"/>
+      </w:pPr>
+      <w:r>
+        <w:rPr>
+          <w:b w:val="0"/>
+        </w:rPr>
         <w:t>Follow the information instead of imagining magic inside the machine.</w:t>
       </w:r>
     </w:p>
@@ -437,32 +1053,200 @@
       </w:r>
     </w:p>
     <w:p>
-      <w:r>
-        <w:t>INPUT  approved input fields</w:t>
-      </w:r>
-    </w:p>
-    <w:p>
-      <w:r>
-        <w:t>PROCESS  smallest rule or learned decision flow with visible branches</w:t>
-      </w:r>
-    </w:p>
-    <w:p>
-      <w:r>
-        <w:t>OUTPUT  suggested bin, not sure, and reason</w:t>
-      </w:r>
-    </w:p>
-    <w:p>
-      <w:r>
-        <w:t>CORE IDEA  Rules or learned patterns must connect inputs to outputs transparently.</w:t>
-      </w:r>
-    </w:p>
-    <w:p>
-      <w:r>
-        <w:t>UNDER THE HOOD  A decision process operationalizes the interface contract. Simplicity improves testability and explanation, but oversimplification can erase relevant distinctions. Learned components need explicit data, threshold, and fallback documentation.</w:t>
-      </w:r>
-    </w:p>
-    <w:p>
-      <w:r>
+      <w:pPr>
+        <w:spacing w:line="336" w:lineRule="auto" w:after="180"/>
+      </w:pPr>
+      <w:r>
+        <w:rPr>
+          <w:b/>
+        </w:rPr>
+        <w:t>INPUT</w:t>
+      </w:r>
+      <w:r>
+        <w:rPr>
+          <w:b w:val="0"/>
+        </w:rPr>
+        <w:t xml:space="preserve">  approved </w:t>
+      </w:r>
+      <w:r>
+        <w:rPr>
+          <w:b/>
+        </w:rPr>
+        <w:t>input</w:t>
+      </w:r>
+      <w:r>
+        <w:rPr>
+          <w:b w:val="0"/>
+        </w:rPr>
+        <w:t xml:space="preserve"> fields</w:t>
+      </w:r>
+    </w:p>
+    <w:p>
+      <w:pPr>
+        <w:spacing w:line="336" w:lineRule="auto" w:after="180"/>
+      </w:pPr>
+      <w:r>
+        <w:rPr>
+          <w:b/>
+        </w:rPr>
+        <w:t>PROCESS</w:t>
+      </w:r>
+      <w:r>
+        <w:rPr>
+          <w:b w:val="0"/>
+        </w:rPr>
+        <w:t xml:space="preserve">  smallest rule or learned </w:t>
+      </w:r>
+      <w:r>
+        <w:rPr>
+          <w:b/>
+        </w:rPr>
+        <w:t>decision flow</w:t>
+      </w:r>
+      <w:r>
+        <w:rPr>
+          <w:b w:val="0"/>
+        </w:rPr>
+        <w:t xml:space="preserve"> with visible </w:t>
+      </w:r>
+      <w:r>
+        <w:rPr>
+          <w:b/>
+        </w:rPr>
+        <w:t>branch</w:t>
+      </w:r>
+      <w:r>
+        <w:rPr>
+          <w:b w:val="0"/>
+        </w:rPr>
+        <w:t>es</w:t>
+      </w:r>
+    </w:p>
+    <w:p>
+      <w:pPr>
+        <w:spacing w:line="336" w:lineRule="auto" w:after="180"/>
+      </w:pPr>
+      <w:r>
+        <w:rPr>
+          <w:b/>
+        </w:rPr>
+        <w:t>OUTPUT</w:t>
+      </w:r>
+      <w:r>
+        <w:rPr>
+          <w:b w:val="0"/>
+        </w:rPr>
+        <w:t xml:space="preserve">  suggested bin, not sure, and reason</w:t>
+      </w:r>
+    </w:p>
+    <w:p>
+      <w:pPr>
+        <w:pStyle w:val="Heading3"/>
+      </w:pPr>
+      <w:r>
+        <w:t>Key idea</w:t>
+      </w:r>
+    </w:p>
+    <w:p>
+      <w:pPr>
+        <w:spacing w:line="336" w:lineRule="auto" w:after="180"/>
+        <w:shd w:fill="EDF7F3"/>
+      </w:pPr>
+      <w:r>
+        <w:rPr>
+          <w:b w:val="0"/>
+        </w:rPr>
+        <w:t xml:space="preserve">CORE IDEA  Rules or learned patterns must connect </w:t>
+      </w:r>
+      <w:r>
+        <w:rPr>
+          <w:b/>
+        </w:rPr>
+        <w:t>input</w:t>
+      </w:r>
+      <w:r>
+        <w:rPr>
+          <w:b w:val="0"/>
+        </w:rPr>
+        <w:t xml:space="preserve">s to </w:t>
+      </w:r>
+      <w:r>
+        <w:rPr>
+          <w:b/>
+        </w:rPr>
+        <w:t>output</w:t>
+      </w:r>
+      <w:r>
+        <w:rPr>
+          <w:b w:val="0"/>
+        </w:rPr>
+        <w:t>s transparently.</w:t>
+      </w:r>
+    </w:p>
+    <w:p>
+      <w:pPr>
+        <w:pStyle w:val="Heading3"/>
+      </w:pPr>
+      <w:r>
+        <w:t>How the mechanism works</w:t>
+      </w:r>
+    </w:p>
+    <w:p>
+      <w:pPr>
+        <w:spacing w:line="336" w:lineRule="auto" w:after="180"/>
+        <w:shd w:fill="F1F6F8"/>
+      </w:pPr>
+      <w:r>
+        <w:rPr>
+          <w:b w:val="0"/>
+        </w:rPr>
+        <w:t xml:space="preserve">UNDER THE HOOD  A decision </w:t>
+      </w:r>
+      <w:r>
+        <w:rPr>
+          <w:b/>
+        </w:rPr>
+        <w:t>process</w:t>
+      </w:r>
+      <w:r>
+        <w:rPr>
+          <w:b w:val="0"/>
+        </w:rPr>
+        <w:t xml:space="preserve"> operationalizes the interface contract. Simplicity improves testability and </w:t>
+      </w:r>
+      <w:r>
+        <w:rPr>
+          <w:b/>
+        </w:rPr>
+        <w:t>explanation</w:t>
+      </w:r>
+      <w:r>
+        <w:rPr>
+          <w:b w:val="0"/>
+        </w:rPr>
+        <w:t>, but oversimplification can erase relevant distinctions.</w:t>
+      </w:r>
+    </w:p>
+    <w:p>
+      <w:pPr>
+        <w:spacing w:line="336" w:lineRule="auto" w:after="180"/>
+        <w:shd w:fill="F1F6F8"/>
+      </w:pPr>
+      <w:r>
+        <w:rPr>
+          <w:b w:val="0"/>
+        </w:rPr>
+        <w:t>Learned components need explicit data, threshold, and fallback documentation.</w:t>
+      </w:r>
+    </w:p>
+    <w:p>
+      <w:pPr>
+        <w:spacing w:line="336" w:lineRule="auto" w:after="180"/>
+      </w:pPr>
+      <w:r>
+        <w:rPr>
+          <w:b w:val="0"/>
+        </w:rPr>
         <w:t>Draw a fresh example with all three stages:</w:t>
       </w:r>
     </w:p>
@@ -663,13 +1447,125 @@
       </w:r>
     </w:p>
     <w:p>
-      <w:r>
-        <w:t>Begin by checking the request. If minutes are missing, outside 0 to 30 or not a whole number, ask for a whole number in that range. If the quiet field is not Yes or No, ask for one of those values. State the fields needing correction and stop this run. When a corrected request arrives, validate it as a new run rather than continuing with old candidate state.</w:t>
-      </w:r>
-    </w:p>
-    <w:p>
-      <w:r>
-        <w:t>For a valid request, start at B1. Check time and the quiet condition for the current candidate. If both pass, output that candidate and stop. If either fails, move forward exactly one row. After B4 fails, there is no next row, so output no match and stop. Never jump back to B1 within the same search.</w:t>
+      <w:pPr>
+        <w:spacing w:line="336" w:lineRule="auto" w:after="180"/>
+      </w:pPr>
+      <w:r>
+        <w:rPr>
+          <w:b w:val="0"/>
+        </w:rPr>
+        <w:t>Begin by checking the request. If minutes are missing, outside 0 to 30 or not a whole number, ask for a whole number in that range. If the quiet field is not Yes or No, ask for one of those values.</w:t>
+      </w:r>
+    </w:p>
+    <w:p>
+      <w:pPr>
+        <w:spacing w:line="336" w:lineRule="auto" w:after="180"/>
+      </w:pPr>
+      <w:r>
+        <w:rPr>
+          <w:b/>
+        </w:rPr>
+        <w:t>State</w:t>
+      </w:r>
+      <w:r>
+        <w:rPr>
+          <w:b w:val="0"/>
+        </w:rPr>
+        <w:t xml:space="preserve"> the fields needing correction and stop this run. When a corrected request arrives, validate it as a new run rather than continuing with old </w:t>
+      </w:r>
+      <w:r>
+        <w:rPr>
+          <w:b/>
+        </w:rPr>
+        <w:t>candidate</w:t>
+      </w:r>
+      <w:r>
+        <w:rPr>
+          <w:b w:val="0"/>
+        </w:rPr>
+        <w:t xml:space="preserve"> </w:t>
+      </w:r>
+      <w:r>
+        <w:rPr>
+          <w:b/>
+        </w:rPr>
+        <w:t>state</w:t>
+      </w:r>
+      <w:r>
+        <w:rPr>
+          <w:b w:val="0"/>
+        </w:rPr>
+        <w:t>.</w:t>
+      </w:r>
+    </w:p>
+    <w:p>
+      <w:pPr>
+        <w:spacing w:line="336" w:lineRule="auto" w:after="180"/>
+      </w:pPr>
+      <w:r>
+        <w:rPr>
+          <w:b w:val="0"/>
+        </w:rPr>
+        <w:t xml:space="preserve">For a valid request, start at B1. Check time and the quiet condition for the current </w:t>
+      </w:r>
+      <w:r>
+        <w:rPr>
+          <w:b/>
+        </w:rPr>
+        <w:t>candidate</w:t>
+      </w:r>
+      <w:r>
+        <w:rPr>
+          <w:b w:val="0"/>
+        </w:rPr>
+        <w:t xml:space="preserve">. If both pass, </w:t>
+      </w:r>
+      <w:r>
+        <w:rPr>
+          <w:b/>
+        </w:rPr>
+        <w:t>output</w:t>
+      </w:r>
+      <w:r>
+        <w:rPr>
+          <w:b w:val="0"/>
+        </w:rPr>
+        <w:t xml:space="preserve"> that </w:t>
+      </w:r>
+      <w:r>
+        <w:rPr>
+          <w:b/>
+        </w:rPr>
+        <w:t>candidate</w:t>
+      </w:r>
+      <w:r>
+        <w:rPr>
+          <w:b w:val="0"/>
+        </w:rPr>
+        <w:t xml:space="preserve"> and stop. If either fails, move forward exactly one row.</w:t>
+      </w:r>
+    </w:p>
+    <w:p>
+      <w:pPr>
+        <w:spacing w:line="336" w:lineRule="auto" w:after="180"/>
+      </w:pPr>
+      <w:r>
+        <w:rPr>
+          <w:b w:val="0"/>
+        </w:rPr>
+        <w:t xml:space="preserve">After B4 fails, there is no next row, so </w:t>
+      </w:r>
+      <w:r>
+        <w:rPr>
+          <w:b/>
+        </w:rPr>
+        <w:t>output</w:t>
+      </w:r>
+      <w:r>
+        <w:rPr>
+          <w:b w:val="0"/>
+        </w:rPr>
+        <w:t xml:space="preserve"> no match and stop. Never jump back to B1 within the same search.</w:t>
       </w:r>
     </w:p>
     <w:p>
@@ -681,8 +1577,26 @@
       </w:r>
     </w:p>
     <w:p>
-      <w:r>
-        <w:t>Point to the input, the deciding step and the result in this week’s visual. Explain the same step in ordinary words. A picture helps when you can say what each part represents.</w:t>
+      <w:pPr>
+        <w:spacing w:line="336" w:lineRule="auto" w:after="180"/>
+      </w:pPr>
+      <w:r>
+        <w:rPr>
+          <w:b w:val="0"/>
+        </w:rPr>
+        <w:t xml:space="preserve">Point to the </w:t>
+      </w:r>
+      <w:r>
+        <w:rPr>
+          <w:b/>
+        </w:rPr>
+        <w:t>input</w:t>
+      </w:r>
+      <w:r>
+        <w:rPr>
+          <w:b w:val="0"/>
+        </w:rPr>
+        <w:t>, the deciding step and the result in this week’s visual. Explain the same step in ordinary words. A picture helps when you can say what each part represents.</w:t>
       </w:r>
     </w:p>
     <w:p>
@@ -695,6 +1609,17 @@
     </w:p>
     <w:p>
       <w:r>
+        <w:t>Compare the supplied cases for Design the Decision Process. Identify the detail that changes the conclusion.</w:t>
+      </w:r>
+    </w:p>
+    <w:p>
+      <w:pPr>
+        <w:spacing w:line="336" w:lineRule="auto" w:after="180"/>
+      </w:pPr>
+      <w:r>
+        <w:rPr>
+          <w:b/>
+        </w:rPr>
         <w:t>PICTURE GALLERY</w:t>
       </w:r>
     </w:p>
@@ -707,8 +1632,26 @@
       </w:r>
     </w:p>
     <w:p>
-      <w:r>
-        <w:t>Use the visual cue, then read the evidence carefully.</w:t>
+      <w:pPr>
+        <w:spacing w:line="336" w:lineRule="auto" w:after="180"/>
+      </w:pPr>
+      <w:r>
+        <w:rPr>
+          <w:b w:val="0"/>
+        </w:rPr>
+        <w:t xml:space="preserve">Use the visual cue, then read the </w:t>
+      </w:r>
+      <w:r>
+        <w:rPr>
+          <w:b/>
+        </w:rPr>
+        <w:t>evidence</w:t>
+      </w:r>
+      <w:r>
+        <w:rPr>
+          <w:b w:val="0"/>
+        </w:rPr>
+        <w:t xml:space="preserve"> carefully.</w:t>
       </w:r>
     </w:p>
     <w:p>
@@ -856,33 +1799,163 @@
       </w:r>
     </w:p>
     <w:p>
-      <w:r>
-        <w:t>CASE 1 — Picture-rule baseline  Clue: direct visible branches. Meaning: easy to inspect.</w:t>
-      </w:r>
-    </w:p>
-    <w:p>
-      <w:r>
-        <w:t>CASE 2 — Learned classifier  Clue: patterns from examples. Meaning: needs data evidence.</w:t>
-      </w:r>
-    </w:p>
-    <w:p>
-      <w:r>
+      <w:pPr>
+        <w:pStyle w:val="Heading3"/>
+      </w:pPr>
+      <w:r>
+        <w:t>The case to investigate</w:t>
+      </w:r>
+    </w:p>
+    <w:p>
+      <w:pPr>
+        <w:spacing w:line="336" w:lineRule="auto" w:after="180"/>
+        <w:shd w:fill="F1F6FC"/>
+      </w:pPr>
+      <w:r>
+        <w:rPr>
+          <w:b w:val="0"/>
+        </w:rPr>
+        <w:t xml:space="preserve">CASE 1 — Picture-rule </w:t>
+      </w:r>
+      <w:r>
+        <w:rPr>
+          <w:b/>
+        </w:rPr>
+        <w:t>baseline</w:t>
+      </w:r>
+      <w:r>
+        <w:rPr>
+          <w:b w:val="0"/>
+        </w:rPr>
+        <w:t xml:space="preserve">  Clue: direct visible </w:t>
+      </w:r>
+      <w:r>
+        <w:rPr>
+          <w:b/>
+        </w:rPr>
+        <w:t>branch</w:t>
+      </w:r>
+      <w:r>
+        <w:rPr>
+          <w:b w:val="0"/>
+        </w:rPr>
+        <w:t>es. Meaning: easy to inspect.</w:t>
+      </w:r>
+    </w:p>
+    <w:p>
+      <w:pPr>
+        <w:pStyle w:val="Heading3"/>
+      </w:pPr>
+      <w:r>
+        <w:t>The case to investigate</w:t>
+      </w:r>
+    </w:p>
+    <w:p>
+      <w:pPr>
+        <w:spacing w:line="336" w:lineRule="auto" w:after="180"/>
+        <w:shd w:fill="F1F6FC"/>
+      </w:pPr>
+      <w:r>
+        <w:rPr>
+          <w:b w:val="0"/>
+        </w:rPr>
+        <w:t xml:space="preserve">CASE 2 — Learned classifier  Clue: patterns from examples. Meaning: needs data </w:t>
+      </w:r>
+      <w:r>
+        <w:rPr>
+          <w:b/>
+        </w:rPr>
+        <w:t>evidence</w:t>
+      </w:r>
+      <w:r>
+        <w:rPr>
+          <w:b w:val="0"/>
+        </w:rPr>
+        <w:t>.</w:t>
+      </w:r>
+    </w:p>
+    <w:p>
+      <w:pPr>
+        <w:pStyle w:val="Heading3"/>
+      </w:pPr>
+      <w:r>
+        <w:t>The case to investigate</w:t>
+      </w:r>
+    </w:p>
+    <w:p>
+      <w:pPr>
+        <w:spacing w:line="336" w:lineRule="auto" w:after="180"/>
+        <w:shd w:fill="F1F6FC"/>
+      </w:pPr>
+      <w:r>
+        <w:rPr>
+          <w:b w:val="0"/>
+        </w:rPr>
         <w:t>CASE 3 — Extra unused field  Clue: never changes path. Meaning: remove.</w:t>
       </w:r>
     </w:p>
     <w:p>
-      <w:r>
+      <w:pPr>
+        <w:pStyle w:val="Heading3"/>
+      </w:pPr>
+      <w:r>
+        <w:t>The case to investigate</w:t>
+      </w:r>
+    </w:p>
+    <w:p>
+      <w:pPr>
+        <w:spacing w:line="336" w:lineRule="auto" w:after="180"/>
+        <w:shd w:fill="F1F6FC"/>
+      </w:pPr>
+      <w:r>
+        <w:rPr>
+          <w:b w:val="0"/>
+        </w:rPr>
         <w:t>CASE 4 — No fallback  Clue: forces ambiguous label. Meaning: add review.</w:t>
       </w:r>
     </w:p>
     <w:p>
-      <w:r>
+      <w:pPr>
+        <w:pStyle w:val="Heading3"/>
+      </w:pPr>
+      <w:r>
+        <w:t>Keep this boundary clear</w:t>
+      </w:r>
+    </w:p>
+    <w:p>
+      <w:pPr>
+        <w:spacing w:line="336" w:lineRule="auto" w:after="180"/>
+        <w:shd w:fill="FFF5E6"/>
+      </w:pPr>
+      <w:r>
+        <w:rPr>
+          <w:b w:val="0"/>
+        </w:rPr>
         <w:t>BOUNDARY  Transparent does not mean correct; the flow still needs testing.</w:t>
       </w:r>
     </w:p>
     <w:p>
-      <w:r>
-        <w:t>Which two pictures are easiest to confuse? What evidence separates them?</w:t>
+      <w:pPr>
+        <w:spacing w:line="336" w:lineRule="auto" w:after="180"/>
+        <w:shd w:fill="F5F1FB"/>
+      </w:pPr>
+      <w:r>
+        <w:rPr>
+          <w:b w:val="0"/>
+        </w:rPr>
+        <w:t xml:space="preserve">Which two pictures are easiest to confuse? What </w:t>
+      </w:r>
+      <w:r>
+        <w:rPr>
+          <w:b/>
+        </w:rPr>
+        <w:t>evidence</w:t>
+      </w:r>
+      <w:r>
+        <w:rPr>
+          <w:b w:val="0"/>
+        </w:rPr>
+        <w:t xml:space="preserve"> separates them?</w:t>
       </w:r>
     </w:p>
     <w:p>
@@ -894,17 +1967,68 @@
       </w:r>
     </w:p>
     <w:p>
-      <w:r>
+      <w:pPr>
+        <w:pStyle w:val="Heading3"/>
+      </w:pPr>
+      <w:r>
+        <w:t>Change one thing</w:t>
+      </w:r>
+    </w:p>
+    <w:p>
+      <w:pPr>
+        <w:spacing w:line="336" w:lineRule="auto" w:after="180"/>
+        <w:shd w:fill="F5F1FB"/>
+      </w:pPr>
+      <w:r>
+        <w:rPr>
+          <w:b w:val="0"/>
+        </w:rPr>
         <w:t>Change: Increase scissors needed to 3.</w:t>
       </w:r>
     </w:p>
     <w:p>
-      <w:r>
-        <w:t>Prediction: K3 is selected.</w:t>
-      </w:r>
-    </w:p>
-    <w:p>
-      <w:r>
+      <w:pPr>
+        <w:pStyle w:val="Heading3"/>
+      </w:pPr>
+      <w:r>
+        <w:t>Predicted result</w:t>
+      </w:r>
+    </w:p>
+    <w:p>
+      <w:pPr>
+        <w:spacing w:line="336" w:lineRule="auto" w:after="180"/>
+        <w:shd w:fill="F1F6FC"/>
+      </w:pPr>
+      <w:r>
+        <w:rPr>
+          <w:b/>
+        </w:rPr>
+        <w:t>Prediction</w:t>
+      </w:r>
+      <w:r>
+        <w:rPr>
+          <w:b w:val="0"/>
+        </w:rPr>
+        <w:t>: K3 is selected.</w:t>
+      </w:r>
+    </w:p>
+    <w:p>
+      <w:pPr>
+        <w:pStyle w:val="Heading3"/>
+      </w:pPr>
+      <w:r>
+        <w:t>Why the result follows</w:t>
+      </w:r>
+    </w:p>
+    <w:p>
+      <w:pPr>
+        <w:spacing w:line="336" w:lineRule="auto" w:after="180"/>
+        <w:shd w:fill="F1F6FC"/>
+      </w:pPr>
+      <w:r>
+        <w:rPr>
+          <w:b w:val="0"/>
+        </w:rPr>
         <w:t>Reason: K1 lacks glue; K2 has only 2 scissors; K3 has glue and 4.</w:t>
       </w:r>
     </w:p>
@@ -918,6 +2042,17 @@
     </w:p>
     <w:p>
       <w:r>
+        <w:t>Use the vocabulary of Design the Decision Process to explain a concrete decision, rather than only memorising definitions.</w:t>
+      </w:r>
+    </w:p>
+    <w:p>
+      <w:pPr>
+        <w:spacing w:line="336" w:lineRule="auto" w:after="180"/>
+      </w:pPr>
+      <w:r>
+        <w:rPr>
+          <w:b/>
+        </w:rPr>
         <w:t>VOCABULARY</w:t>
       </w:r>
     </w:p>
@@ -930,7 +2065,13 @@
       </w:r>
     </w:p>
     <w:p>
-      <w:r>
+      <w:pPr>
+        <w:spacing w:line="336" w:lineRule="auto" w:after="180"/>
+      </w:pPr>
+      <w:r>
+        <w:rPr>
+          <w:b w:val="0"/>
+        </w:rPr>
         <w:t>The badge is a memory cue; the definition does the real thinking work.</w:t>
       </w:r>
     </w:p>
@@ -1254,17 +2395,57 @@
       </w:r>
     </w:p>
     <w:p>
-      <w:r>
+      <w:pPr>
+        <w:pStyle w:val="Heading3"/>
+      </w:pPr>
+      <w:r>
+        <w:t>Find the unsupported claim</w:t>
+      </w:r>
+    </w:p>
+    <w:p>
+      <w:pPr>
+        <w:spacing w:line="336" w:lineRule="auto" w:after="180"/>
+        <w:shd w:fill="F5F1FB"/>
+      </w:pPr>
+      <w:r>
+        <w:rPr>
+          <w:b w:val="0"/>
+        </w:rPr>
         <w:t>CLAIM TO REPAIR  A longer flow must be more capable.</w:t>
       </w:r>
     </w:p>
     <w:p>
-      <w:r>
-        <w:t>Use one vocabulary word and one piece of evidence to repair it:</w:t>
-      </w:r>
-    </w:p>
-    <w:p>
-      <w:r>
+      <w:pPr>
+        <w:spacing w:line="336" w:lineRule="auto" w:after="180"/>
+      </w:pPr>
+      <w:r>
+        <w:rPr>
+          <w:b w:val="0"/>
+        </w:rPr>
+        <w:t xml:space="preserve">Use one vocabulary word and one piece of </w:t>
+      </w:r>
+      <w:r>
+        <w:rPr>
+          <w:b/>
+        </w:rPr>
+        <w:t>evidence</w:t>
+      </w:r>
+      <w:r>
+        <w:rPr>
+          <w:b w:val="0"/>
+        </w:rPr>
+        <w:t xml:space="preserve"> to repair it:</w:t>
+      </w:r>
+    </w:p>
+    <w:p>
+      <w:pPr>
+        <w:spacing w:line="336" w:lineRule="auto" w:after="180"/>
+        <w:shd w:fill="EDF7F3"/>
+      </w:pPr>
+      <w:r>
+        <w:rPr>
+          <w:b w:val="0"/>
+        </w:rPr>
         <w:t>WORD POWER  A strong definition helps you decide something in a new case.</w:t>
       </w:r>
     </w:p>
@@ -1410,6 +2591,17 @@
     </w:p>
     <w:p>
       <w:r>
+        <w:t>Follow the worked trace for Design the Decision Process, predict a step, then compare with its explanation.</w:t>
+      </w:r>
+    </w:p>
+    <w:p>
+      <w:pPr>
+        <w:spacing w:line="336" w:lineRule="auto" w:after="180"/>
+      </w:pPr>
+      <w:r>
+        <w:rPr>
+          <w:b/>
+        </w:rPr>
         <w:t>WORKED EXAMPLE</w:t>
       </w:r>
     </w:p>
@@ -1422,8 +2614,26 @@
       </w:r>
     </w:p>
     <w:p>
-      <w:r>
-        <w:t>Every step connects a claim to observable evidence.</w:t>
+      <w:pPr>
+        <w:spacing w:line="336" w:lineRule="auto" w:after="180"/>
+      </w:pPr>
+      <w:r>
+        <w:rPr>
+          <w:b w:val="0"/>
+        </w:rPr>
+        <w:t xml:space="preserve">Every step connects a claim to observable </w:t>
+      </w:r>
+      <w:r>
+        <w:rPr>
+          <w:b/>
+        </w:rPr>
+        <w:t>evidence</w:t>
+      </w:r>
+      <w:r>
+        <w:rPr>
+          <w:b w:val="0"/>
+        </w:rPr>
+        <w:t>.</w:t>
       </w:r>
     </w:p>
     <w:p>
@@ -1463,38 +2673,219 @@
       </w:r>
     </w:p>
     <w:p>
-      <w:r>
+      <w:pPr>
+        <w:pStyle w:val="Heading3"/>
+      </w:pPr>
+      <w:r>
+        <w:t>The case to investigate</w:t>
+      </w:r>
+    </w:p>
+    <w:p>
+      <w:pPr>
+        <w:spacing w:line="336" w:lineRule="auto" w:after="180"/>
+        <w:shd w:fill="F1F6FC"/>
+      </w:pPr>
+      <w:r>
+        <w:rPr>
+          <w:b w:val="0"/>
+        </w:rPr>
         <w:t>CASE  A transparent sorter first checks item type, then one disambiguating feature, then sends unclear items to review.</w:t>
       </w:r>
     </w:p>
     <w:p>
-      <w:r>
-        <w:t>STEP 1 — OBSERVE  approved input fields</w:t>
-      </w:r>
-    </w:p>
-    <w:p>
-      <w:r>
-        <w:t>STEP 2 — TRACE  smallest rule or learned decision flow with visible branches</w:t>
-      </w:r>
-    </w:p>
-    <w:p>
-      <w:r>
+      <w:pPr>
+        <w:pStyle w:val="Heading3"/>
+      </w:pPr>
+      <w:r>
+        <w:t>Step 1</w:t>
+      </w:r>
+    </w:p>
+    <w:p>
+      <w:pPr>
+        <w:spacing w:line="336" w:lineRule="auto" w:after="180"/>
+        <w:shd w:fill="F4F9FC"/>
+      </w:pPr>
+      <w:r>
+        <w:rPr>
+          <w:b w:val="0"/>
+        </w:rPr>
+        <w:t xml:space="preserve">STEP 1 — OBSERVE  approved </w:t>
+      </w:r>
+      <w:r>
+        <w:rPr>
+          <w:b/>
+        </w:rPr>
+        <w:t>input</w:t>
+      </w:r>
+      <w:r>
+        <w:rPr>
+          <w:b w:val="0"/>
+        </w:rPr>
+        <w:t xml:space="preserve"> fields</w:t>
+      </w:r>
+    </w:p>
+    <w:p>
+      <w:pPr>
+        <w:pStyle w:val="Heading3"/>
+      </w:pPr>
+      <w:r>
+        <w:t>Step 2</w:t>
+      </w:r>
+    </w:p>
+    <w:p>
+      <w:pPr>
+        <w:spacing w:line="336" w:lineRule="auto" w:after="180"/>
+        <w:shd w:fill="F4F9FC"/>
+      </w:pPr>
+      <w:r>
+        <w:rPr>
+          <w:b w:val="0"/>
+        </w:rPr>
+        <w:t xml:space="preserve">STEP 2 — TRACE  smallest rule or learned </w:t>
+      </w:r>
+      <w:r>
+        <w:rPr>
+          <w:b/>
+        </w:rPr>
+        <w:t>decision flow</w:t>
+      </w:r>
+      <w:r>
+        <w:rPr>
+          <w:b w:val="0"/>
+        </w:rPr>
+        <w:t xml:space="preserve"> with visible </w:t>
+      </w:r>
+      <w:r>
+        <w:rPr>
+          <w:b/>
+        </w:rPr>
+        <w:t>branch</w:t>
+      </w:r>
+      <w:r>
+        <w:rPr>
+          <w:b w:val="0"/>
+        </w:rPr>
+        <w:t>es</w:t>
+      </w:r>
+    </w:p>
+    <w:p>
+      <w:pPr>
+        <w:pStyle w:val="Heading3"/>
+      </w:pPr>
+      <w:r>
+        <w:t>Step 3</w:t>
+      </w:r>
+    </w:p>
+    <w:p>
+      <w:pPr>
+        <w:spacing w:line="336" w:lineRule="auto" w:after="180"/>
+        <w:shd w:fill="F4F9FC"/>
+      </w:pPr>
+      <w:r>
+        <w:rPr>
+          <w:b w:val="0"/>
+        </w:rPr>
         <w:t>STEP 3 — CONCLUDE  suggested bin, not sure, and reason</w:t>
       </w:r>
     </w:p>
     <w:p>
-      <w:r>
-        <w:t>MODEL REASONING  Start with a baseline whose branches can be read aloud. Each input must affect a decision or be removed. Add not-sure and review paths, then explain when a learned component would earn its added complexity.</w:t>
-      </w:r>
-    </w:p>
-    <w:p>
-      <w:r>
+      <w:pPr>
+        <w:pStyle w:val="Heading3"/>
+      </w:pPr>
+      <w:r>
+        <w:t>Model answer</w:t>
+      </w:r>
+    </w:p>
+    <w:p>
+      <w:pPr>
+        <w:spacing w:line="336" w:lineRule="auto" w:after="180"/>
+        <w:shd w:fill="F1F6FC"/>
+      </w:pPr>
+      <w:r>
+        <w:rPr>
+          <w:b w:val="0"/>
+        </w:rPr>
+        <w:t xml:space="preserve">MODEL REASONING  Start with a </w:t>
+      </w:r>
+      <w:r>
+        <w:rPr>
+          <w:b/>
+        </w:rPr>
+        <w:t>baseline</w:t>
+      </w:r>
+      <w:r>
+        <w:rPr>
+          <w:b w:val="0"/>
+        </w:rPr>
+        <w:t xml:space="preserve"> whose </w:t>
+      </w:r>
+      <w:r>
+        <w:rPr>
+          <w:b/>
+        </w:rPr>
+        <w:t>branch</w:t>
+      </w:r>
+      <w:r>
+        <w:rPr>
+          <w:b w:val="0"/>
+        </w:rPr>
+        <w:t xml:space="preserve">es can be read aloud. Each </w:t>
+      </w:r>
+      <w:r>
+        <w:rPr>
+          <w:b/>
+        </w:rPr>
+        <w:t>input</w:t>
+      </w:r>
+      <w:r>
+        <w:rPr>
+          <w:b w:val="0"/>
+        </w:rPr>
+        <w:t xml:space="preserve"> must affect a decision or be removed. Add not-sure and review paths, then explain when a learned component would earn its added complexity.</w:t>
+      </w:r>
+    </w:p>
+    <w:p>
+      <w:pPr>
+        <w:pStyle w:val="Heading3"/>
+      </w:pPr>
+      <w:r>
+        <w:t>A claim to avoid</w:t>
+      </w:r>
+    </w:p>
+    <w:p>
+      <w:pPr>
+        <w:spacing w:line="336" w:lineRule="auto" w:after="180"/>
+        <w:shd w:fill="FFF5E6"/>
+      </w:pPr>
+      <w:r>
+        <w:rPr>
+          <w:b w:val="0"/>
+        </w:rPr>
         <w:t>DO NOT OVERCLAIM  Transparent does not mean correct; the flow still needs testing.</w:t>
       </w:r>
     </w:p>
     <w:p>
-      <w:r>
-        <w:t>What new evidence could change this answer?</w:t>
+      <w:pPr>
+        <w:spacing w:line="336" w:lineRule="auto" w:after="180"/>
+        <w:shd w:fill="F5F1FB"/>
+      </w:pPr>
+      <w:r>
+        <w:rPr>
+          <w:b w:val="0"/>
+        </w:rPr>
+        <w:t xml:space="preserve">What new </w:t>
+      </w:r>
+      <w:r>
+        <w:rPr>
+          <w:b/>
+        </w:rPr>
+        <w:t>evidence</w:t>
+      </w:r>
+      <w:r>
+        <w:rPr>
+          <w:b w:val="0"/>
+        </w:rPr>
+        <w:t xml:space="preserve"> could change this answer?</w:t>
       </w:r>
     </w:p>
     <w:p>
@@ -1649,25 +3040,175 @@
       </w:tr>
     </w:tbl>
     <w:p>
-      <w:r>
-        <w:t>The current candidate changes from B1 to B2. The request values stay the same. After B2 passes, the process stops: it does not replace B2 with a later fitting row. This early stop preserves the first-match rule and gives the same required suggestion as the manual baseline, which marked every row before selecting the first fit.</w:t>
-      </w:r>
-    </w:p>
-    <w:p>
-      <w:r>
-        <w:t>Termination needs a reason. There are only four rows, each failed check moves to the next row, and no row is revisited. A valid request therefore examines at most four candidates. A success can stop sooner. Invalid input stops before the search. Merely drawing an arrow around a loop is not enough; the state must make progress toward an end.</w:t>
-      </w:r>
-    </w:p>
-    <w:p>
       <w:pPr>
         <w:pStyle w:val="Heading3"/>
       </w:pPr>
       <w:r>
+        <w:t>Worked explanation · Design the Decision Process</w:t>
+      </w:r>
+    </w:p>
+    <w:p>
+      <w:pPr>
+        <w:spacing w:line="336" w:lineRule="auto" w:after="180"/>
+        <w:shd w:fill="F1F6FC"/>
+      </w:pPr>
+      <w:r>
+        <w:rPr>
+          <w:b w:val="0"/>
+        </w:rPr>
+        <w:t xml:space="preserve">The current </w:t>
+      </w:r>
+      <w:r>
+        <w:rPr>
+          <w:b/>
+        </w:rPr>
+        <w:t>candidate</w:t>
+      </w:r>
+      <w:r>
+        <w:rPr>
+          <w:b w:val="0"/>
+        </w:rPr>
+        <w:t xml:space="preserve"> changes from B1 to B2. The request values stay the same. After B2 passes, the </w:t>
+      </w:r>
+      <w:r>
+        <w:rPr>
+          <w:b/>
+        </w:rPr>
+        <w:t>process</w:t>
+      </w:r>
+      <w:r>
+        <w:rPr>
+          <w:b w:val="0"/>
+        </w:rPr>
+        <w:t xml:space="preserve"> stops: it does not replace B2 with a later </w:t>
+      </w:r>
+      <w:r>
+        <w:rPr>
+          <w:b/>
+        </w:rPr>
+        <w:t>fitting</w:t>
+      </w:r>
+      <w:r>
+        <w:rPr>
+          <w:b w:val="0"/>
+        </w:rPr>
+        <w:t xml:space="preserve"> row.</w:t>
+      </w:r>
+    </w:p>
+    <w:p>
+      <w:pPr>
+        <w:spacing w:line="336" w:lineRule="auto" w:after="180"/>
+        <w:shd w:fill="F1F6FC"/>
+      </w:pPr>
+      <w:r>
+        <w:rPr>
+          <w:b w:val="0"/>
+        </w:rPr>
+        <w:t xml:space="preserve">This early stop preserves the first-match rule and gives the same required suggestion as the manual </w:t>
+      </w:r>
+      <w:r>
+        <w:rPr>
+          <w:b/>
+        </w:rPr>
+        <w:t>baseline</w:t>
+      </w:r>
+      <w:r>
+        <w:rPr>
+          <w:b w:val="0"/>
+        </w:rPr>
+        <w:t>, which marked every row before selecting the first fit.</w:t>
+      </w:r>
+    </w:p>
+    <w:p>
+      <w:pPr>
+        <w:pStyle w:val="Heading3"/>
+      </w:pPr>
+      <w:r>
+        <w:t>Worked explanation · Design the Decision Process</w:t>
+      </w:r>
+    </w:p>
+    <w:p>
+      <w:pPr>
+        <w:spacing w:line="336" w:lineRule="auto" w:after="180"/>
+        <w:shd w:fill="F1F6FC"/>
+      </w:pPr>
+      <w:r>
+        <w:rPr>
+          <w:b/>
+        </w:rPr>
+        <w:t>Termination</w:t>
+      </w:r>
+      <w:r>
+        <w:rPr>
+          <w:b w:val="0"/>
+        </w:rPr>
+        <w:t xml:space="preserve"> needs a reason. There are only four rows, each failed check moves to the next row, and no row is revisited. A valid request therefore examines at most four </w:t>
+      </w:r>
+      <w:r>
+        <w:rPr>
+          <w:b/>
+        </w:rPr>
+        <w:t>candidate</w:t>
+      </w:r>
+      <w:r>
+        <w:rPr>
+          <w:b w:val="0"/>
+        </w:rPr>
+        <w:t>s. A success can stop sooner.</w:t>
+      </w:r>
+    </w:p>
+    <w:p>
+      <w:pPr>
+        <w:spacing w:line="336" w:lineRule="auto" w:after="180"/>
+        <w:shd w:fill="F1F6FC"/>
+      </w:pPr>
+      <w:r>
+        <w:rPr>
+          <w:b w:val="0"/>
+        </w:rPr>
+        <w:t xml:space="preserve">Invalid </w:t>
+      </w:r>
+      <w:r>
+        <w:rPr>
+          <w:b/>
+        </w:rPr>
+        <w:t>input</w:t>
+      </w:r>
+      <w:r>
+        <w:rPr>
+          <w:b w:val="0"/>
+        </w:rPr>
+        <w:t xml:space="preserve"> stops before the search. Merely drawing an arrow around a loop is not enough; the </w:t>
+      </w:r>
+      <w:r>
+        <w:rPr>
+          <w:b/>
+        </w:rPr>
+        <w:t>state</w:t>
+      </w:r>
+      <w:r>
+        <w:rPr>
+          <w:b w:val="0"/>
+        </w:rPr>
+        <w:t xml:space="preserve"> must make progress toward an end.</w:t>
+      </w:r>
+    </w:p>
+    <w:p>
+      <w:pPr>
+        <w:pStyle w:val="Heading3"/>
+      </w:pPr>
+      <w:r>
         <w:t>Learn from the worked case</w:t>
       </w:r>
     </w:p>
     <w:p>
-      <w:r>
+      <w:pPr>
+        <w:spacing w:line="336" w:lineRule="auto" w:after="180"/>
+      </w:pPr>
+      <w:r>
+        <w:rPr>
+          <w:b w:val="0"/>
+        </w:rPr>
         <w:t>Cover the result before checking it. Say what is given, choose the procedure, and follow one step at a time. Then uncover the result and explain your first mismatch. Ask why a step is allowed, not only what number it produces.</w:t>
       </w:r>
     </w:p>
@@ -1680,7 +3221,13 @@
       </w:r>
     </w:p>
     <w:p>
-      <w:r>
+      <w:pPr>
+        <w:spacing w:line="336" w:lineRule="auto" w:after="180"/>
+      </w:pPr>
+      <w:r>
+        <w:rPr>
+          <w:b w:val="0"/>
+        </w:rPr>
         <w:t>A fictional worksheet routes craft kits by required glue and number of scissors.</w:t>
       </w:r>
     </w:p>
@@ -1693,12 +3240,42 @@
       </w:r>
     </w:p>
     <w:p>
-      <w:r>
+      <w:pPr>
+        <w:pStyle w:val="Heading3"/>
+      </w:pPr>
+      <w:r>
+        <w:t>Supplied facts</w:t>
+      </w:r>
+    </w:p>
+    <w:p>
+      <w:pPr>
+        <w:spacing w:line="336" w:lineRule="auto" w:after="180"/>
+        <w:shd w:fill="F1F6FC"/>
+      </w:pPr>
+      <w:r>
+        <w:rPr>
+          <w:b w:val="0"/>
+        </w:rPr>
         <w:t>K1: glue No, scissors 2. K2: glue Yes, scissors 2. K3: glue Yes, scissors 4.</w:t>
       </w:r>
     </w:p>
     <w:p>
-      <w:r>
+      <w:pPr>
+        <w:pStyle w:val="Heading3"/>
+      </w:pPr>
+      <w:r>
+        <w:t>Supplied facts</w:t>
+      </w:r>
+    </w:p>
+    <w:p>
+      <w:pPr>
+        <w:spacing w:line="336" w:lineRule="auto" w:after="180"/>
+        <w:shd w:fill="F1F6FC"/>
+      </w:pPr>
+      <w:r>
+        <w:rPr>
+          <w:b w:val="0"/>
+        </w:rPr>
         <w:t>Request: glue required Yes, scissors needed 2. Return first kit meeting both requirements.</w:t>
       </w:r>
     </w:p>
@@ -1884,31 +3461,127 @@
       </w:r>
     </w:p>
     <w:p>
-      <w:r>
-        <w:t>A complete decision process specifies what to do after each result. One passing requirement is insufficient. After a kit passes both, stopping preserves the first-match contract; automatically choosing the largest later kit would implement a different rule. A full scan with no accepted kit returns no match.</w:t>
-      </w:r>
-    </w:p>
-    <w:p>
       <w:pPr>
         <w:pStyle w:val="Heading3"/>
       </w:pPr>
       <w:r>
+        <w:t>Why the result follows</w:t>
+      </w:r>
+    </w:p>
+    <w:p>
+      <w:pPr>
+        <w:spacing w:line="336" w:lineRule="auto" w:after="180"/>
+        <w:shd w:fill="F1F6FC"/>
+      </w:pPr>
+      <w:r>
+        <w:rPr>
+          <w:b w:val="0"/>
+        </w:rPr>
+        <w:t xml:space="preserve">A complete decision </w:t>
+      </w:r>
+      <w:r>
+        <w:rPr>
+          <w:b/>
+        </w:rPr>
+        <w:t>process</w:t>
+      </w:r>
+      <w:r>
+        <w:rPr>
+          <w:b w:val="0"/>
+        </w:rPr>
+        <w:t xml:space="preserve"> specifies what to do after each result. One passing requirement is insufficient.</w:t>
+      </w:r>
+    </w:p>
+    <w:p>
+      <w:pPr>
+        <w:spacing w:line="336" w:lineRule="auto" w:after="180"/>
+        <w:shd w:fill="F1F6FC"/>
+      </w:pPr>
+      <w:r>
+        <w:rPr>
+          <w:b w:val="0"/>
+        </w:rPr>
+        <w:t>After a kit passes both, stopping preserves the first-match contract; automatically choosing the largest later kit would implement a different rule. A full scan with no accepted kit returns no match.</w:t>
+      </w:r>
+    </w:p>
+    <w:p>
+      <w:pPr>
+        <w:pStyle w:val="Heading3"/>
+      </w:pPr>
+      <w:r>
         <w:t>What this example does not establish</w:t>
       </w:r>
     </w:p>
     <w:p>
-      <w:r>
+      <w:pPr>
+        <w:pStyle w:val="Heading3"/>
+      </w:pPr>
+      <w:r>
+        <w:t>Keep the stated limit</w:t>
+      </w:r>
+    </w:p>
+    <w:p>
+      <w:pPr>
+        <w:spacing w:line="336" w:lineRule="auto" w:after="180"/>
+        <w:shd w:fill="FFF5E6"/>
+      </w:pPr>
+      <w:r>
+        <w:rPr>
+          <w:b w:val="0"/>
+        </w:rPr>
         <w:t>A correct flow depends on accurate catalogue entries and the declared requirements; the picture does not verify inventory.</w:t>
       </w:r>
     </w:p>
     <w:p>
-      <w:r>
+      <w:pPr>
+        <w:pStyle w:val="Heading3"/>
+      </w:pPr>
+      <w:r>
+        <w:t>Keep the stated limit</w:t>
+      </w:r>
+    </w:p>
+    <w:p>
+      <w:pPr>
+        <w:spacing w:line="336" w:lineRule="auto" w:after="180"/>
+        <w:shd w:fill="FFF5E6"/>
+      </w:pPr>
+      <w:r>
+        <w:rPr>
+          <w:b w:val="0"/>
+        </w:rPr>
         <w:t>Read the labelled picture: Where does the first original rejection occur, and why is K3 not originally selected?</w:t>
       </w:r>
     </w:p>
     <w:p>
-      <w:r>
-        <w:t>Change one thing: Increase scissors needed to 3. Predict the result before checking the explanation. What remains the same?</w:t>
+      <w:pPr>
+        <w:pStyle w:val="Heading3"/>
+      </w:pPr>
+      <w:r>
+        <w:t>Keep the stated limit</w:t>
+      </w:r>
+    </w:p>
+    <w:p>
+      <w:pPr>
+        <w:spacing w:line="336" w:lineRule="auto" w:after="180"/>
+        <w:shd w:fill="FFF5E6"/>
+      </w:pPr>
+      <w:r>
+        <w:rPr>
+          <w:b w:val="0"/>
+        </w:rPr>
+        <w:t xml:space="preserve">Change one thing: Increase scissors needed to 3. Predict the result before checking the </w:t>
+      </w:r>
+      <w:r>
+        <w:rPr>
+          <w:b/>
+        </w:rPr>
+        <w:t>explanation</w:t>
+      </w:r>
+      <w:r>
+        <w:rPr>
+          <w:b w:val="0"/>
+        </w:rPr>
+        <w:t>. What remains the same?</w:t>
       </w:r>
     </w:p>
     <w:p>
@@ -1921,6 +3594,17 @@
     </w:p>
     <w:p>
       <w:r>
+        <w:t>Find the unsupported step in the Design the Decision Process claim and explain a repair using the supplied evidence.</w:t>
+      </w:r>
+    </w:p>
+    <w:p>
+      <w:pPr>
+        <w:spacing w:line="336" w:lineRule="auto" w:after="180"/>
+      </w:pPr>
+      <w:r>
+        <w:rPr>
+          <w:b/>
+        </w:rPr>
         <w:t>COMPARE</w:t>
       </w:r>
     </w:p>
@@ -1933,7 +3617,13 @@
       </w:r>
     </w:p>
     <w:p>
-      <w:r>
+      <w:pPr>
+        <w:spacing w:line="336" w:lineRule="auto" w:after="180"/>
+      </w:pPr>
+      <w:r>
+        <w:rPr>
+          <w:b w:val="0"/>
+        </w:rPr>
         <w:t>A comparison helps reveal the true concept boundary.</w:t>
       </w:r>
     </w:p>
@@ -2121,53 +3811,284 @@
       </w:r>
     </w:p>
     <w:p>
-      <w:r>
+      <w:pPr>
+        <w:pStyle w:val="Heading3"/>
+      </w:pPr>
+      <w:r>
+        <w:t>Challenge claim A</w:t>
+      </w:r>
+    </w:p>
+    <w:p>
+      <w:pPr>
+        <w:spacing w:line="336" w:lineRule="auto" w:after="180"/>
+        <w:shd w:fill="F5F1FB"/>
+      </w:pPr>
+      <w:r>
+        <w:rPr>
+          <w:b w:val="0"/>
+        </w:rPr>
         <w:t>CLAIM A  A longer flow must be more capable.</w:t>
       </w:r>
     </w:p>
     <w:p>
-      <w:r>
+      <w:pPr>
+        <w:spacing w:line="336" w:lineRule="auto" w:after="180"/>
+      </w:pPr>
+      <w:r>
+        <w:rPr>
+          <w:b w:val="0"/>
+        </w:rPr>
         <w:t>Repair:</w:t>
       </w:r>
     </w:p>
     <w:p>
-      <w:r>
-        <w:t>CLAIM B  A learned model does not need a visible fallback or explanation.</w:t>
-      </w:r>
-    </w:p>
-    <w:p>
-      <w:r>
+      <w:pPr>
+        <w:pStyle w:val="Heading3"/>
+      </w:pPr>
+      <w:r>
+        <w:t>Challenge claim B</w:t>
+      </w:r>
+    </w:p>
+    <w:p>
+      <w:pPr>
+        <w:spacing w:line="336" w:lineRule="auto" w:after="180"/>
+        <w:shd w:fill="F5F1FB"/>
+      </w:pPr>
+      <w:r>
+        <w:rPr>
+          <w:b w:val="0"/>
+        </w:rPr>
+        <w:t xml:space="preserve">CLAIM B  A </w:t>
+      </w:r>
+      <w:r>
+        <w:rPr>
+          <w:b/>
+        </w:rPr>
+        <w:t>learned model</w:t>
+      </w:r>
+      <w:r>
+        <w:rPr>
+          <w:b w:val="0"/>
+        </w:rPr>
+        <w:t xml:space="preserve"> does not need a visible fallback or </w:t>
+      </w:r>
+      <w:r>
+        <w:rPr>
+          <w:b/>
+        </w:rPr>
+        <w:t>explanation</w:t>
+      </w:r>
+      <w:r>
+        <w:rPr>
+          <w:b w:val="0"/>
+        </w:rPr>
+        <w:t>.</w:t>
+      </w:r>
+    </w:p>
+    <w:p>
+      <w:pPr>
+        <w:spacing w:line="336" w:lineRule="auto" w:after="180"/>
+      </w:pPr>
+      <w:r>
+        <w:rPr>
+          <w:b w:val="0"/>
+        </w:rPr>
         <w:t>Repair:</w:t>
       </w:r>
     </w:p>
     <w:p>
-      <w:r>
-        <w:t>STRONG ANSWER FRAME  I claim ______ because the evidence shows ______. The process is ______. One limit is ______.</w:t>
-      </w:r>
-    </w:p>
-    <w:p>
       <w:pPr>
         <w:pStyle w:val="Heading3"/>
       </w:pPr>
       <w:r>
+        <w:t>A frame for explaining</w:t>
+      </w:r>
+    </w:p>
+    <w:p>
+      <w:pPr>
+        <w:spacing w:line="336" w:lineRule="auto" w:after="180"/>
+        <w:shd w:fill="F1F6FC"/>
+      </w:pPr>
+      <w:r>
+        <w:rPr>
+          <w:b w:val="0"/>
+        </w:rPr>
+        <w:t xml:space="preserve">STRONG ANSWER FRAME  I claim ______ because the </w:t>
+      </w:r>
+      <w:r>
+        <w:rPr>
+          <w:b/>
+        </w:rPr>
+        <w:t>evidence</w:t>
+      </w:r>
+      <w:r>
+        <w:rPr>
+          <w:b w:val="0"/>
+        </w:rPr>
+        <w:t xml:space="preserve"> shows ______. The </w:t>
+      </w:r>
+      <w:r>
+        <w:rPr>
+          <w:b/>
+        </w:rPr>
+        <w:t>process</w:t>
+      </w:r>
+      <w:r>
+        <w:rPr>
+          <w:b w:val="0"/>
+        </w:rPr>
+        <w:t xml:space="preserve"> is ______. One limit is ______.</w:t>
+      </w:r>
+    </w:p>
+    <w:p>
+      <w:pPr>
+        <w:pStyle w:val="Heading3"/>
+      </w:pPr>
+      <w:r>
         <w:t>A closer explanation</w:t>
       </w:r>
     </w:p>
     <w:p>
-      <w:r>
-        <w:t>An explanation should identify the checks that actually justified the result. For example, B2 fits the 9-minute No request because its 8-minute duration fits and quiet was not required. Do not add “you will love it”, which was neither an input nor a tested condition. For no match, report that no catalogue row met both conditions; a trace can show why.</w:t>
-      </w:r>
-    </w:p>
-    <w:p>
-      <w:r>
-        <w:t>Save a labelled version of the process with its validation, candidate order, conditions, state changes and stopping points. A partner should be able to follow it without asking you to fill a missing step. Next week the paper prototype will turn this design into instruction cards and a trace record. Keep any final evaluation cases reserved while developing the design.</w:t>
-      </w:r>
-    </w:p>
-    <w:p>
       <w:pPr>
         <w:pStyle w:val="Heading3"/>
       </w:pPr>
       <w:r>
+        <w:t>Check the claim against the facts</w:t>
+      </w:r>
+    </w:p>
+    <w:p>
+      <w:pPr>
+        <w:spacing w:line="336" w:lineRule="auto" w:after="180"/>
+        <w:shd w:fill="FFF5E6"/>
+      </w:pPr>
+      <w:r>
+        <w:rPr>
+          <w:b w:val="0"/>
+        </w:rPr>
+        <w:t xml:space="preserve">An </w:t>
+      </w:r>
+      <w:r>
+        <w:rPr>
+          <w:b/>
+        </w:rPr>
+        <w:t>explanation</w:t>
+      </w:r>
+      <w:r>
+        <w:rPr>
+          <w:b w:val="0"/>
+        </w:rPr>
+        <w:t xml:space="preserve"> should identify the checks that actually justified the result. For example, B2 fits the 9-minute No request because its 8-minute duration fits and quiet was not required.</w:t>
+      </w:r>
+    </w:p>
+    <w:p>
+      <w:pPr>
+        <w:spacing w:line="336" w:lineRule="auto" w:after="180"/>
+        <w:shd w:fill="FFF5E6"/>
+      </w:pPr>
+      <w:r>
+        <w:rPr>
+          <w:b w:val="0"/>
+        </w:rPr>
+        <w:t xml:space="preserve">Do not add “you will love it”, which was neither an </w:t>
+      </w:r>
+      <w:r>
+        <w:rPr>
+          <w:b/>
+        </w:rPr>
+        <w:t>input</w:t>
+      </w:r>
+      <w:r>
+        <w:rPr>
+          <w:b w:val="0"/>
+        </w:rPr>
+        <w:t xml:space="preserve"> nor a tested condition. For no match, report that no catalogue row met both conditions; a trace can show why.</w:t>
+      </w:r>
+    </w:p>
+    <w:p>
+      <w:pPr>
+        <w:pStyle w:val="Heading3"/>
+      </w:pPr>
+      <w:r>
+        <w:t>Check the claim against the facts</w:t>
+      </w:r>
+    </w:p>
+    <w:p>
+      <w:pPr>
+        <w:spacing w:line="336" w:lineRule="auto" w:after="180"/>
+        <w:shd w:fill="FFF5E6"/>
+      </w:pPr>
+      <w:r>
+        <w:rPr>
+          <w:b w:val="0"/>
+        </w:rPr>
+        <w:t xml:space="preserve">Save a labelled version of the </w:t>
+      </w:r>
+      <w:r>
+        <w:rPr>
+          <w:b/>
+        </w:rPr>
+        <w:t>process</w:t>
+      </w:r>
+      <w:r>
+        <w:rPr>
+          <w:b w:val="0"/>
+        </w:rPr>
+        <w:t xml:space="preserve"> with its </w:t>
+      </w:r>
+      <w:r>
+        <w:rPr>
+          <w:b/>
+        </w:rPr>
+        <w:t>validation</w:t>
+      </w:r>
+      <w:r>
+        <w:rPr>
+          <w:b w:val="0"/>
+        </w:rPr>
+        <w:t xml:space="preserve">, </w:t>
+      </w:r>
+      <w:r>
+        <w:rPr>
+          <w:b/>
+        </w:rPr>
+        <w:t>candidate</w:t>
+      </w:r>
+      <w:r>
+        <w:rPr>
+          <w:b w:val="0"/>
+        </w:rPr>
+        <w:t xml:space="preserve"> order, conditions, </w:t>
+      </w:r>
+      <w:r>
+        <w:rPr>
+          <w:b/>
+        </w:rPr>
+        <w:t>state</w:t>
+      </w:r>
+      <w:r>
+        <w:rPr>
+          <w:b w:val="0"/>
+        </w:rPr>
+        <w:t xml:space="preserve"> changes and stopping points. A partner should be able to follow it without asking you to fill a missing step.</w:t>
+      </w:r>
+    </w:p>
+    <w:p>
+      <w:pPr>
+        <w:spacing w:line="336" w:lineRule="auto" w:after="180"/>
+        <w:shd w:fill="FFF5E6"/>
+      </w:pPr>
+      <w:r>
+        <w:rPr>
+          <w:b w:val="0"/>
+        </w:rPr>
+        <w:t>Next week the paper prototype will turn this design into instruction cards and a trace record. Keep any final evaluation cases reserved while developing the design.</w:t>
+      </w:r>
+    </w:p>
+    <w:p>
+      <w:pPr>
+        <w:pStyle w:val="Heading3"/>
+      </w:pPr>
+      <w:r>
         <w:t>A design finds B1 compatible for 15 minutes No but keeps searching and returns B4 instead. Is B4 compatible? Does this output meet the full task requirements? Explain the difference and give the required output</w:t>
       </w:r>
     </w:p>
@@ -2201,6 +4122,17 @@
     </w:p>
     <w:p>
       <w:r>
+        <w:t>Practise Design the Decision Process with support, then explain the deciding step in your own words.</w:t>
+      </w:r>
+    </w:p>
+    <w:p>
+      <w:pPr>
+        <w:spacing w:line="336" w:lineRule="auto" w:after="180"/>
+      </w:pPr>
+      <w:r>
+        <w:rPr>
+          <w:b/>
+        </w:rPr>
         <w:t>GUIDED PRACTICE</w:t>
       </w:r>
     </w:p>
@@ -2213,7 +4145,13 @@
       </w:r>
     </w:p>
     <w:p>
-      <w:r>
+      <w:pPr>
+        <w:spacing w:line="336" w:lineRule="auto" w:after="180"/>
+      </w:pPr>
+      <w:r>
+        <w:rPr>
+          <w:b w:val="0"/>
+        </w:rPr>
         <w:t>Use support now so you can succeed independently later.</w:t>
       </w:r>
     </w:p>
@@ -2254,46 +4192,216 @@
       </w:r>
     </w:p>
     <w:p>
-      <w:r>
-        <w:t>Explain how the picture story demonstrates this idea: Rules or learned patterns must connect inputs to outputs transparently.</w:t>
-      </w:r>
-    </w:p>
-    <w:p>
-      <w:r>
-        <w:t>Use a fresh example to explain decision flow.</w:t>
-      </w:r>
-    </w:p>
-    <w:p>
-      <w:r>
-        <w:t>Trace a new input → process → output example.</w:t>
-      </w:r>
-    </w:p>
-    <w:p>
-      <w:r>
-        <w:t>Find and repair the error in: A learned model does not need a visible fallback or explanation.</w:t>
-      </w:r>
-    </w:p>
-    <w:p>
-      <w:r>
+      <w:pPr>
+        <w:spacing w:line="336" w:lineRule="auto" w:after="180"/>
+      </w:pPr>
+      <w:r>
+        <w:rPr>
+          <w:b w:val="0"/>
+        </w:rPr>
+        <w:t xml:space="preserve">Explain how the picture story demonstrates this idea: Rules or learned patterns must connect </w:t>
+      </w:r>
+      <w:r>
+        <w:rPr>
+          <w:b/>
+        </w:rPr>
+        <w:t>input</w:t>
+      </w:r>
+      <w:r>
+        <w:rPr>
+          <w:b w:val="0"/>
+        </w:rPr>
+        <w:t xml:space="preserve">s to </w:t>
+      </w:r>
+      <w:r>
+        <w:rPr>
+          <w:b/>
+        </w:rPr>
+        <w:t>output</w:t>
+      </w:r>
+      <w:r>
+        <w:rPr>
+          <w:b w:val="0"/>
+        </w:rPr>
+        <w:t>s transparently.</w:t>
+      </w:r>
+    </w:p>
+    <w:p>
+      <w:pPr>
+        <w:spacing w:line="336" w:lineRule="auto" w:after="180"/>
+      </w:pPr>
+      <w:r>
+        <w:rPr>
+          <w:b w:val="0"/>
+        </w:rPr>
+        <w:t xml:space="preserve">Use a fresh example to explain </w:t>
+      </w:r>
+      <w:r>
+        <w:rPr>
+          <w:b/>
+        </w:rPr>
+        <w:t>decision flow</w:t>
+      </w:r>
+      <w:r>
+        <w:rPr>
+          <w:b w:val="0"/>
+        </w:rPr>
+        <w:t>.</w:t>
+      </w:r>
+    </w:p>
+    <w:p>
+      <w:pPr>
+        <w:spacing w:line="336" w:lineRule="auto" w:after="180"/>
+      </w:pPr>
+      <w:r>
+        <w:rPr>
+          <w:b w:val="0"/>
+        </w:rPr>
+        <w:t xml:space="preserve">Trace a new </w:t>
+      </w:r>
+      <w:r>
+        <w:rPr>
+          <w:b/>
+        </w:rPr>
+        <w:t>input</w:t>
+      </w:r>
+      <w:r>
+        <w:rPr>
+          <w:b w:val="0"/>
+        </w:rPr>
+        <w:t xml:space="preserve"> → </w:t>
+      </w:r>
+      <w:r>
+        <w:rPr>
+          <w:b/>
+        </w:rPr>
+        <w:t>process</w:t>
+      </w:r>
+      <w:r>
+        <w:rPr>
+          <w:b w:val="0"/>
+        </w:rPr>
+        <w:t xml:space="preserve"> → </w:t>
+      </w:r>
+      <w:r>
+        <w:rPr>
+          <w:b/>
+        </w:rPr>
+        <w:t>output</w:t>
+      </w:r>
+      <w:r>
+        <w:rPr>
+          <w:b w:val="0"/>
+        </w:rPr>
+        <w:t xml:space="preserve"> example.</w:t>
+      </w:r>
+    </w:p>
+    <w:p>
+      <w:pPr>
+        <w:spacing w:line="336" w:lineRule="auto" w:after="180"/>
+      </w:pPr>
+      <w:r>
+        <w:rPr>
+          <w:b w:val="0"/>
+        </w:rPr>
+        <w:t xml:space="preserve">Find and repair the error in: A </w:t>
+      </w:r>
+      <w:r>
+        <w:rPr>
+          <w:b/>
+        </w:rPr>
+        <w:t>learned model</w:t>
+      </w:r>
+      <w:r>
+        <w:rPr>
+          <w:b w:val="0"/>
+        </w:rPr>
+        <w:t xml:space="preserve"> does not need a visible fallback or </w:t>
+      </w:r>
+      <w:r>
+        <w:rPr>
+          <w:b/>
+        </w:rPr>
+        <w:t>explanation</w:t>
+      </w:r>
+      <w:r>
+        <w:rPr>
+          <w:b w:val="0"/>
+        </w:rPr>
+        <w:t>.</w:t>
+      </w:r>
+    </w:p>
+    <w:p>
+      <w:pPr>
+        <w:spacing w:line="336" w:lineRule="auto" w:after="180"/>
+      </w:pPr>
+      <w:r>
+        <w:rPr>
+          <w:b w:val="0"/>
+        </w:rPr>
         <w:t>Invent one edge case and name the safe response.</w:t>
       </w:r>
     </w:p>
     <w:p>
-      <w:r>
-        <w:t>PARTNER CHECK  Point to the evidence. Do not accept an answer that only repeats the vocabulary word.</w:t>
-      </w:r>
-    </w:p>
-    <w:p>
       <w:pPr>
         <w:pStyle w:val="Heading3"/>
       </w:pPr>
       <w:r>
+        <w:t>Check with a partner</w:t>
+      </w:r>
+    </w:p>
+    <w:p>
+      <w:pPr>
+        <w:spacing w:line="336" w:lineRule="auto" w:after="180"/>
+        <w:shd w:fill="F5F1FB"/>
+      </w:pPr>
+      <w:r>
+        <w:rPr>
+          <w:b w:val="0"/>
+        </w:rPr>
+        <w:t xml:space="preserve">PARTNER CHECK  Point to the </w:t>
+      </w:r>
+      <w:r>
+        <w:rPr>
+          <w:b/>
+        </w:rPr>
+        <w:t>evidence</w:t>
+      </w:r>
+      <w:r>
+        <w:rPr>
+          <w:b w:val="0"/>
+        </w:rPr>
+        <w:t>. Do not accept an answer that only repeats the vocabulary word.</w:t>
+      </w:r>
+    </w:p>
+    <w:p>
+      <w:pPr>
+        <w:pStyle w:val="Heading3"/>
+      </w:pPr>
+      <w:r>
         <w:t>A closer explanation</w:t>
       </w:r>
     </w:p>
     <w:p>
-      <w:r>
-        <w:t>Consider the mistaken instruction “If B1 fails, report no match.” It would miss B2 on the 9-minute No request. Another mistake is “If time fits or quiet fits, suggest the activity.” That could allow an activity that takes too long merely because it is quiet. Use a concrete request to show which requirement a design breaks.</w:t>
+      <w:pPr>
+        <w:spacing w:line="336" w:lineRule="auto" w:after="180"/>
+      </w:pPr>
+      <w:r>
+        <w:rPr>
+          <w:b w:val="0"/>
+        </w:rPr>
+        <w:t>Consider the mistaken instruction “If B1 fails, report no match.” It would miss B2 on the 9-minute No request.</w:t>
+      </w:r>
+    </w:p>
+    <w:p>
+      <w:pPr>
+        <w:spacing w:line="336" w:lineRule="auto" w:after="180"/>
+      </w:pPr>
+      <w:r>
+        <w:rPr>
+          <w:b w:val="0"/>
+        </w:rPr>
+        <w:t>Another mistake is “If time fits or quiet fits, suggest the activity.” That could allow an activity that takes too long merely because it is quiet. Use a concrete request to show which requirement a design breaks.</w:t>
       </w:r>
     </w:p>
     <w:p>
@@ -2340,8 +4448,49 @@
       </w:r>
     </w:p>
     <w:p>
-      <w:r>
-        <w:t>A process must also distinguish the meaning of No from a requirement for noise. When Quiet required is No, a quiet candidate can still pass. For 11 minutes No, B1 fits and comes first, even though B2 also fits. An instruction to reject all quiet activities when No is selected would change the task.</w:t>
+      <w:pPr>
+        <w:spacing w:line="336" w:lineRule="auto" w:after="180"/>
+      </w:pPr>
+      <w:r>
+        <w:rPr>
+          <w:b w:val="0"/>
+        </w:rPr>
+        <w:t xml:space="preserve">A </w:t>
+      </w:r>
+      <w:r>
+        <w:rPr>
+          <w:b/>
+        </w:rPr>
+        <w:t>process</w:t>
+      </w:r>
+      <w:r>
+        <w:rPr>
+          <w:b w:val="0"/>
+        </w:rPr>
+        <w:t xml:space="preserve"> must also distinguish the meaning of No from a requirement for noise. When Quiet required is No, a quiet </w:t>
+      </w:r>
+      <w:r>
+        <w:rPr>
+          <w:b/>
+        </w:rPr>
+        <w:t>candidate</w:t>
+      </w:r>
+      <w:r>
+        <w:rPr>
+          <w:b w:val="0"/>
+        </w:rPr>
+        <w:t xml:space="preserve"> can still pass. For 11 minutes No, B1 fits and comes first, even though B2 also fits.</w:t>
+      </w:r>
+    </w:p>
+    <w:p>
+      <w:pPr>
+        <w:spacing w:line="336" w:lineRule="auto" w:after="180"/>
+      </w:pPr>
+      <w:r>
+        <w:rPr>
+          <w:b w:val="0"/>
+        </w:rPr>
+        <w:t>An instruction to reject all quiet activities when No is selected would change the task.</w:t>
       </w:r>
     </w:p>
     <w:p>
@@ -2353,8 +4502,38 @@
       </w:r>
     </w:p>
     <w:p>
-      <w:r>
-        <w:t>Use workbook W2 for the connected example “Designing a complete decision process”. First fill the input and rule boxes. Try the middle steps before asking for a hint. After a hint, try the next step yourself.</w:t>
+      <w:pPr>
+        <w:spacing w:line="336" w:lineRule="auto" w:after="180"/>
+      </w:pPr>
+      <w:r>
+        <w:rPr>
+          <w:b w:val="0"/>
+        </w:rPr>
+        <w:t xml:space="preserve">Use workbook W2 for the connected example “Designing a complete decision </w:t>
+      </w:r>
+      <w:r>
+        <w:rPr>
+          <w:b/>
+        </w:rPr>
+        <w:t>process</w:t>
+      </w:r>
+      <w:r>
+        <w:rPr>
+          <w:b w:val="0"/>
+        </w:rPr>
+        <w:t xml:space="preserve">”. First fill the </w:t>
+      </w:r>
+      <w:r>
+        <w:rPr>
+          <w:b/>
+        </w:rPr>
+        <w:t>input</w:t>
+      </w:r>
+      <w:r>
+        <w:rPr>
+          <w:b w:val="0"/>
+        </w:rPr>
+        <w:t xml:space="preserve"> and rule boxes. Try the middle steps before asking for a hint. After a hint, try the next step yourself.</w:t>
       </w:r>
     </w:p>
     <w:tbl>
@@ -2437,8 +4616,26 @@
       </w:tr>
     </w:tbl>
     <w:p>
-      <w:r>
-        <w:t>Explain your trace to a partner. Your partner points to one step to check. Swap roles on the next case. Each person writes their own explanation.</w:t>
+      <w:pPr>
+        <w:spacing w:line="336" w:lineRule="auto" w:after="180"/>
+      </w:pPr>
+      <w:r>
+        <w:rPr>
+          <w:b w:val="0"/>
+        </w:rPr>
+        <w:t xml:space="preserve">Explain your trace to a partner. Your partner points to one step to check. Swap roles on the next case. Each person writes their own </w:t>
+      </w:r>
+      <w:r>
+        <w:rPr>
+          <w:b/>
+        </w:rPr>
+        <w:t>explanation</w:t>
+      </w:r>
+      <w:r>
+        <w:rPr>
+          <w:b w:val="0"/>
+        </w:rPr>
+        <w:t>.</w:t>
       </w:r>
     </w:p>
     <w:p>
@@ -2450,12 +4647,71 @@
       </w:r>
     </w:p>
     <w:p>
-      <w:r>
-        <w:t>Use the worked case for Designing a complete decision process. Proposed explanation: “One failed row proves no match”. Decide whether this explanation is supported. Point to the step or supplied fact that decides; explain your repair if needed.</w:t>
-      </w:r>
-    </w:p>
-    <w:p>
-      <w:r>
+      <w:pPr>
+        <w:spacing w:line="336" w:lineRule="auto" w:after="180"/>
+      </w:pPr>
+      <w:r>
+        <w:rPr>
+          <w:b w:val="0"/>
+        </w:rPr>
+        <w:t xml:space="preserve">Use the worked case for Designing a complete decision </w:t>
+      </w:r>
+      <w:r>
+        <w:rPr>
+          <w:b/>
+        </w:rPr>
+        <w:t>process</w:t>
+      </w:r>
+      <w:r>
+        <w:rPr>
+          <w:b w:val="0"/>
+        </w:rPr>
+        <w:t xml:space="preserve">. Proposed </w:t>
+      </w:r>
+      <w:r>
+        <w:rPr>
+          <w:b/>
+        </w:rPr>
+        <w:t>explanation</w:t>
+      </w:r>
+      <w:r>
+        <w:rPr>
+          <w:b w:val="0"/>
+        </w:rPr>
+        <w:t xml:space="preserve">: “One failed row proves no match”. Decide whether this </w:t>
+      </w:r>
+      <w:r>
+        <w:rPr>
+          <w:b/>
+        </w:rPr>
+        <w:t>explanation</w:t>
+      </w:r>
+      <w:r>
+        <w:rPr>
+          <w:b w:val="0"/>
+        </w:rPr>
+        <w:t xml:space="preserve"> is supported.</w:t>
+      </w:r>
+    </w:p>
+    <w:p>
+      <w:pPr>
+        <w:spacing w:line="336" w:lineRule="auto" w:after="180"/>
+      </w:pPr>
+      <w:r>
+        <w:rPr>
+          <w:b w:val="0"/>
+        </w:rPr>
+        <w:t>Point to the step or supplied fact that decides; explain your repair if needed.</w:t>
+      </w:r>
+    </w:p>
+    <w:p>
+      <w:pPr>
+        <w:spacing w:line="336" w:lineRule="auto" w:after="180"/>
+      </w:pPr>
+      <w:r>
+        <w:rPr>
+          <w:b w:val="0"/>
+        </w:rPr>
         <w:t>Answer on your own before discussion. If you are unsure, say which step you need help with.</w:t>
       </w:r>
     </w:p>
@@ -2468,7 +4724,14 @@
       </w:r>
     </w:p>
     <w:p>
-      <w:r>
+      <w:pPr>
+        <w:spacing w:line="336" w:lineRule="auto" w:after="180"/>
+        <w:shd w:fill="F5F1FB"/>
+      </w:pPr>
+      <w:r>
+        <w:rPr>
+          <w:b w:val="0"/>
+        </w:rPr>
         <w:t>Where does the first original rejection occur, and why is K3 not originally selected?</w:t>
       </w:r>
     </w:p>
@@ -2501,7 +4764,13 @@
       </w:r>
     </w:p>
     <w:p>
-      <w:r>
+      <w:pPr>
+        <w:spacing w:line="336" w:lineRule="auto" w:after="180"/>
+      </w:pPr>
+      <w:r>
+        <w:rPr>
+          <w:b w:val="0"/>
+        </w:rPr>
         <w:t>This is supported practice. Keep the separately named independent case for an attempt before feedback.</w:t>
       </w:r>
     </w:p>
@@ -2515,6 +4784,17 @@
     </w:p>
     <w:p>
       <w:r>
+        <w:t>Investigate Design the Decision Process. Record the prediction, actual observation or labelled paper trace, explanation and next test separately.</w:t>
+      </w:r>
+    </w:p>
+    <w:p>
+      <w:pPr>
+        <w:spacing w:line="336" w:lineRule="auto" w:after="180"/>
+      </w:pPr>
+      <w:r>
+        <w:rPr>
+          <w:b/>
+        </w:rPr>
         <w:t>EXPLORER LAB</w:t>
       </w:r>
     </w:p>
@@ -2527,8 +4807,26 @@
       </w:r>
     </w:p>
     <w:p>
-      <w:r>
-        <w:t>Predict first, test honestly, and explain what the evidence means.</w:t>
+      <w:pPr>
+        <w:spacing w:line="336" w:lineRule="auto" w:after="180"/>
+      </w:pPr>
+      <w:r>
+        <w:rPr>
+          <w:b w:val="0"/>
+        </w:rPr>
+        <w:t xml:space="preserve">Predict first, test honestly, and explain what the </w:t>
+      </w:r>
+      <w:r>
+        <w:rPr>
+          <w:b/>
+        </w:rPr>
+        <w:t>evidence</w:t>
+      </w:r>
+      <w:r>
+        <w:rPr>
+          <w:b w:val="0"/>
+        </w:rPr>
+        <w:t xml:space="preserve"> means.</w:t>
       </w:r>
     </w:p>
     <w:p>
@@ -2568,27 +4866,144 @@
       </w:r>
     </w:p>
     <w:p>
-      <w:r>
-        <w:t>State your prediction before the result is known.</w:t>
-      </w:r>
-    </w:p>
-    <w:p>
-      <w:r>
-        <w:t>Complete the task: Create and trace the smallest useful decision flow.</w:t>
-      </w:r>
-    </w:p>
-    <w:p>
-      <w:r>
+      <w:pPr>
+        <w:pStyle w:val="Heading3"/>
+      </w:pPr>
+      <w:r>
+        <w:t>1. Predict</w:t>
+      </w:r>
+    </w:p>
+    <w:p>
+      <w:pPr>
+        <w:spacing w:line="336" w:lineRule="auto" w:after="180"/>
+        <w:shd w:fill="F4F9FC"/>
+      </w:pPr>
+      <w:r>
+        <w:rPr>
+          <w:b/>
+        </w:rPr>
+        <w:t>State</w:t>
+      </w:r>
+      <w:r>
+        <w:rPr>
+          <w:b w:val="0"/>
+        </w:rPr>
+        <w:t xml:space="preserve"> your </w:t>
+      </w:r>
+      <w:r>
+        <w:rPr>
+          <w:b/>
+        </w:rPr>
+        <w:t>prediction</w:t>
+      </w:r>
+      <w:r>
+        <w:rPr>
+          <w:b w:val="0"/>
+        </w:rPr>
+        <w:t xml:space="preserve"> before the result is known.</w:t>
+      </w:r>
+    </w:p>
+    <w:p>
+      <w:pPr>
+        <w:pStyle w:val="Heading3"/>
+      </w:pPr>
+      <w:r>
+        <w:t>2. Investigate</w:t>
+      </w:r>
+    </w:p>
+    <w:p>
+      <w:pPr>
+        <w:spacing w:line="336" w:lineRule="auto" w:after="180"/>
+        <w:shd w:fill="F4F9FC"/>
+      </w:pPr>
+      <w:r>
+        <w:rPr>
+          <w:b w:val="0"/>
+        </w:rPr>
+        <w:t xml:space="preserve">Complete the task: Create and trace the smallest useful </w:t>
+      </w:r>
+      <w:r>
+        <w:rPr>
+          <w:b/>
+        </w:rPr>
+        <w:t>decision flow</w:t>
+      </w:r>
+      <w:r>
+        <w:rPr>
+          <w:b w:val="0"/>
+        </w:rPr>
+        <w:t>.</w:t>
+      </w:r>
+    </w:p>
+    <w:p>
+      <w:pPr>
+        <w:pStyle w:val="Heading3"/>
+      </w:pPr>
+      <w:r>
+        <w:t>3. Compare cases</w:t>
+      </w:r>
+    </w:p>
+    <w:p>
+      <w:pPr>
+        <w:spacing w:line="336" w:lineRule="auto" w:after="180"/>
+        <w:shd w:fill="F4F9FC"/>
+      </w:pPr>
+      <w:r>
+        <w:rPr>
+          <w:b w:val="0"/>
+        </w:rPr>
         <w:t>Keep a normal case and an edge case clearly separated.</w:t>
       </w:r>
     </w:p>
     <w:p>
-      <w:r>
-        <w:t>Record what happened—even when it does not match your prediction.</w:t>
-      </w:r>
-    </w:p>
-    <w:p>
-      <w:r>
+      <w:pPr>
+        <w:pStyle w:val="Heading3"/>
+      </w:pPr>
+      <w:r>
+        <w:t>4. Record honestly</w:t>
+      </w:r>
+    </w:p>
+    <w:p>
+      <w:pPr>
+        <w:spacing w:line="336" w:lineRule="auto" w:after="180"/>
+        <w:shd w:fill="F4F9FC"/>
+      </w:pPr>
+      <w:r>
+        <w:rPr>
+          <w:b w:val="0"/>
+        </w:rPr>
+        <w:t xml:space="preserve">Record what happened—even when it does not match your </w:t>
+      </w:r>
+      <w:r>
+        <w:rPr>
+          <w:b/>
+        </w:rPr>
+        <w:t>prediction</w:t>
+      </w:r>
+      <w:r>
+        <w:rPr>
+          <w:b w:val="0"/>
+        </w:rPr>
+        <w:t>.</w:t>
+      </w:r>
+    </w:p>
+    <w:p>
+      <w:pPr>
+        <w:pStyle w:val="Heading3"/>
+      </w:pPr>
+      <w:r>
+        <w:t>5. Explain and plan the next test</w:t>
+      </w:r>
+    </w:p>
+    <w:p>
+      <w:pPr>
+        <w:spacing w:line="336" w:lineRule="auto" w:after="180"/>
+        <w:shd w:fill="F4F9FC"/>
+      </w:pPr>
+      <w:r>
+        <w:rPr>
+          <w:b w:val="0"/>
+        </w:rPr>
         <w:t>Explain the result, one limitation, and the next useful test.</w:t>
       </w:r>
     </w:p>
@@ -2723,7 +5138,22 @@
       </w:tr>
     </w:tbl>
     <w:p>
-      <w:r>
+      <w:pPr>
+        <w:pStyle w:val="Heading3"/>
+      </w:pPr>
+      <w:r>
+        <w:t>Use a fresh case after support</w:t>
+      </w:r>
+    </w:p>
+    <w:p>
+      <w:pPr>
+        <w:spacing w:line="336" w:lineRule="auto" w:after="180"/>
+        <w:shd w:fill="FFF5E6"/>
+      </w:pPr>
+      <w:r>
+        <w:rPr>
+          <w:b w:val="0"/>
+        </w:rPr>
         <w:t>INDEPENDENCE  After support is removed, repeat the proof with a fresh case.</w:t>
       </w:r>
     </w:p>
@@ -2736,7 +5166,13 @@
       </w:r>
     </w:p>
     <w:p>
-      <w:r>
+      <w:pPr>
+        <w:spacing w:line="336" w:lineRule="auto" w:after="180"/>
+      </w:pPr>
+      <w:r>
+        <w:rPr>
+          <w:b w:val="0"/>
+        </w:rPr>
         <w:t>Before trying: what do I expect, and why? While trying: which step could first go wrong? Afterwards: what did I actually observe, and what should change? Keep “not run” if you only traced the procedure.</w:t>
       </w:r>
     </w:p>
@@ -2750,6 +5186,17 @@
     </w:p>
     <w:p>
       <w:r>
+        <w:t>Move from recall to tracing, diagnosis and transfer in Design the Decision Process. Explain why each step is justified.</w:t>
+      </w:r>
+    </w:p>
+    <w:p>
+      <w:pPr>
+        <w:spacing w:line="336" w:lineRule="auto" w:after="180"/>
+      </w:pPr>
+      <w:r>
+        <w:rPr>
+          <w:b/>
+        </w:rPr>
         <w:t>PRACTICE LADDER</w:t>
       </w:r>
     </w:p>
@@ -2762,7 +5209,13 @@
       </w:r>
     </w:p>
     <w:p>
-      <w:r>
+      <w:pPr>
+        <w:spacing w:line="336" w:lineRule="auto" w:after="180"/>
+      </w:pPr>
+      <w:r>
+        <w:rPr>
+          <w:b w:val="0"/>
+        </w:rPr>
         <w:t>Each step asks for a stronger kind of understanding.</w:t>
       </w:r>
     </w:p>
@@ -2803,42 +5256,202 @@
       </w:r>
     </w:p>
     <w:p>
-      <w:r>
-        <w:t>RECALL  Define decision flow.</w:t>
-      </w:r>
-    </w:p>
-    <w:p>
-      <w:r>
-        <w:t>EXPLAIN  Rules or learned patterns must connect inputs to outputs transparently.</w:t>
-      </w:r>
-    </w:p>
-    <w:p>
-      <w:r>
-        <w:t>TRACE  Show the input, process, and output.</w:t>
-      </w:r>
-    </w:p>
-    <w:p>
-      <w:r>
+      <w:pPr>
+        <w:spacing w:line="336" w:lineRule="auto" w:after="180"/>
+        <w:shd w:fill="F4F9FC"/>
+      </w:pPr>
+      <w:r>
+        <w:rPr>
+          <w:b w:val="0"/>
+        </w:rPr>
+        <w:t xml:space="preserve">RECALL  Define </w:t>
+      </w:r>
+      <w:r>
+        <w:rPr>
+          <w:b/>
+        </w:rPr>
+        <w:t>decision flow</w:t>
+      </w:r>
+      <w:r>
+        <w:rPr>
+          <w:b w:val="0"/>
+        </w:rPr>
+        <w:t>.</w:t>
+      </w:r>
+    </w:p>
+    <w:p>
+      <w:pPr>
+        <w:spacing w:line="336" w:lineRule="auto" w:after="180"/>
+        <w:shd w:fill="F4F9FC"/>
+      </w:pPr>
+      <w:r>
+        <w:rPr>
+          <w:b w:val="0"/>
+        </w:rPr>
+        <w:t xml:space="preserve">EXPLAIN  Rules or learned patterns must connect </w:t>
+      </w:r>
+      <w:r>
+        <w:rPr>
+          <w:b/>
+        </w:rPr>
+        <w:t>input</w:t>
+      </w:r>
+      <w:r>
+        <w:rPr>
+          <w:b w:val="0"/>
+        </w:rPr>
+        <w:t xml:space="preserve">s to </w:t>
+      </w:r>
+      <w:r>
+        <w:rPr>
+          <w:b/>
+        </w:rPr>
+        <w:t>output</w:t>
+      </w:r>
+      <w:r>
+        <w:rPr>
+          <w:b w:val="0"/>
+        </w:rPr>
+        <w:t>s transparently.</w:t>
+      </w:r>
+    </w:p>
+    <w:p>
+      <w:pPr>
+        <w:spacing w:line="336" w:lineRule="auto" w:after="180"/>
+        <w:shd w:fill="F4F9FC"/>
+      </w:pPr>
+      <w:r>
+        <w:rPr>
+          <w:b w:val="0"/>
+        </w:rPr>
+        <w:t xml:space="preserve">TRACE  Show the </w:t>
+      </w:r>
+      <w:r>
+        <w:rPr>
+          <w:b/>
+        </w:rPr>
+        <w:t>input</w:t>
+      </w:r>
+      <w:r>
+        <w:rPr>
+          <w:b w:val="0"/>
+        </w:rPr>
+        <w:t xml:space="preserve">, </w:t>
+      </w:r>
+      <w:r>
+        <w:rPr>
+          <w:b/>
+        </w:rPr>
+        <w:t>process</w:t>
+      </w:r>
+      <w:r>
+        <w:rPr>
+          <w:b w:val="0"/>
+        </w:rPr>
+        <w:t xml:space="preserve">, and </w:t>
+      </w:r>
+      <w:r>
+        <w:rPr>
+          <w:b/>
+        </w:rPr>
+        <w:t>output</w:t>
+      </w:r>
+      <w:r>
+        <w:rPr>
+          <w:b w:val="0"/>
+        </w:rPr>
+        <w:t>.</w:t>
+      </w:r>
+    </w:p>
+    <w:p>
+      <w:pPr>
+        <w:spacing w:line="336" w:lineRule="auto" w:after="180"/>
+        <w:shd w:fill="F4F9FC"/>
+      </w:pPr>
+      <w:r>
+        <w:rPr>
+          <w:b w:val="0"/>
+        </w:rPr>
         <w:t>DIAGNOSE  Repair: A longer flow must be more capable.</w:t>
       </w:r>
     </w:p>
     <w:p>
-      <w:r>
+      <w:pPr>
+        <w:spacing w:line="336" w:lineRule="auto" w:after="180"/>
+        <w:shd w:fill="F4F9FC"/>
+      </w:pPr>
+      <w:r>
+        <w:rPr>
+          <w:b w:val="0"/>
+        </w:rPr>
         <w:t>TRANSFER  Apply the idea to a new home or classroom case.</w:t>
       </w:r>
     </w:p>
     <w:p>
-      <w:r>
+      <w:pPr>
+        <w:spacing w:line="336" w:lineRule="auto" w:after="180"/>
+        <w:shd w:fill="F4F9FC"/>
+      </w:pPr>
+      <w:r>
+        <w:rPr>
+          <w:b w:val="0"/>
+        </w:rPr>
         <w:t>CREATE  Design one revealing test.</w:t>
       </w:r>
     </w:p>
     <w:p>
-      <w:r>
-        <w:t>DEFEND  Give a claim, evidence, mechanism, limit, and safe action.</w:t>
-      </w:r>
-    </w:p>
-    <w:p>
-      <w:r>
+      <w:pPr>
+        <w:spacing w:line="336" w:lineRule="auto" w:after="180"/>
+        <w:shd w:fill="F4F9FC"/>
+      </w:pPr>
+      <w:r>
+        <w:rPr>
+          <w:b w:val="0"/>
+        </w:rPr>
+        <w:t xml:space="preserve">DEFEND  Give a claim, </w:t>
+      </w:r>
+      <w:r>
+        <w:rPr>
+          <w:b/>
+        </w:rPr>
+        <w:t>evidence</w:t>
+      </w:r>
+      <w:r>
+        <w:rPr>
+          <w:b w:val="0"/>
+        </w:rPr>
+        <w:t xml:space="preserve">, </w:t>
+      </w:r>
+      <w:r>
+        <w:rPr>
+          <w:b/>
+        </w:rPr>
+        <w:t>mechanism</w:t>
+      </w:r>
+      <w:r>
+        <w:rPr>
+          <w:b w:val="0"/>
+        </w:rPr>
+        <w:t>, limit, and safe action.</w:t>
+      </w:r>
+    </w:p>
+    <w:p>
+      <w:pPr>
+        <w:pStyle w:val="Heading3"/>
+      </w:pPr>
+      <w:r>
+        <w:t>When to retry</w:t>
+      </w:r>
+    </w:p>
+    <w:p>
+      <w:pPr>
+        <w:spacing w:line="336" w:lineRule="auto" w:after="180"/>
+        <w:shd w:fill="F1F6F8"/>
+      </w:pPr>
+      <w:r>
+        <w:rPr>
+          <w:b w:val="0"/>
+        </w:rPr>
         <w:t>RETRY RULE  A coached answer becomes mastery only after you solve a different case independently.</w:t>
       </w:r>
     </w:p>
@@ -2852,6 +5465,17 @@
     </w:p>
     <w:p>
       <w:r>
+        <w:t>Apply this week’s idea to Helpful Classroom Sorter. Keep an annotated decision and the evidence supporting it.</w:t>
+      </w:r>
+    </w:p>
+    <w:p>
+      <w:pPr>
+        <w:spacing w:line="336" w:lineRule="auto" w:after="180"/>
+      </w:pPr>
+      <w:r>
+        <w:rPr>
+          <w:b/>
+        </w:rPr>
         <w:t>PROJECT</w:t>
       </w:r>
     </w:p>
@@ -2864,8 +5488,26 @@
       </w:r>
     </w:p>
     <w:p>
-      <w:r>
-        <w:t>Build one coherent system across the year, one evidence-based decision at a time.</w:t>
+      <w:pPr>
+        <w:spacing w:line="336" w:lineRule="auto" w:after="180"/>
+      </w:pPr>
+      <w:r>
+        <w:rPr>
+          <w:b w:val="0"/>
+        </w:rPr>
+        <w:t xml:space="preserve">Build one coherent system across the year, one </w:t>
+      </w:r>
+      <w:r>
+        <w:rPr>
+          <w:b/>
+        </w:rPr>
+        <w:t>evidence</w:t>
+      </w:r>
+      <w:r>
+        <w:rPr>
+          <w:b w:val="0"/>
+        </w:rPr>
+        <w:t>-based decision at a time.</w:t>
       </w:r>
     </w:p>
     <w:p>
@@ -2905,32 +5547,122 @@
       </w:r>
     </w:p>
     <w:p>
-      <w:r>
-        <w:t>THIS WEEK'S CHECKPOINT  Complete the sorter v1 decision flow and annotate every branch with the evidence it uses.</w:t>
-      </w:r>
-    </w:p>
-    <w:p>
-      <w:r>
+      <w:pPr>
+        <w:spacing w:line="336" w:lineRule="auto" w:after="180"/>
+        <w:shd w:fill="EDF7F3"/>
+      </w:pPr>
+      <w:r>
+        <w:rPr>
+          <w:b w:val="0"/>
+        </w:rPr>
+        <w:t xml:space="preserve">THIS WEEK'S CHECKPOINT  Complete the sorter v1 </w:t>
+      </w:r>
+      <w:r>
+        <w:rPr>
+          <w:b/>
+        </w:rPr>
+        <w:t>decision flow</w:t>
+      </w:r>
+      <w:r>
+        <w:rPr>
+          <w:b w:val="0"/>
+        </w:rPr>
+        <w:t xml:space="preserve"> and annotate every </w:t>
+      </w:r>
+      <w:r>
+        <w:rPr>
+          <w:b/>
+        </w:rPr>
+        <w:t>branch</w:t>
+      </w:r>
+      <w:r>
+        <w:rPr>
+          <w:b w:val="0"/>
+        </w:rPr>
+        <w:t xml:space="preserve"> with the </w:t>
+      </w:r>
+      <w:r>
+        <w:rPr>
+          <w:b/>
+        </w:rPr>
+        <w:t>evidence</w:t>
+      </w:r>
+      <w:r>
+        <w:rPr>
+          <w:b w:val="0"/>
+        </w:rPr>
+        <w:t xml:space="preserve"> it uses.</w:t>
+      </w:r>
+    </w:p>
+    <w:p>
+      <w:pPr>
+        <w:spacing w:line="336" w:lineRule="auto" w:after="180"/>
+        <w:shd w:fill="F5F1FB"/>
+      </w:pPr>
+      <w:r>
+        <w:rPr>
+          <w:b w:val="0"/>
+        </w:rPr>
         <w:t>What real classroom need does this serve?</w:t>
       </w:r>
     </w:p>
     <w:p>
-      <w:r>
+      <w:pPr>
+        <w:spacing w:line="336" w:lineRule="auto" w:after="180"/>
+        <w:shd w:fill="F5F1FB"/>
+      </w:pPr>
+      <w:r>
+        <w:rPr>
+          <w:b w:val="0"/>
+        </w:rPr>
         <w:t>What information is necessary—and what should stay private?</w:t>
       </w:r>
     </w:p>
     <w:p>
-      <w:r>
-        <w:t>What happens inside the process?</w:t>
-      </w:r>
-    </w:p>
-    <w:p>
-      <w:r>
+      <w:pPr>
+        <w:spacing w:line="336" w:lineRule="auto" w:after="180"/>
+        <w:shd w:fill="F5F1FB"/>
+      </w:pPr>
+      <w:r>
+        <w:rPr>
+          <w:b w:val="0"/>
+        </w:rPr>
+        <w:t xml:space="preserve">What happens inside the </w:t>
+      </w:r>
+      <w:r>
+        <w:rPr>
+          <w:b/>
+        </w:rPr>
+        <w:t>process</w:t>
+      </w:r>
+      <w:r>
+        <w:rPr>
+          <w:b w:val="0"/>
+        </w:rPr>
+        <w:t>?</w:t>
+      </w:r>
+    </w:p>
+    <w:p>
+      <w:pPr>
+        <w:spacing w:line="336" w:lineRule="auto" w:after="180"/>
+        <w:shd w:fill="F5F1FB"/>
+      </w:pPr>
+      <w:r>
+        <w:rPr>
+          <w:b w:val="0"/>
+        </w:rPr>
         <w:t>What normal and edge cases will you test?</w:t>
       </w:r>
     </w:p>
     <w:p>
-      <w:r>
+      <w:pPr>
+        <w:spacing w:line="336" w:lineRule="auto" w:after="180"/>
+        <w:shd w:fill="F5F1FB"/>
+      </w:pPr>
+      <w:r>
+        <w:rPr>
+          <w:b w:val="0"/>
+        </w:rPr>
         <w:t>When should it say not sure or ask a person?</w:t>
       </w:r>
     </w:p>
@@ -2971,12 +5703,33 @@
       </w:r>
     </w:p>
     <w:p>
-      <w:r>
+      <w:pPr>
+        <w:pStyle w:val="Heading3"/>
+      </w:pPr>
+      <w:r>
+        <w:t>Responsible design</w:t>
+      </w:r>
+    </w:p>
+    <w:p>
+      <w:pPr>
+        <w:spacing w:line="336" w:lineRule="auto" w:after="180"/>
+        <w:shd w:fill="FFF5E6"/>
+      </w:pPr>
+      <w:r>
+        <w:rPr>
+          <w:b w:val="0"/>
+        </w:rPr>
         <w:t>RESPONSIBLE DESIGN  Transparent does not mean correct; the flow still needs testing.</w:t>
       </w:r>
     </w:p>
     <w:p>
-      <w:r>
+      <w:pPr>
+        <w:spacing w:line="336" w:lineRule="auto" w:after="180"/>
+      </w:pPr>
+      <w:r>
+        <w:rPr>
+          <w:b w:val="0"/>
+        </w:rPr>
         <w:t>My project decision:</w:t>
       </w:r>
     </w:p>
@@ -2989,8 +5742,50 @@
       </w:r>
     </w:p>
     <w:p>
-      <w:r>
-        <w:t>Draw the sorter’s decision branches, loop-back arrows, final outputs and invalid-input path so every valid case can terminate.</w:t>
+      <w:pPr>
+        <w:spacing w:line="336" w:lineRule="auto" w:after="180"/>
+      </w:pPr>
+      <w:r>
+        <w:rPr>
+          <w:b w:val="0"/>
+        </w:rPr>
+        <w:t xml:space="preserve">Draw the sorter’s decision </w:t>
+      </w:r>
+      <w:r>
+        <w:rPr>
+          <w:b/>
+        </w:rPr>
+        <w:t>branch</w:t>
+      </w:r>
+      <w:r>
+        <w:rPr>
+          <w:b w:val="0"/>
+        </w:rPr>
+        <w:t xml:space="preserve">es, loop-back arrows, final </w:t>
+      </w:r>
+      <w:r>
+        <w:rPr>
+          <w:b/>
+        </w:rPr>
+        <w:t>output</w:t>
+      </w:r>
+      <w:r>
+        <w:rPr>
+          <w:b w:val="0"/>
+        </w:rPr>
+        <w:t>s and invalid-</w:t>
+      </w:r>
+      <w:r>
+        <w:rPr>
+          <w:b/>
+        </w:rPr>
+        <w:t>input</w:t>
+      </w:r>
+      <w:r>
+        <w:rPr>
+          <w:b w:val="0"/>
+        </w:rPr>
+        <w:t xml:space="preserve"> path so every valid case can terminate.</w:t>
       </w:r>
     </w:p>
     <w:p>
@@ -3003,6 +5798,17 @@
     </w:p>
     <w:p>
       <w:r>
+        <w:t>Use a genuinely new case for independent evidence. Previously discussed examples remain practice; use the separately named independent case before feedback.</w:t>
+      </w:r>
+    </w:p>
+    <w:p>
+      <w:pPr>
+        <w:spacing w:line="336" w:lineRule="auto" w:after="180"/>
+      </w:pPr>
+      <w:r>
+        <w:rPr>
+          <w:b/>
+        </w:rPr>
         <w:t>MASTERY</w:t>
       </w:r>
     </w:p>
@@ -3015,7 +5821,13 @@
       </w:r>
     </w:p>
     <w:p>
-      <w:r>
+      <w:pPr>
+        <w:spacing w:line="336" w:lineRule="auto" w:after="180"/>
+      </w:pPr>
+      <w:r>
+        <w:rPr>
+          <w:b w:val="0"/>
+        </w:rPr>
         <w:t>Complete this after teaching and guided practice have ended.</w:t>
       </w:r>
     </w:p>
@@ -3056,53 +5868,284 @@
       </w:r>
     </w:p>
     <w:p>
-      <w:r>
-        <w:t>REQUIRED PROOF  Create and trace the smallest useful decision flow across normal, missing, and ambiguous inputs.</w:t>
-      </w:r>
-    </w:p>
-    <w:p>
-      <w:r>
+      <w:pPr>
+        <w:pStyle w:val="Heading3"/>
+      </w:pPr>
+      <w:r>
+        <w:t>What success looks like</w:t>
+      </w:r>
+    </w:p>
+    <w:p>
+      <w:pPr>
+        <w:spacing w:line="336" w:lineRule="auto" w:after="180"/>
+        <w:shd w:fill="EDF7F3"/>
+      </w:pPr>
+      <w:r>
+        <w:rPr>
+          <w:b w:val="0"/>
+        </w:rPr>
+        <w:t xml:space="preserve">REQUIRED PROOF  Create and trace the smallest useful </w:t>
+      </w:r>
+      <w:r>
+        <w:rPr>
+          <w:b/>
+        </w:rPr>
+        <w:t>decision flow</w:t>
+      </w:r>
+      <w:r>
+        <w:rPr>
+          <w:b w:val="0"/>
+        </w:rPr>
+        <w:t xml:space="preserve"> across normal, missing, and ambiguous </w:t>
+      </w:r>
+      <w:r>
+        <w:rPr>
+          <w:b/>
+        </w:rPr>
+        <w:t>input</w:t>
+      </w:r>
+      <w:r>
+        <w:rPr>
+          <w:b w:val="0"/>
+        </w:rPr>
+        <w:t>s.</w:t>
+      </w:r>
+    </w:p>
+    <w:p>
+      <w:pPr>
+        <w:spacing w:line="336" w:lineRule="auto" w:after="180"/>
+      </w:pPr>
+      <w:r>
+        <w:rPr>
+          <w:b w:val="0"/>
+        </w:rPr>
         <w:t>□ Name or draw the fresh case.</w:t>
       </w:r>
     </w:p>
     <w:p>
-      <w:r>
-        <w:t>□ Trace input, process, and output.</w:t>
-      </w:r>
-    </w:p>
-    <w:p>
-      <w:r>
-        <w:t>□ State the conclusion and strongest evidence.</w:t>
-      </w:r>
-    </w:p>
-    <w:p>
-      <w:r>
+      <w:pPr>
+        <w:spacing w:line="336" w:lineRule="auto" w:after="180"/>
+      </w:pPr>
+      <w:r>
+        <w:rPr>
+          <w:b w:val="0"/>
+        </w:rPr>
+        <w:t xml:space="preserve">□ Trace </w:t>
+      </w:r>
+      <w:r>
+        <w:rPr>
+          <w:b/>
+        </w:rPr>
+        <w:t>input</w:t>
+      </w:r>
+      <w:r>
+        <w:rPr>
+          <w:b w:val="0"/>
+        </w:rPr>
+        <w:t xml:space="preserve">, </w:t>
+      </w:r>
+      <w:r>
+        <w:rPr>
+          <w:b/>
+        </w:rPr>
+        <w:t>process</w:t>
+      </w:r>
+      <w:r>
+        <w:rPr>
+          <w:b w:val="0"/>
+        </w:rPr>
+        <w:t xml:space="preserve">, and </w:t>
+      </w:r>
+      <w:r>
+        <w:rPr>
+          <w:b/>
+        </w:rPr>
+        <w:t>output</w:t>
+      </w:r>
+      <w:r>
+        <w:rPr>
+          <w:b w:val="0"/>
+        </w:rPr>
+        <w:t>.</w:t>
+      </w:r>
+    </w:p>
+    <w:p>
+      <w:pPr>
+        <w:spacing w:line="336" w:lineRule="auto" w:after="180"/>
+      </w:pPr>
+      <w:r>
+        <w:rPr>
+          <w:b w:val="0"/>
+        </w:rPr>
+        <w:t xml:space="preserve">□ </w:t>
+      </w:r>
+      <w:r>
+        <w:rPr>
+          <w:b/>
+        </w:rPr>
+        <w:t>State</w:t>
+      </w:r>
+      <w:r>
+        <w:rPr>
+          <w:b w:val="0"/>
+        </w:rPr>
+        <w:t xml:space="preserve"> the conclusion and strongest </w:t>
+      </w:r>
+      <w:r>
+        <w:rPr>
+          <w:b/>
+        </w:rPr>
+        <w:t>evidence</w:t>
+      </w:r>
+      <w:r>
+        <w:rPr>
+          <w:b w:val="0"/>
+        </w:rPr>
+        <w:t>.</w:t>
+      </w:r>
+    </w:p>
+    <w:p>
+      <w:pPr>
+        <w:spacing w:line="336" w:lineRule="auto" w:after="180"/>
+      </w:pPr>
+      <w:r>
+        <w:rPr>
+          <w:b w:val="0"/>
+        </w:rPr>
         <w:t>□ Name one limit, failure, missing clue, or fairness/privacy concern.</w:t>
       </w:r>
     </w:p>
     <w:p>
-      <w:r>
+      <w:pPr>
+        <w:spacing w:line="336" w:lineRule="auto" w:after="180"/>
+      </w:pPr>
+      <w:r>
+        <w:rPr>
+          <w:b w:val="0"/>
+        </w:rPr>
         <w:t>□ Explain one safe next action or improvement.</w:t>
       </w:r>
     </w:p>
     <w:p>
-      <w:r>
-        <w:t>Independent evidence:</w:t>
-      </w:r>
-    </w:p>
-    <w:p>
-      <w:r>
-        <w:t>SELF-CHECK  Start with a baseline whose branches can be read aloud. Each input must affect a decision or be removed. Add not-sure and review paths, then explain when a learned component would earn its added complexity.</w:t>
-      </w:r>
-    </w:p>
-    <w:p>
-      <w:r>
+      <w:pPr>
+        <w:spacing w:line="336" w:lineRule="auto" w:after="180"/>
+      </w:pPr>
+      <w:r>
+        <w:rPr>
+          <w:b w:val="0"/>
+        </w:rPr>
+        <w:t xml:space="preserve">Independent </w:t>
+      </w:r>
+      <w:r>
+        <w:rPr>
+          <w:b/>
+        </w:rPr>
+        <w:t>evidence</w:t>
+      </w:r>
+      <w:r>
+        <w:rPr>
+          <w:b w:val="0"/>
+        </w:rPr>
+        <w:t>:</w:t>
+      </w:r>
+    </w:p>
+    <w:p>
+      <w:pPr>
+        <w:pStyle w:val="Heading3"/>
+      </w:pPr>
+      <w:r>
+        <w:t>Check your explanation</w:t>
+      </w:r>
+    </w:p>
+    <w:p>
+      <w:pPr>
+        <w:spacing w:line="336" w:lineRule="auto" w:after="180"/>
+        <w:shd w:fill="F5F1FB"/>
+      </w:pPr>
+      <w:r>
+        <w:rPr>
+          <w:b w:val="0"/>
+        </w:rPr>
+        <w:t xml:space="preserve">SELF-CHECK  Start with a </w:t>
+      </w:r>
+      <w:r>
+        <w:rPr>
+          <w:b/>
+        </w:rPr>
+        <w:t>baseline</w:t>
+      </w:r>
+      <w:r>
+        <w:rPr>
+          <w:b w:val="0"/>
+        </w:rPr>
+        <w:t xml:space="preserve"> whose </w:t>
+      </w:r>
+      <w:r>
+        <w:rPr>
+          <w:b/>
+        </w:rPr>
+        <w:t>branch</w:t>
+      </w:r>
+      <w:r>
+        <w:rPr>
+          <w:b w:val="0"/>
+        </w:rPr>
+        <w:t xml:space="preserve">es can be read aloud. Each </w:t>
+      </w:r>
+      <w:r>
+        <w:rPr>
+          <w:b/>
+        </w:rPr>
+        <w:t>input</w:t>
+      </w:r>
+      <w:r>
+        <w:rPr>
+          <w:b w:val="0"/>
+        </w:rPr>
+        <w:t xml:space="preserve"> must affect a decision or be removed. Add not-sure and review paths, then explain when a learned component would earn its added complexity.</w:t>
+      </w:r>
+    </w:p>
+    <w:p>
+      <w:pPr>
+        <w:spacing w:line="336" w:lineRule="auto" w:after="180"/>
+      </w:pPr>
+      <w:r>
+        <w:rPr>
+          <w:b w:val="0"/>
+        </w:rPr>
         <w:t>My level:  □ Not yet  □ With one hint  □ Independently  □ I can teach it</w:t>
       </w:r>
     </w:p>
     <w:p>
-      <w:r>
-        <w:t>NEXT BRIDGE  Carry today's evidence habit into: Build a Paper Prototype.</w:t>
+      <w:pPr>
+        <w:pStyle w:val="Heading3"/>
+      </w:pPr>
+      <w:r>
+        <w:t>Connect to the next lesson</w:t>
+      </w:r>
+    </w:p>
+    <w:p>
+      <w:pPr>
+        <w:spacing w:line="336" w:lineRule="auto" w:after="180"/>
+        <w:shd w:fill="F1F6F8"/>
+      </w:pPr>
+      <w:r>
+        <w:rPr>
+          <w:b w:val="0"/>
+        </w:rPr>
+        <w:t xml:space="preserve">NEXT BRIDGE  Carry today's </w:t>
+      </w:r>
+      <w:r>
+        <w:rPr>
+          <w:b/>
+        </w:rPr>
+        <w:t>evidence</w:t>
+      </w:r>
+      <w:r>
+        <w:rPr>
+          <w:b w:val="0"/>
+        </w:rPr>
+        <w:t xml:space="preserve"> habit into: Build a Paper Prototype.</w:t>
       </w:r>
     </w:p>
     <w:p>
@@ -3114,6 +6157,11 @@
       </w:r>
     </w:p>
     <w:p>
+      <w:r>
+        <w:t>Revisit the complete Design the Decision Process case for supported practice. Repeated examples do not become fresh assessments.</w:t>
+      </w:r>
+    </w:p>
+    <w:p>
       <w:pPr>
         <w:pStyle w:val="Heading3"/>
       </w:pPr>
@@ -3122,7 +6170,13 @@
       </w:r>
     </w:p>
     <w:p>
-      <w:r>
+      <w:pPr>
+        <w:spacing w:line="336" w:lineRule="auto" w:after="180"/>
+      </w:pPr>
+      <w:r>
+        <w:rPr>
+          <w:b w:val="0"/>
+        </w:rPr>
         <w:t>Use the supplied details to practise the weekly concept before attempting the independent question. This case extends the illustrated lesson.</w:t>
       </w:r>
     </w:p>
@@ -3135,8 +6189,26 @@
       </w:r>
     </w:p>
     <w:p>
-      <w:r>
-        <w:t>A rule sends paper to P and everything else to M. Inputs include paper, metal and glass.</w:t>
+      <w:pPr>
+        <w:spacing w:line="336" w:lineRule="auto" w:after="180"/>
+      </w:pPr>
+      <w:r>
+        <w:rPr>
+          <w:b w:val="0"/>
+        </w:rPr>
+        <w:t xml:space="preserve">A rule sends paper to P and everything else to M. </w:t>
+      </w:r>
+      <w:r>
+        <w:rPr>
+          <w:b/>
+        </w:rPr>
+        <w:t>Input</w:t>
+      </w:r>
+      <w:r>
+        <w:rPr>
+          <w:b w:val="0"/>
+        </w:rPr>
+        <w:t>s include paper, metal and glass.</w:t>
       </w:r>
     </w:p>
     <w:p>
@@ -3148,7 +6220,13 @@
       </w:r>
     </w:p>
     <w:p>
-      <w:r>
+      <w:pPr>
+        <w:spacing w:line="336" w:lineRule="auto" w:after="180"/>
+      </w:pPr>
+      <w:r>
+        <w:rPr>
+          <w:b w:val="0"/>
+        </w:rPr>
         <w:t>Trace glass and repair the rule.</w:t>
       </w:r>
     </w:p>
@@ -3161,8 +6239,26 @@
       </w:r>
     </w:p>
     <w:p>
-      <w:r>
-        <w:t>Glass incorrectly goes to M. Add an explicit metal check and a glass or review branch. Otherwise includes all remaining cases.</w:t>
+      <w:pPr>
+        <w:spacing w:line="336" w:lineRule="auto" w:after="180"/>
+      </w:pPr>
+      <w:r>
+        <w:rPr>
+          <w:b w:val="0"/>
+        </w:rPr>
+        <w:t xml:space="preserve">Glass incorrectly goes to M. Add an explicit metal check and a glass or review </w:t>
+      </w:r>
+      <w:r>
+        <w:rPr>
+          <w:b/>
+        </w:rPr>
+        <w:t>branch</w:t>
+      </w:r>
+      <w:r>
+        <w:rPr>
+          <w:b w:val="0"/>
+        </w:rPr>
+        <w:t>. Otherwise includes all remaining cases.</w:t>
       </w:r>
     </w:p>
     <w:p>
@@ -3174,7 +6270,14 @@
       </w:r>
     </w:p>
     <w:p>
-      <w:r>
+      <w:pPr>
+        <w:spacing w:line="336" w:lineRule="auto" w:after="180"/>
+        <w:shd w:fill="F5F1FB"/>
+      </w:pPr>
+      <w:r>
+        <w:rPr>
+          <w:b w:val="0"/>
+        </w:rPr>
         <w:t>Which detail supports the answer, and why does it matter?</w:t>
       </w:r>
     </w:p>
@@ -3330,18 +6433,60 @@
       </w:tr>
     </w:tbl>
     <w:p>
-      <w:r>
-        <w:t>A rule sends paper to P and everything else to M. Inputs include paper, metal and glass.</w:t>
-      </w:r>
-    </w:p>
-    <w:p>
-      <w:r>
+      <w:pPr>
+        <w:spacing w:line="336" w:lineRule="auto" w:after="180"/>
+      </w:pPr>
+      <w:r>
+        <w:rPr>
+          <w:b w:val="0"/>
+        </w:rPr>
+        <w:t xml:space="preserve">A rule sends paper to P and everything else to M. </w:t>
+      </w:r>
+      <w:r>
+        <w:rPr>
+          <w:b/>
+        </w:rPr>
+        <w:t>Input</w:t>
+      </w:r>
+      <w:r>
+        <w:rPr>
+          <w:b w:val="0"/>
+        </w:rPr>
+        <w:t>s include paper, metal and glass.</w:t>
+      </w:r>
+    </w:p>
+    <w:p>
+      <w:pPr>
+        <w:spacing w:line="336" w:lineRule="auto" w:after="180"/>
+      </w:pPr>
+      <w:r>
+        <w:rPr>
+          <w:b w:val="0"/>
+        </w:rPr>
         <w:t>Trace glass and repair the rule.</w:t>
       </w:r>
     </w:p>
     <w:p>
-      <w:r>
-        <w:t>Glass incorrectly goes to M. Add an explicit metal check and a glass or review branch. Otherwise includes all remaining cases.</w:t>
+      <w:pPr>
+        <w:spacing w:line="336" w:lineRule="auto" w:after="180"/>
+      </w:pPr>
+      <w:r>
+        <w:rPr>
+          <w:b w:val="0"/>
+        </w:rPr>
+        <w:t xml:space="preserve">Glass incorrectly goes to M. Add an explicit metal check and a glass or review </w:t>
+      </w:r>
+      <w:r>
+        <w:rPr>
+          <w:b/>
+        </w:rPr>
+        <w:t>branch</w:t>
+      </w:r>
+      <w:r>
+        <w:rPr>
+          <w:b w:val="0"/>
+        </w:rPr>
+        <w:t>. Otherwise includes all remaining cases.</w:t>
       </w:r>
     </w:p>
     <w:p>
@@ -3353,6 +6498,11 @@
       </w:r>
     </w:p>
     <w:p>
+      <w:r>
+        <w:t>Attempt the reserved new case before feedback. Record support; the earlier examples below remain additional practice.</w:t>
+      </w:r>
+    </w:p>
+    <w:p>
       <w:pPr>
         <w:pStyle w:val="Heading3"/>
       </w:pPr>
@@ -3361,8 +6511,72 @@
       </w:r>
     </w:p>
     <w:p>
-      <w:r>
-        <w:t>A new paper catalogue lists C1 first, capacity 4, quiet Yes; C2 second, capacity 8, quiet No. Valid requests give a whole group size from 1 to 10 and Quiet required Yes or No. A room fits if capacity is at least group size and the quiet condition is met; choose the first fit. Write a complete process with validation, search, state change and stopping rules. Trace 6 people No and explain the outcome for a blank quiet field. No booking takes place.</w:t>
+      <w:pPr>
+        <w:spacing w:line="336" w:lineRule="auto" w:after="180"/>
+      </w:pPr>
+      <w:r>
+        <w:rPr>
+          <w:b w:val="0"/>
+        </w:rPr>
+        <w:t>A new paper catalogue lists C1 first, capacity 4, quiet Yes; C2 second, capacity 8, quiet No. Valid requests give a whole group size from 1 to 10 and Quiet required Yes or No.</w:t>
+      </w:r>
+    </w:p>
+    <w:p>
+      <w:pPr>
+        <w:spacing w:line="336" w:lineRule="auto" w:after="180"/>
+      </w:pPr>
+      <w:r>
+        <w:rPr>
+          <w:b w:val="0"/>
+        </w:rPr>
+        <w:t xml:space="preserve">A room fits if capacity is at least group size and the quiet condition is met; choose the first fit. Write a complete </w:t>
+      </w:r>
+      <w:r>
+        <w:rPr>
+          <w:b/>
+        </w:rPr>
+        <w:t>process</w:t>
+      </w:r>
+      <w:r>
+        <w:rPr>
+          <w:b w:val="0"/>
+        </w:rPr>
+        <w:t xml:space="preserve"> with </w:t>
+      </w:r>
+      <w:r>
+        <w:rPr>
+          <w:b/>
+        </w:rPr>
+        <w:t>validation</w:t>
+      </w:r>
+      <w:r>
+        <w:rPr>
+          <w:b w:val="0"/>
+        </w:rPr>
+        <w:t xml:space="preserve">, search, </w:t>
+      </w:r>
+      <w:r>
+        <w:rPr>
+          <w:b/>
+        </w:rPr>
+        <w:t>state</w:t>
+      </w:r>
+      <w:r>
+        <w:rPr>
+          <w:b w:val="0"/>
+        </w:rPr>
+        <w:t xml:space="preserve"> change and stopping rules.</w:t>
+      </w:r>
+    </w:p>
+    <w:p>
+      <w:pPr>
+        <w:spacing w:line="336" w:lineRule="auto" w:after="180"/>
+      </w:pPr>
+      <w:r>
+        <w:rPr>
+          <w:b w:val="0"/>
+        </w:rPr>
+        <w:t>Trace 6 people No and explain the outcome for a blank quiet field. No booking takes place.</w:t>
       </w:r>
     </w:p>
     <w:p>
@@ -3409,7 +6623,13 @@
       </w:r>
     </w:p>
     <w:p>
-      <w:r>
+      <w:pPr>
+        <w:spacing w:line="336" w:lineRule="auto" w:after="180"/>
+      </w:pPr>
+      <w:r>
+        <w:rPr>
+          <w:b w:val="0"/>
+        </w:rPr>
         <w:t>Attempt this case before feedback. Record any help. Earlier examples below are further practice; a case already practised with feedback cannot establish fresh transfer.</w:t>
       </w:r>
     </w:p>
@@ -3422,18 +6642,66 @@
       </w:r>
     </w:p>
     <w:p>
-      <w:r>
-        <w:t>Close the worked explanation. Apply the idea to this different question without copying.</w:t>
-      </w:r>
-    </w:p>
-    <w:p>
-      <w:r>
-        <w:t>Write a decision process: a clear pencil goes to the pencil tray, a clear book to the shelf, and an unknown object to review. Trace a lunch box.</w:t>
-      </w:r>
-    </w:p>
-    <w:p>
-      <w:r>
-        <w:t>My answer, with a trace, calculation or supporting evidence</w:t>
+      <w:pPr>
+        <w:spacing w:line="336" w:lineRule="auto" w:after="180"/>
+      </w:pPr>
+      <w:r>
+        <w:rPr>
+          <w:b w:val="0"/>
+        </w:rPr>
+        <w:t xml:space="preserve">Close the worked </w:t>
+      </w:r>
+      <w:r>
+        <w:rPr>
+          <w:b/>
+        </w:rPr>
+        <w:t>explanation</w:t>
+      </w:r>
+      <w:r>
+        <w:rPr>
+          <w:b w:val="0"/>
+        </w:rPr>
+        <w:t>. Apply the idea to this different question without copying.</w:t>
+      </w:r>
+    </w:p>
+    <w:p>
+      <w:pPr>
+        <w:spacing w:line="336" w:lineRule="auto" w:after="180"/>
+      </w:pPr>
+      <w:r>
+        <w:rPr>
+          <w:b w:val="0"/>
+        </w:rPr>
+        <w:t xml:space="preserve">Write a decision </w:t>
+      </w:r>
+      <w:r>
+        <w:rPr>
+          <w:b/>
+        </w:rPr>
+        <w:t>process</w:t>
+      </w:r>
+      <w:r>
+        <w:rPr>
+          <w:b w:val="0"/>
+        </w:rPr>
+        <w:t>: a clear pencil goes to the pencil tray, a clear book to the shelf, and an unknown object to review. Trace a lunch box.</w:t>
+      </w:r>
+    </w:p>
+    <w:p>
+      <w:pPr>
+        <w:spacing w:line="336" w:lineRule="auto" w:after="180"/>
+      </w:pPr>
+      <w:r>
+        <w:rPr>
+          <w:b w:val="0"/>
+        </w:rPr>
+        <w:t xml:space="preserve">My answer, with a trace, calculation or supporting </w:t>
+      </w:r>
+      <w:r>
+        <w:rPr>
+          <w:b/>
+        </w:rPr>
+        <w:t>evidence</w:t>
       </w:r>
     </w:p>
     <w:p>
@@ -3478,13 +6746,37 @@
       </w:r>
     </w:p>
     <w:p>
-      <w:r>
+      <w:pPr>
+        <w:spacing w:line="336" w:lineRule="auto" w:after="180"/>
+      </w:pPr>
+      <w:r>
+        <w:rPr>
+          <w:b w:val="0"/>
+        </w:rPr>
         <w:t>Change one relevant detail. Predict the result before testing. Include a boundary or missing-information case when it helps reveal a limit.</w:t>
       </w:r>
     </w:p>
     <w:p>
-      <w:r>
-        <w:t>My changed input and expected result</w:t>
+      <w:pPr>
+        <w:spacing w:line="336" w:lineRule="auto" w:after="180"/>
+      </w:pPr>
+      <w:r>
+        <w:rPr>
+          <w:b w:val="0"/>
+        </w:rPr>
+        <w:t xml:space="preserve">My changed </w:t>
+      </w:r>
+      <w:r>
+        <w:rPr>
+          <w:b/>
+        </w:rPr>
+        <w:t>input</w:t>
+      </w:r>
+      <w:r>
+        <w:rPr>
+          <w:b w:val="0"/>
+        </w:rPr>
+        <w:t xml:space="preserve"> and expected result</w:t>
       </w:r>
     </w:p>
     <w:p>
@@ -3529,13 +6821,73 @@
       </w:r>
     </w:p>
     <w:p>
-      <w:r>
-        <w:t>Complete the sorter v1 decision flow and annotate every branch with the evidence it uses.</w:t>
-      </w:r>
-    </w:p>
-    <w:p>
-      <w:r>
-        <w:t>The evidence I will keep</w:t>
+      <w:pPr>
+        <w:spacing w:line="336" w:lineRule="auto" w:after="180"/>
+      </w:pPr>
+      <w:r>
+        <w:rPr>
+          <w:b w:val="0"/>
+        </w:rPr>
+        <w:t xml:space="preserve">Complete the sorter v1 </w:t>
+      </w:r>
+      <w:r>
+        <w:rPr>
+          <w:b/>
+        </w:rPr>
+        <w:t>decision flow</w:t>
+      </w:r>
+      <w:r>
+        <w:rPr>
+          <w:b w:val="0"/>
+        </w:rPr>
+        <w:t xml:space="preserve"> and annotate every </w:t>
+      </w:r>
+      <w:r>
+        <w:rPr>
+          <w:b/>
+        </w:rPr>
+        <w:t>branch</w:t>
+      </w:r>
+      <w:r>
+        <w:rPr>
+          <w:b w:val="0"/>
+        </w:rPr>
+        <w:t xml:space="preserve"> with the </w:t>
+      </w:r>
+      <w:r>
+        <w:rPr>
+          <w:b/>
+        </w:rPr>
+        <w:t>evidence</w:t>
+      </w:r>
+      <w:r>
+        <w:rPr>
+          <w:b w:val="0"/>
+        </w:rPr>
+        <w:t xml:space="preserve"> it uses.</w:t>
+      </w:r>
+    </w:p>
+    <w:p>
+      <w:pPr>
+        <w:spacing w:line="336" w:lineRule="auto" w:after="180"/>
+      </w:pPr>
+      <w:r>
+        <w:rPr>
+          <w:b w:val="0"/>
+        </w:rPr>
+        <w:t xml:space="preserve">The </w:t>
+      </w:r>
+      <w:r>
+        <w:rPr>
+          <w:b/>
+        </w:rPr>
+        <w:t>evidence</w:t>
+      </w:r>
+      <w:r>
+        <w:rPr>
+          <w:b w:val="0"/>
+        </w:rPr>
+        <w:t xml:space="preserve"> I will keep</w:t>
       </w:r>
     </w:p>
     <w:p>
@@ -3572,8 +6924,26 @@
       </w:r>
     </w:p>
     <w:p>
-      <w:r>
-        <w:t>Your teacher has the independent answer and scoring criteria. Complete the matching workbook week to keep your practice evidence together.</w:t>
+      <w:pPr>
+        <w:spacing w:line="336" w:lineRule="auto" w:after="180"/>
+      </w:pPr>
+      <w:r>
+        <w:rPr>
+          <w:b w:val="0"/>
+        </w:rPr>
+        <w:t xml:space="preserve">Your teacher has the independent answer and scoring criteria. Complete the matching workbook week to keep your practice </w:t>
+      </w:r>
+      <w:r>
+        <w:rPr>
+          <w:b/>
+        </w:rPr>
+        <w:t>evidence</w:t>
+      </w:r>
+      <w:r>
+        <w:rPr>
+          <w:b w:val="0"/>
+        </w:rPr>
+        <w:t xml:space="preserve"> together.</w:t>
       </w:r>
     </w:p>
     <w:p>
@@ -3585,8 +6955,38 @@
       </w:r>
     </w:p>
     <w:p>
-      <w:r>
-        <w:t>Rule: if paper then P, otherwise M. Inputs are paper, metal, glass and unknown. Repair the rule for paper and metal trays without inventing a glass tray. Trace all four inputs.</w:t>
+      <w:pPr>
+        <w:spacing w:line="336" w:lineRule="auto" w:after="180"/>
+      </w:pPr>
+      <w:r>
+        <w:rPr>
+          <w:b w:val="0"/>
+        </w:rPr>
+        <w:t xml:space="preserve">Rule: if paper then P, otherwise M. </w:t>
+      </w:r>
+      <w:r>
+        <w:rPr>
+          <w:b/>
+        </w:rPr>
+        <w:t>Input</w:t>
+      </w:r>
+      <w:r>
+        <w:rPr>
+          <w:b w:val="0"/>
+        </w:rPr>
+        <w:t xml:space="preserve">s are paper, metal, glass and unknown. Repair the rule for paper and metal trays without inventing a glass tray. Trace all four </w:t>
+      </w:r>
+      <w:r>
+        <w:rPr>
+          <w:b/>
+        </w:rPr>
+        <w:t>input</w:t>
+      </w:r>
+      <w:r>
+        <w:rPr>
+          <w:b w:val="0"/>
+        </w:rPr>
+        <w:t>s.</w:t>
       </w:r>
     </w:p>
     <w:p>
@@ -3641,8 +7041,25 @@
       </w:r>
     </w:p>
     <w:p>
-      <w:r>
-        <w:t>Attempt the independent case before hints. Record whether you worked alone, used a hint or followed a model. After feedback, fix the first unsupported step and explain why it changed. A later check uses a changed case, not a copied answer.</w:t>
+      <w:pPr>
+        <w:spacing w:line="336" w:lineRule="auto" w:after="180"/>
+      </w:pPr>
+      <w:r>
+        <w:rPr>
+          <w:b w:val="0"/>
+        </w:rPr>
+        <w:t>Attempt the independent case before hints. Record whether you worked alone, used a hint or followed a model. After feedback, fix the first unsupported step and explain why it changed.</w:t>
+      </w:r>
+    </w:p>
+    <w:p>
+      <w:pPr>
+        <w:spacing w:line="336" w:lineRule="auto" w:after="180"/>
+      </w:pPr>
+      <w:r>
+        <w:rPr>
+          <w:b w:val="0"/>
+        </w:rPr>
+        <w:t>A later check uses a changed case, not a copied answer.</w:t>
       </w:r>
     </w:p>
     <w:p>
@@ -3655,6 +7072,17 @@
     </w:p>
     <w:p>
       <w:r>
+        <w:t>Use this map to navigate Design the Decision Process, connect the goals to tasks and keep one evidence record for each attempt.</w:t>
+      </w:r>
+    </w:p>
+    <w:p>
+      <w:pPr>
+        <w:spacing w:line="336" w:lineRule="auto" w:after="180"/>
+      </w:pPr>
+      <w:r>
+        <w:rPr>
+          <w:b w:val="0"/>
+        </w:rPr>
         <w:t>Start with this question: A fictional worksheet routes craft kits by required glue and number of scissors.</w:t>
       </w:r>
     </w:p>
@@ -3761,13 +7189,61 @@
       </w:tr>
     </w:tbl>
     <w:p>
-      <w:r>
-        <w:t>Remember → watch and explain → try with help → investigate → try independently → keep project evidence. Your teacher may spread this lesson across several classes.</w:t>
-      </w:r>
-    </w:p>
-    <w:p>
-      <w:r>
-        <w:t>Keep your first prediction. Compare it with what the evidence shows and explain any change.</w:t>
+      <w:pPr>
+        <w:spacing w:line="336" w:lineRule="auto" w:after="180"/>
+      </w:pPr>
+      <w:r>
+        <w:rPr>
+          <w:b w:val="0"/>
+        </w:rPr>
+        <w:t xml:space="preserve">Remember → watch and explain → try with help → investigate → try independently → keep project </w:t>
+      </w:r>
+      <w:r>
+        <w:rPr>
+          <w:b/>
+        </w:rPr>
+        <w:t>evidence</w:t>
+      </w:r>
+      <w:r>
+        <w:rPr>
+          <w:b w:val="0"/>
+        </w:rPr>
+        <w:t>. Your teacher may spread this lesson across several classes.</w:t>
+      </w:r>
+    </w:p>
+    <w:p>
+      <w:pPr>
+        <w:spacing w:line="336" w:lineRule="auto" w:after="180"/>
+      </w:pPr>
+      <w:r>
+        <w:rPr>
+          <w:b w:val="0"/>
+        </w:rPr>
+        <w:t xml:space="preserve">Keep your first </w:t>
+      </w:r>
+      <w:r>
+        <w:rPr>
+          <w:b/>
+        </w:rPr>
+        <w:t>prediction</w:t>
+      </w:r>
+      <w:r>
+        <w:rPr>
+          <w:b w:val="0"/>
+        </w:rPr>
+        <w:t xml:space="preserve">. Compare it with what the </w:t>
+      </w:r>
+      <w:r>
+        <w:rPr>
+          <w:b/>
+        </w:rPr>
+        <w:t>evidence</w:t>
+      </w:r>
+      <w:r>
+        <w:rPr>
+          <w:b w:val="0"/>
+        </w:rPr>
+        <w:t xml:space="preserve"> shows and explain any change.</w:t>
       </w:r>
     </w:p>
     <w:p>
@@ -3780,7 +7256,30 @@
     </w:p>
     <w:p>
       <w:r>
-        <w:t>Close your notes. Explain this goal in your own words: Design a decision process that covers valid, invalid and no-match requests</w:t>
+        <w:t>Explain Design the Decision Process without notes, identify a remaining question and plan a later check with a changed case.</w:t>
+      </w:r>
+    </w:p>
+    <w:p>
+      <w:pPr>
+        <w:spacing w:line="336" w:lineRule="auto" w:after="180"/>
+      </w:pPr>
+      <w:r>
+        <w:rPr>
+          <w:b w:val="0"/>
+        </w:rPr>
+        <w:t xml:space="preserve">Close your notes. Explain this goal in your own words: Design a decision </w:t>
+      </w:r>
+      <w:r>
+        <w:rPr>
+          <w:b/>
+        </w:rPr>
+        <w:t>process</w:t>
+      </w:r>
+      <w:r>
+        <w:rPr>
+          <w:b w:val="0"/>
+        </w:rPr>
+        <w:t xml:space="preserve"> that covers valid, invalid and no-match requests</w:t>
       </w:r>
     </w:p>
     <w:p>
@@ -3817,13 +7316,61 @@
       </w:r>
     </w:p>
     <w:p>
-      <w:r>
-        <w:t>If you are unsure, return to the worked picture and explain one arrow. If you are ready, change an input or assumption and justify your prediction.</w:t>
-      </w:r>
-    </w:p>
-    <w:p>
-      <w:r>
-        <w:t>Save your workbook evidence. At the next review, try a different case before opening your old answer.</w:t>
+      <w:pPr>
+        <w:spacing w:line="336" w:lineRule="auto" w:after="180"/>
+      </w:pPr>
+      <w:r>
+        <w:rPr>
+          <w:b w:val="0"/>
+        </w:rPr>
+        <w:t xml:space="preserve">If you are unsure, return to the worked picture and explain one arrow. If you are ready, change an </w:t>
+      </w:r>
+      <w:r>
+        <w:rPr>
+          <w:b/>
+        </w:rPr>
+        <w:t>input</w:t>
+      </w:r>
+      <w:r>
+        <w:rPr>
+          <w:b w:val="0"/>
+        </w:rPr>
+        <w:t xml:space="preserve"> or assumption and justify your </w:t>
+      </w:r>
+      <w:r>
+        <w:rPr>
+          <w:b/>
+        </w:rPr>
+        <w:t>prediction</w:t>
+      </w:r>
+      <w:r>
+        <w:rPr>
+          <w:b w:val="0"/>
+        </w:rPr>
+        <w:t>.</w:t>
+      </w:r>
+    </w:p>
+    <w:p>
+      <w:pPr>
+        <w:spacing w:line="336" w:lineRule="auto" w:after="180"/>
+      </w:pPr>
+      <w:r>
+        <w:rPr>
+          <w:b w:val="0"/>
+        </w:rPr>
+        <w:t xml:space="preserve">Save your workbook </w:t>
+      </w:r>
+      <w:r>
+        <w:rPr>
+          <w:b/>
+        </w:rPr>
+        <w:t>evidence</w:t>
+      </w:r>
+      <w:r>
+        <w:rPr>
+          <w:b w:val="0"/>
+        </w:rPr>
+        <w:t>. At the next review, try a different case before opening your old answer.</w:t>
       </w:r>
     </w:p>
     <w:p>
@@ -3836,11 +7383,28 @@
     </w:p>
     <w:p>
       <w:r>
+        <w:t>Attempt supported questions before using hints or feedback. Review a missing building block, then keep the completed work.</w:t>
+      </w:r>
+    </w:p>
+    <w:p>
+      <w:pPr>
+        <w:spacing w:line="336" w:lineRule="auto" w:after="180"/>
+      </w:pPr>
+      <w:r>
+        <w:rPr>
+          <w:b w:val="0"/>
+        </w:rPr>
         <w:t>Use this supported practice once, in the browser or on paper. Keep the reserved independent assessment for a separate first attempt before teacher feedback.</w:t>
       </w:r>
     </w:p>
     <w:p>
-      <w:r>
+      <w:pPr>
+        <w:spacing w:line="336" w:lineRule="auto" w:after="180"/>
+      </w:pPr>
+      <w:r>
+        <w:rPr>
+          <w:b w:val="0"/>
+        </w:rPr>
         <w:t>A fictional worksheet routes craft kits by required glue and number of scissors.</w:t>
       </w:r>
     </w:p>
@@ -3853,27 +7417,61 @@
       </w:r>
     </w:p>
     <w:p>
-      <w:r>
+      <w:pPr>
+        <w:spacing w:line="336" w:lineRule="auto" w:after="180"/>
+      </w:pPr>
+      <w:r>
+        <w:rPr>
+          <w:b w:val="0"/>
+        </w:rPr>
         <w:t>Which labelled step matches this detail? Return K2 without replacing it with later K3.</w:t>
       </w:r>
     </w:p>
     <w:p>
-      <w:r>
+      <w:pPr>
+        <w:spacing w:line="336" w:lineRule="auto" w:after="180"/>
+        <w:shd w:fill="F4F9FC"/>
+      </w:pPr>
+      <w:r>
+        <w:rPr>
+          <w:b w:val="0"/>
+        </w:rPr>
         <w:t>1. Stop</w:t>
       </w:r>
     </w:p>
     <w:p>
-      <w:r>
+      <w:pPr>
+        <w:spacing w:line="336" w:lineRule="auto" w:after="180"/>
+        <w:shd w:fill="F4F9FC"/>
+      </w:pPr>
+      <w:r>
+        <w:rPr>
+          <w:b w:val="0"/>
+        </w:rPr>
         <w:t>2. Evaluate K1</w:t>
       </w:r>
     </w:p>
     <w:p>
-      <w:r>
+      <w:pPr>
+        <w:spacing w:line="336" w:lineRule="auto" w:after="180"/>
+        <w:shd w:fill="F4F9FC"/>
+      </w:pPr>
+      <w:r>
+        <w:rPr>
+          <w:b w:val="0"/>
+        </w:rPr>
         <w:t>3. Evaluate K2</w:t>
       </w:r>
     </w:p>
     <w:p>
-      <w:r>
+      <w:pPr>
+        <w:spacing w:line="336" w:lineRule="auto" w:after="180"/>
+        <w:shd w:fill="F4F9FC"/>
+      </w:pPr>
+      <w:r>
+        <w:rPr>
+          <w:b w:val="0"/>
+        </w:rPr>
         <w:t>4. Validate fields</w:t>
       </w:r>
     </w:p>
@@ -3911,41 +7509,167 @@
       </w:r>
     </w:p>
     <w:p>
-      <w:r>
+      <w:pPr>
+        <w:pStyle w:val="Heading3"/>
+      </w:pPr>
+      <w:r>
+        <w:t>Hint · try first</w:t>
+      </w:r>
+    </w:p>
+    <w:p>
+      <w:pPr>
+        <w:spacing w:line="336" w:lineRule="auto" w:after="180"/>
+        <w:shd w:fill="F1F6F8"/>
+      </w:pPr>
+      <w:r>
+        <w:rPr>
+          <w:b w:val="0"/>
+        </w:rPr>
         <w:t>Hint if needed: Read the steps in the pictorial case. Match the supplied detail to the stage that performs or records it.</w:t>
       </w:r>
     </w:p>
     <w:p>
-      <w:r>
-        <w:t>After your attempt, compare with the supported explanation: Stop Return K2 without replacing it with later K3. A complete decision process specifies what to do after each result. One passing requirement is insufficient. After a kit passes both, stopping preserves the first-match contract; automatically choosing the largest later kit would implement a different rule. A full scan with no accepted kit returns no match.</w:t>
-      </w:r>
-    </w:p>
-    <w:p>
       <w:pPr>
         <w:pStyle w:val="Heading3"/>
       </w:pPr>
       <w:r>
+        <w:t>Feedback · compare after trying</w:t>
+      </w:r>
+    </w:p>
+    <w:p>
+      <w:pPr>
+        <w:spacing w:line="336" w:lineRule="auto" w:after="180"/>
+        <w:shd w:fill="F1F6FC"/>
+      </w:pPr>
+      <w:r>
+        <w:rPr>
+          <w:b w:val="0"/>
+        </w:rPr>
+        <w:t xml:space="preserve">After your attempt, compare with the supported </w:t>
+      </w:r>
+      <w:r>
+        <w:rPr>
+          <w:b/>
+        </w:rPr>
+        <w:t>explanation</w:t>
+      </w:r>
+      <w:r>
+        <w:rPr>
+          <w:b w:val="0"/>
+        </w:rPr>
+        <w:t xml:space="preserve">: Stop Return K2 without replacing it with later K3. A complete decision </w:t>
+      </w:r>
+      <w:r>
+        <w:rPr>
+          <w:b/>
+        </w:rPr>
+        <w:t>process</w:t>
+      </w:r>
+      <w:r>
+        <w:rPr>
+          <w:b w:val="0"/>
+        </w:rPr>
+        <w:t xml:space="preserve"> specifies what to do after each result. One passing requirement is insufficient.</w:t>
+      </w:r>
+    </w:p>
+    <w:p>
+      <w:pPr>
+        <w:spacing w:line="336" w:lineRule="auto" w:after="180"/>
+        <w:shd w:fill="F1F6FC"/>
+      </w:pPr>
+      <w:r>
+        <w:rPr>
+          <w:b w:val="0"/>
+        </w:rPr>
+        <w:t>After a kit passes both, stopping preserves the first-match contract; automatically choosing the largest later kit would implement a different rule. A full scan with no accepted kit returns no match.</w:t>
+      </w:r>
+    </w:p>
+    <w:p>
+      <w:pPr>
+        <w:pStyle w:val="Heading3"/>
+      </w:pPr>
+      <w:r>
         <w:t>Practice 2: explain the deciding evidence</w:t>
       </w:r>
     </w:p>
     <w:p>
-      <w:r>
+      <w:pPr>
+        <w:pStyle w:val="Heading3"/>
+      </w:pPr>
+      <w:r>
+        <w:t>Changed case · predict first</w:t>
+      </w:r>
+    </w:p>
+    <w:p>
+      <w:pPr>
+        <w:spacing w:line="336" w:lineRule="auto" w:after="180"/>
+        <w:shd w:fill="F5F1FB"/>
+      </w:pPr>
+      <w:r>
+        <w:rPr>
+          <w:b w:val="0"/>
+        </w:rPr>
         <w:t>Changed-case practice: Increase scissors needed to 3. Which conclusion is supported by the supplied facts?</w:t>
       </w:r>
     </w:p>
     <w:p>
-      <w:r>
+      <w:pPr>
+        <w:spacing w:line="336" w:lineRule="auto" w:after="180"/>
+        <w:shd w:fill="F4F9FC"/>
+      </w:pPr>
+      <w:r>
+        <w:rPr>
+          <w:b w:val="0"/>
+        </w:rPr>
         <w:t>1. K3 is selected.</w:t>
       </w:r>
     </w:p>
     <w:p>
-      <w:r>
-        <w:t>2. We can decide the result without examining the changed input or the procedure.</w:t>
-      </w:r>
-    </w:p>
-    <w:p>
-      <w:r>
-        <w:t>3. This one example guarantees correct results for every future input.</w:t>
+      <w:pPr>
+        <w:spacing w:line="336" w:lineRule="auto" w:after="180"/>
+        <w:shd w:fill="F4F9FC"/>
+      </w:pPr>
+      <w:r>
+        <w:rPr>
+          <w:b w:val="0"/>
+        </w:rPr>
+        <w:t xml:space="preserve">2. We can decide the result without examining the changed </w:t>
+      </w:r>
+      <w:r>
+        <w:rPr>
+          <w:b/>
+        </w:rPr>
+        <w:t>input</w:t>
+      </w:r>
+      <w:r>
+        <w:rPr>
+          <w:b w:val="0"/>
+        </w:rPr>
+        <w:t xml:space="preserve"> or the procedure.</w:t>
+      </w:r>
+    </w:p>
+    <w:p>
+      <w:pPr>
+        <w:spacing w:line="336" w:lineRule="auto" w:after="180"/>
+        <w:shd w:fill="F4F9FC"/>
+      </w:pPr>
+      <w:r>
+        <w:rPr>
+          <w:b w:val="0"/>
+        </w:rPr>
+        <w:t xml:space="preserve">3. This one example guarantees correct results for every future </w:t>
+      </w:r>
+      <w:r>
+        <w:rPr>
+          <w:b/>
+        </w:rPr>
+        <w:t>input</w:t>
+      </w:r>
+      <w:r>
+        <w:rPr>
+          <w:b w:val="0"/>
+        </w:rPr>
+        <w:t>.</w:t>
       </w:r>
     </w:p>
     <w:p>
@@ -3982,36 +7706,213 @@
       </w:r>
     </w:p>
     <w:p>
-      <w:r>
+      <w:pPr>
+        <w:pStyle w:val="Heading3"/>
+      </w:pPr>
+      <w:r>
+        <w:t>Hint · try first</w:t>
+      </w:r>
+    </w:p>
+    <w:p>
+      <w:pPr>
+        <w:spacing w:line="336" w:lineRule="auto" w:after="180"/>
+        <w:shd w:fill="F1F6F8"/>
+      </w:pPr>
+      <w:r>
+        <w:rPr>
+          <w:b w:val="0"/>
+        </w:rPr>
         <w:t>Hint if needed: Use the changed condition and the deciding step in the pictorial trace. The answer must say what follows from those facts.</w:t>
       </w:r>
     </w:p>
     <w:p>
-      <w:r>
-        <w:t>After your attempt, compare with the supported explanation: K3 is selected. K1 lacks glue; K2 has only 2 scissors; K3 has glue and 4.</w:t>
-      </w:r>
-    </w:p>
-    <w:p>
       <w:pPr>
         <w:pStyle w:val="Heading3"/>
       </w:pPr>
       <w:r>
+        <w:t>Feedback · compare after trying</w:t>
+      </w:r>
+    </w:p>
+    <w:p>
+      <w:pPr>
+        <w:spacing w:line="336" w:lineRule="auto" w:after="180"/>
+        <w:shd w:fill="F1F6FC"/>
+      </w:pPr>
+      <w:r>
+        <w:rPr>
+          <w:b w:val="0"/>
+        </w:rPr>
+        <w:t xml:space="preserve">After your attempt, compare with the supported </w:t>
+      </w:r>
+      <w:r>
+        <w:rPr>
+          <w:b/>
+        </w:rPr>
+        <w:t>explanation</w:t>
+      </w:r>
+      <w:r>
+        <w:rPr>
+          <w:b w:val="0"/>
+        </w:rPr>
+        <w:t>: K3 is selected. K1 lacks glue; K2 has only 2 scissors; K3 has glue and 4.</w:t>
+      </w:r>
+    </w:p>
+    <w:p>
+      <w:pPr>
+        <w:pStyle w:val="Heading3"/>
+      </w:pPr>
+      <w:r>
         <w:t>Repair a missing building block</w:t>
       </w:r>
     </w:p>
     <w:p>
-      <w:r>
-        <w:t>Review Choose Inputs and Outputs (ai-1/30). Goal: Turn the project outcome into precise input and output requirements. Short practice: Trace requests 10 and blank. Why should they not receive the same explanation?. Return to this week and explain what you changed.</w:t>
-      </w:r>
-    </w:p>
-    <w:p>
-      <w:r>
-        <w:t>Review Humans Set Boundaries (ai-1/28). Goal: Distinguish a system’s capability, the correctness of its output and permission to take an action. Short practice: Which original proposal is authorised? Why do the other two need separate approval?. Return to this week and explain what you changed.</w:t>
-      </w:r>
-    </w:p>
-    <w:p>
-      <w:r>
-        <w:t>Review Generate, Retrieve, or Calculate? (ai-1/25). Goal: Distinguish retrieving a record, calculating from inputs and generating wording. Short practice: Label each arrow with its operation. Can the system add snacks because invitations often mention them?. Return to this week and explain what you changed.</w:t>
+      <w:pPr>
+        <w:spacing w:line="336" w:lineRule="auto" w:after="180"/>
+      </w:pPr>
+      <w:r>
+        <w:rPr>
+          <w:b w:val="0"/>
+        </w:rPr>
+        <w:t xml:space="preserve">Review Choose </w:t>
+      </w:r>
+      <w:r>
+        <w:rPr>
+          <w:b/>
+        </w:rPr>
+        <w:t>Input</w:t>
+      </w:r>
+      <w:r>
+        <w:rPr>
+          <w:b w:val="0"/>
+        </w:rPr>
+        <w:t xml:space="preserve">s and </w:t>
+      </w:r>
+      <w:r>
+        <w:rPr>
+          <w:b/>
+        </w:rPr>
+        <w:t>Output</w:t>
+      </w:r>
+      <w:r>
+        <w:rPr>
+          <w:b w:val="0"/>
+        </w:rPr>
+        <w:t xml:space="preserve">s (ai-1/30). Goal: Turn the project outcome into precise </w:t>
+      </w:r>
+      <w:r>
+        <w:rPr>
+          <w:b/>
+        </w:rPr>
+        <w:t>input</w:t>
+      </w:r>
+      <w:r>
+        <w:rPr>
+          <w:b w:val="0"/>
+        </w:rPr>
+        <w:t xml:space="preserve"> and </w:t>
+      </w:r>
+      <w:r>
+        <w:rPr>
+          <w:b/>
+        </w:rPr>
+        <w:t>output</w:t>
+      </w:r>
+      <w:r>
+        <w:rPr>
+          <w:b w:val="0"/>
+        </w:rPr>
+        <w:t xml:space="preserve"> requirements. Short practice: Trace requests 10 and blank. Why should they not receive the same </w:t>
+      </w:r>
+      <w:r>
+        <w:rPr>
+          <w:b/>
+        </w:rPr>
+        <w:t>explanation</w:t>
+      </w:r>
+      <w:r>
+        <w:rPr>
+          <w:b w:val="0"/>
+        </w:rPr>
+        <w:t>?.</w:t>
+      </w:r>
+    </w:p>
+    <w:p>
+      <w:pPr>
+        <w:spacing w:line="336" w:lineRule="auto" w:after="180"/>
+      </w:pPr>
+      <w:r>
+        <w:rPr>
+          <w:b w:val="0"/>
+        </w:rPr>
+        <w:t>Return to this week and explain what you changed.</w:t>
+      </w:r>
+    </w:p>
+    <w:p>
+      <w:pPr>
+        <w:spacing w:line="336" w:lineRule="auto" w:after="180"/>
+      </w:pPr>
+      <w:r>
+        <w:rPr>
+          <w:b w:val="0"/>
+        </w:rPr>
+        <w:t xml:space="preserve">Review Humans Set Boundaries (ai-1/28). Goal: Distinguish a system’s capability, the correctness of its </w:t>
+      </w:r>
+      <w:r>
+        <w:rPr>
+          <w:b/>
+        </w:rPr>
+        <w:t>output</w:t>
+      </w:r>
+      <w:r>
+        <w:rPr>
+          <w:b w:val="0"/>
+        </w:rPr>
+        <w:t xml:space="preserve"> and permission to take an action. Short practice: Which original proposal is authorised?</w:t>
+      </w:r>
+    </w:p>
+    <w:p>
+      <w:pPr>
+        <w:spacing w:line="336" w:lineRule="auto" w:after="180"/>
+      </w:pPr>
+      <w:r>
+        <w:rPr>
+          <w:b w:val="0"/>
+        </w:rPr>
+        <w:t>Why do the other two need separate approval?. Return to this week and explain what you changed.</w:t>
+      </w:r>
+    </w:p>
+    <w:p>
+      <w:pPr>
+        <w:spacing w:line="336" w:lineRule="auto" w:after="180"/>
+      </w:pPr>
+      <w:r>
+        <w:rPr>
+          <w:b w:val="0"/>
+        </w:rPr>
+        <w:t xml:space="preserve">Review Generate, Retrieve, or Calculate? (ai-1/25). Goal: Distinguish retrieving a record, calculating from </w:t>
+      </w:r>
+      <w:r>
+        <w:rPr>
+          <w:b/>
+        </w:rPr>
+        <w:t>input</w:t>
+      </w:r>
+      <w:r>
+        <w:rPr>
+          <w:b w:val="0"/>
+        </w:rPr>
+        <w:t>s and generating wording. Short practice: Label each arrow with its operation.</w:t>
+      </w:r>
+    </w:p>
+    <w:p>
+      <w:pPr>
+        <w:spacing w:line="336" w:lineRule="auto" w:after="180"/>
+      </w:pPr>
+      <w:r>
+        <w:rPr>
+          <w:b w:val="0"/>
+        </w:rPr>
+        <w:t>Can the system add snacks because invitations often mention them?. Return to this week and explain what you changed.</w:t>
       </w:r>
     </w:p>
     <w:p>
@@ -4023,8 +7924,645 @@
       </w:r>
     </w:p>
     <w:p>
-      <w:r>
-        <w:t>Use Download completed work in the hosted lesson to export your answers, reflections, practice feedback and code-run evidence. Open the HTML copy to read or print it. Drafts stay in this browser when storage is available; clear drafts on a shared device.</w:t>
+      <w:pPr>
+        <w:spacing w:line="336" w:lineRule="auto" w:after="180"/>
+      </w:pPr>
+      <w:r>
+        <w:rPr>
+          <w:b w:val="0"/>
+        </w:rPr>
+        <w:t xml:space="preserve">Use Download completed work in the hosted lesson to export your answers, reflections, practice feedback and code-run </w:t>
+      </w:r>
+      <w:r>
+        <w:rPr>
+          <w:b/>
+        </w:rPr>
+        <w:t>evidence</w:t>
+      </w:r>
+      <w:r>
+        <w:rPr>
+          <w:b w:val="0"/>
+        </w:rPr>
+        <w:t>. Open the HTML copy to read or print it.</w:t>
+      </w:r>
+    </w:p>
+    <w:p>
+      <w:pPr>
+        <w:spacing w:line="336" w:lineRule="auto" w:after="180"/>
+      </w:pPr>
+      <w:r>
+        <w:rPr>
+          <w:b w:val="0"/>
+        </w:rPr>
+        <w:t>Drafts stay in this browser when storage is available; clear drafts on a shared device.</w:t>
+      </w:r>
+    </w:p>
+    <w:p>
+      <w:pPr>
+        <w:pStyle w:val="Heading1"/>
+      </w:pPr>
+      <w:r>
+        <w:t>18. Visual concept journey</w:t>
+      </w:r>
+    </w:p>
+    <w:p>
+      <w:r>
+        <w:t>Explain each Design the Decision Process graphic using its labels, deciding evidence and relevant limitation.</w:t>
+      </w:r>
+    </w:p>
+    <w:p>
+      <w:pPr>
+        <w:pStyle w:val="Heading3"/>
+      </w:pPr>
+      <w:r>
+        <w:t>01. Design the Decision Process: the case</w:t>
+      </w:r>
+    </w:p>
+    <w:p>
+      <w:r>
+        <w:drawing>
+          <wp:inline xmlns:a="http://schemas.openxmlformats.org/drawingml/2006/main" xmlns:pic="http://schemas.openxmlformats.org/drawingml/2006/picture">
+            <wp:extent cx="5486400" cy="2840736"/>
+            <wp:docPr id="22" name="Picture 22" descr="A fictional worksheet routes craft kits by required glue and number of scissors. Supplied facts: K1: glue No, scissors 2. K2: glue Yes, scissors 2. K3: glue Yes, scissors 4. Request: glue required Yes, scissors needed 2. Return first kit meeting both requirements."/>
+            <wp:cNvGraphicFramePr>
+              <a:graphicFrameLocks noChangeAspect="1"/>
+            </wp:cNvGraphicFramePr>
+            <a:graphic>
+              <a:graphicData uri="http://schemas.openxmlformats.org/drawingml/2006/picture">
+                <pic:pic>
+                  <pic:nvPicPr>
+                    <pic:cNvPr id="0" name="academy-story-ai-1-31-01.png"/>
+                    <pic:cNvPicPr/>
+                  </pic:nvPicPr>
+                  <pic:blipFill>
+                    <a:blip r:embed="rId30"/>
+                    <a:stretch>
+                      <a:fillRect/>
+                    </a:stretch>
+                  </pic:blipFill>
+                  <pic:spPr>
+                    <a:xfrm>
+                      <a:off x="0" y="0"/>
+                      <a:ext cx="5486400" cy="2840736"/>
+                    </a:xfrm>
+                    <a:prstGeom prst="rect"/>
+                  </pic:spPr>
+                </pic:pic>
+              </a:graphicData>
+            </a:graphic>
+          </wp:inline>
+        </w:drawing>
+      </w:r>
+    </w:p>
+    <w:p>
+      <w:pPr>
+        <w:spacing w:line="336" w:lineRule="auto" w:after="180"/>
+      </w:pPr>
+      <w:r>
+        <w:rPr>
+          <w:b w:val="0"/>
+        </w:rPr>
+        <w:t>A fictional worksheet routes craft kits by required glue and number of scissors. Supplied facts: K1: glue No, scissors 2. K2: glue Yes, scissors 2. K3: glue Yes, scissors 4. Request: glue required Yes, scissors needed 2.</w:t>
+      </w:r>
+    </w:p>
+    <w:p>
+      <w:pPr>
+        <w:spacing w:line="336" w:lineRule="auto" w:after="180"/>
+      </w:pPr>
+      <w:r>
+        <w:rPr>
+          <w:b w:val="0"/>
+        </w:rPr>
+        <w:t>Return first kit meeting both requirements.</w:t>
+      </w:r>
+    </w:p>
+    <w:p>
+      <w:pPr>
+        <w:spacing w:line="336" w:lineRule="auto" w:after="180"/>
+        <w:shd w:fill="F5F1FB"/>
+      </w:pPr>
+      <w:r>
+        <w:rPr>
+          <w:b w:val="0"/>
+        </w:rPr>
+        <w:t>Point to the given fact that matters most. Explain why it matters.</w:t>
+      </w:r>
+    </w:p>
+    <w:p>
+      <w:pPr>
+        <w:pStyle w:val="Heading3"/>
+      </w:pPr>
+      <w:r>
+        <w:t>02. Follow the deciding steps</w:t>
+      </w:r>
+    </w:p>
+    <w:p>
+      <w:r>
+        <w:drawing>
+          <wp:inline xmlns:a="http://schemas.openxmlformats.org/drawingml/2006/main" xmlns:pic="http://schemas.openxmlformats.org/drawingml/2006/picture">
+            <wp:extent cx="5486400" cy="4005072"/>
+            <wp:docPr id="23" name="Picture 23" descr="Validate fields: Require Yes/No glue input and whole scissors count 0–4. → Evaluate K1: Scissors fit, but required glue is absent: continue. → Evaluate K2: Glue is present and 2 scissors meet the request: accept. → Stop: Return K2 without replacing it with later K3."/>
+            <wp:cNvGraphicFramePr>
+              <a:graphicFrameLocks noChangeAspect="1"/>
+            </wp:cNvGraphicFramePr>
+            <a:graphic>
+              <a:graphicData uri="http://schemas.openxmlformats.org/drawingml/2006/picture">
+                <pic:pic>
+                  <pic:nvPicPr>
+                    <pic:cNvPr id="0" name="academy-story-ai-1-31-02.png"/>
+                    <pic:cNvPicPr/>
+                  </pic:nvPicPr>
+                  <pic:blipFill>
+                    <a:blip r:embed="rId31"/>
+                    <a:stretch>
+                      <a:fillRect/>
+                    </a:stretch>
+                  </pic:blipFill>
+                  <pic:spPr>
+                    <a:xfrm>
+                      <a:off x="0" y="0"/>
+                      <a:ext cx="5486400" cy="4005072"/>
+                    </a:xfrm>
+                    <a:prstGeom prst="rect"/>
+                  </pic:spPr>
+                </pic:pic>
+              </a:graphicData>
+            </a:graphic>
+          </wp:inline>
+        </w:drawing>
+      </w:r>
+    </w:p>
+    <w:p>
+      <w:pPr>
+        <w:spacing w:line="336" w:lineRule="auto" w:after="180"/>
+      </w:pPr>
+      <w:r>
+        <w:rPr>
+          <w:b w:val="0"/>
+        </w:rPr>
+        <w:t xml:space="preserve">Validate fields: Require Yes/No glue </w:t>
+      </w:r>
+      <w:r>
+        <w:rPr>
+          <w:b/>
+        </w:rPr>
+        <w:t>input</w:t>
+      </w:r>
+      <w:r>
+        <w:rPr>
+          <w:b w:val="0"/>
+        </w:rPr>
+        <w:t xml:space="preserve"> and whole scissors count 0–4. → Evaluate K1: Scissors fit, but required glue is absent: continue. → Evaluate K2: Glue is present and 2 scissors meet the request: accept. → Stop: Return K2 without replacing it with later K3.</w:t>
+      </w:r>
+    </w:p>
+    <w:p>
+      <w:pPr>
+        <w:spacing w:line="336" w:lineRule="auto" w:after="180"/>
+        <w:shd w:fill="F5F1FB"/>
+      </w:pPr>
+      <w:r>
+        <w:rPr>
+          <w:b w:val="0"/>
+        </w:rPr>
+        <w:t xml:space="preserve">Point to each numbered stage and explain which recorded </w:t>
+      </w:r>
+      <w:r>
+        <w:rPr>
+          <w:b/>
+        </w:rPr>
+        <w:t>input</w:t>
+      </w:r>
+      <w:r>
+        <w:rPr>
+          <w:b w:val="0"/>
+        </w:rPr>
+        <w:t xml:space="preserve"> it uses.</w:t>
+      </w:r>
+    </w:p>
+    <w:p>
+      <w:pPr>
+        <w:pStyle w:val="Heading3"/>
+      </w:pPr>
+      <w:r>
+        <w:t>03. Four paths through the recommender</w:t>
+      </w:r>
+    </w:p>
+    <w:p>
+      <w:r>
+        <w:drawing>
+          <wp:inline xmlns:a="http://schemas.openxmlformats.org/drawingml/2006/main" xmlns:pic="http://schemas.openxmlformats.org/drawingml/2006/picture">
+            <wp:extent cx="5486400" cy="2923032"/>
+            <wp:docPr id="24" name="Picture 24" descr="Four paths through the recommender. Input missing or invalid | Ask for corrected input | Stop this run. Candidate fails a check | Move to the next row | Continue search. Candidate passes both | Suggest it with a reason | Stop this run. All rows checked and failed | Report no match | Stop this run"/>
+            <wp:cNvGraphicFramePr>
+              <a:graphicFrameLocks noChangeAspect="1"/>
+            </wp:cNvGraphicFramePr>
+            <a:graphic>
+              <a:graphicData uri="http://schemas.openxmlformats.org/drawingml/2006/picture">
+                <pic:pic>
+                  <pic:nvPicPr>
+                    <pic:cNvPr id="0" name="academy-story-ai-1-31-03.png"/>
+                    <pic:cNvPicPr/>
+                  </pic:nvPicPr>
+                  <pic:blipFill>
+                    <a:blip r:embed="rId32"/>
+                    <a:stretch>
+                      <a:fillRect/>
+                    </a:stretch>
+                  </pic:blipFill>
+                  <pic:spPr>
+                    <a:xfrm>
+                      <a:off x="0" y="0"/>
+                      <a:ext cx="5486400" cy="2923032"/>
+                    </a:xfrm>
+                    <a:prstGeom prst="rect"/>
+                  </pic:spPr>
+                </pic:pic>
+              </a:graphicData>
+            </a:graphic>
+          </wp:inline>
+        </w:drawing>
+      </w:r>
+    </w:p>
+    <w:p>
+      <w:pPr>
+        <w:spacing w:line="336" w:lineRule="auto" w:after="180"/>
+      </w:pPr>
+      <w:r>
+        <w:rPr>
+          <w:b w:val="0"/>
+        </w:rPr>
+        <w:t xml:space="preserve">Four paths through the recommender. </w:t>
+      </w:r>
+      <w:r>
+        <w:rPr>
+          <w:b/>
+        </w:rPr>
+        <w:t>Input</w:t>
+      </w:r>
+      <w:r>
+        <w:rPr>
+          <w:b w:val="0"/>
+        </w:rPr>
+        <w:t xml:space="preserve"> missing or invalid | Ask for corrected </w:t>
+      </w:r>
+      <w:r>
+        <w:rPr>
+          <w:b/>
+        </w:rPr>
+        <w:t>input</w:t>
+      </w:r>
+      <w:r>
+        <w:rPr>
+          <w:b w:val="0"/>
+        </w:rPr>
+        <w:t xml:space="preserve"> | Stop this run. </w:t>
+      </w:r>
+      <w:r>
+        <w:rPr>
+          <w:b/>
+        </w:rPr>
+        <w:t>Candidate</w:t>
+      </w:r>
+      <w:r>
+        <w:rPr>
+          <w:b w:val="0"/>
+        </w:rPr>
+        <w:t xml:space="preserve"> fails a check | Move to the next row | Continue search.</w:t>
+      </w:r>
+    </w:p>
+    <w:p>
+      <w:pPr>
+        <w:spacing w:line="336" w:lineRule="auto" w:after="180"/>
+      </w:pPr>
+      <w:r>
+        <w:rPr>
+          <w:b/>
+        </w:rPr>
+        <w:t>Candidate</w:t>
+      </w:r>
+      <w:r>
+        <w:rPr>
+          <w:b w:val="0"/>
+        </w:rPr>
+        <w:t xml:space="preserve"> passes both | Suggest it with a reason | Stop this run. All rows checked and failed | Report no match | Stop this run</w:t>
+      </w:r>
+    </w:p>
+    <w:p>
+      <w:pPr>
+        <w:spacing w:line="336" w:lineRule="auto" w:after="180"/>
+        <w:shd w:fill="F5F1FB"/>
+      </w:pPr>
+      <w:r>
+        <w:rPr>
+          <w:b w:val="0"/>
+        </w:rPr>
+        <w:t>Read the labels and values. Explain the relationship the model shows.</w:t>
+      </w:r>
+    </w:p>
+    <w:p>
+      <w:pPr>
+        <w:pStyle w:val="Heading3"/>
+      </w:pPr>
+      <w:r>
+        <w:t>04. Change one thing. Trace what follows.</w:t>
+      </w:r>
+    </w:p>
+    <w:p>
+      <w:r>
+        <w:drawing>
+          <wp:inline xmlns:a="http://schemas.openxmlformats.org/drawingml/2006/main" xmlns:pic="http://schemas.openxmlformats.org/drawingml/2006/picture">
+            <wp:extent cx="5486400" cy="3026664"/>
+            <wp:docPr id="25" name="Picture 25" descr="Original case: Return K2 without replacing it with later K3. Changed condition: Increase scissors needed to 3. Expected result: K3 is selected. Reason: K1 lacks glue; K2 has only 2 scissors; K3 has glue and 4."/>
+            <wp:cNvGraphicFramePr>
+              <a:graphicFrameLocks noChangeAspect="1"/>
+            </wp:cNvGraphicFramePr>
+            <a:graphic>
+              <a:graphicData uri="http://schemas.openxmlformats.org/drawingml/2006/picture">
+                <pic:pic>
+                  <pic:nvPicPr>
+                    <pic:cNvPr id="0" name="academy-story-ai-1-31-04.png"/>
+                    <pic:cNvPicPr/>
+                  </pic:nvPicPr>
+                  <pic:blipFill>
+                    <a:blip r:embed="rId33"/>
+                    <a:stretch>
+                      <a:fillRect/>
+                    </a:stretch>
+                  </pic:blipFill>
+                  <pic:spPr>
+                    <a:xfrm>
+                      <a:off x="0" y="0"/>
+                      <a:ext cx="5486400" cy="3026664"/>
+                    </a:xfrm>
+                    <a:prstGeom prst="rect"/>
+                  </pic:spPr>
+                </pic:pic>
+              </a:graphicData>
+            </a:graphic>
+          </wp:inline>
+        </w:drawing>
+      </w:r>
+    </w:p>
+    <w:p>
+      <w:pPr>
+        <w:spacing w:line="336" w:lineRule="auto" w:after="180"/>
+      </w:pPr>
+      <w:r>
+        <w:rPr>
+          <w:b w:val="0"/>
+        </w:rPr>
+        <w:t>Original case: Return K2 without replacing it with later K3. Changed condition: Increase scissors needed to 3. Expected result: K3 is selected. Reason: K1 lacks glue; K2 has only 2 scissors; K3 has glue and 4.</w:t>
+      </w:r>
+    </w:p>
+    <w:p>
+      <w:pPr>
+        <w:spacing w:line="336" w:lineRule="auto" w:after="180"/>
+        <w:shd w:fill="F5F1FB"/>
+      </w:pPr>
+      <w:r>
+        <w:rPr>
+          <w:b w:val="0"/>
+        </w:rPr>
+        <w:t>Predict before checking the worked changed-case result. Name what changed and what the supplied facts allow you to conclude.</w:t>
+      </w:r>
+    </w:p>
+    <w:p>
+      <w:pPr>
+        <w:pStyle w:val="Heading3"/>
+      </w:pPr>
+      <w:r>
+        <w:t>05. Connect the explanation to its limit</w:t>
+      </w:r>
+    </w:p>
+    <w:p>
+      <w:r>
+        <w:drawing>
+          <wp:inline xmlns:a="http://schemas.openxmlformats.org/drawingml/2006/main" xmlns:pic="http://schemas.openxmlformats.org/drawingml/2006/picture">
+            <wp:extent cx="5486400" cy="2834640"/>
+            <wp:docPr id="26" name="Picture 26" descr="A complete decision process specifies what to do after each result. One passing requirement is insufficient. After a kit passes both, stopping preserves the first-match contract; automatically choosing the largest later kit would implement a different rule. A full scan with no accepted kit returns no match. Limit: A correct flow depends on accurate catalogue entries and the declared requirements; the picture does not verify inventory."/>
+            <wp:cNvGraphicFramePr>
+              <a:graphicFrameLocks noChangeAspect="1"/>
+            </wp:cNvGraphicFramePr>
+            <a:graphic>
+              <a:graphicData uri="http://schemas.openxmlformats.org/drawingml/2006/picture">
+                <pic:pic>
+                  <pic:nvPicPr>
+                    <pic:cNvPr id="0" name="academy-story-ai-1-31-05.png"/>
+                    <pic:cNvPicPr/>
+                  </pic:nvPicPr>
+                  <pic:blipFill>
+                    <a:blip r:embed="rId34"/>
+                    <a:stretch>
+                      <a:fillRect/>
+                    </a:stretch>
+                  </pic:blipFill>
+                  <pic:spPr>
+                    <a:xfrm>
+                      <a:off x="0" y="0"/>
+                      <a:ext cx="5486400" cy="2834640"/>
+                    </a:xfrm>
+                    <a:prstGeom prst="rect"/>
+                  </pic:spPr>
+                </pic:pic>
+              </a:graphicData>
+            </a:graphic>
+          </wp:inline>
+        </w:drawing>
+      </w:r>
+    </w:p>
+    <w:p>
+      <w:pPr>
+        <w:spacing w:line="336" w:lineRule="auto" w:after="180"/>
+      </w:pPr>
+      <w:r>
+        <w:rPr>
+          <w:b w:val="0"/>
+        </w:rPr>
+        <w:t xml:space="preserve">A complete decision </w:t>
+      </w:r>
+      <w:r>
+        <w:rPr>
+          <w:b/>
+        </w:rPr>
+        <w:t>process</w:t>
+      </w:r>
+      <w:r>
+        <w:rPr>
+          <w:b w:val="0"/>
+        </w:rPr>
+        <w:t xml:space="preserve"> specifies what to do after each result. One passing requirement is insufficient.</w:t>
+      </w:r>
+    </w:p>
+    <w:p>
+      <w:pPr>
+        <w:spacing w:line="336" w:lineRule="auto" w:after="180"/>
+      </w:pPr>
+      <w:r>
+        <w:rPr>
+          <w:b w:val="0"/>
+        </w:rPr>
+        <w:t>After a kit passes both, stopping preserves the first-match contract; automatically choosing the largest later kit would implement a different rule. A full scan with no accepted kit returns no match.</w:t>
+      </w:r>
+    </w:p>
+    <w:p>
+      <w:pPr>
+        <w:spacing w:line="336" w:lineRule="auto" w:after="180"/>
+      </w:pPr>
+      <w:r>
+        <w:rPr>
+          <w:b w:val="0"/>
+        </w:rPr>
+        <w:t>Limit: A correct flow depends on accurate catalogue entries and the declared requirements; the picture does not verify inventory.</w:t>
+      </w:r>
+    </w:p>
+    <w:p>
+      <w:pPr>
+        <w:spacing w:line="336" w:lineRule="auto" w:after="180"/>
+        <w:shd w:fill="F5F1FB"/>
+      </w:pPr>
+      <w:r>
+        <w:rPr>
+          <w:b w:val="0"/>
+        </w:rPr>
+        <w:t>Explain the case, then point to a limit on the claim.</w:t>
+      </w:r>
+    </w:p>
+    <w:p>
+      <w:pPr>
+        <w:pStyle w:val="Heading3"/>
+      </w:pPr>
+      <w:r>
+        <w:t>06. Make the idea visible in your project</w:t>
+      </w:r>
+    </w:p>
+    <w:p>
+      <w:r>
+        <w:drawing>
+          <wp:inline xmlns:a="http://schemas.openxmlformats.org/drawingml/2006/main" xmlns:pic="http://schemas.openxmlformats.org/drawingml/2006/picture">
+            <wp:extent cx="5486400" cy="3380232"/>
+            <wp:docPr id="27" name="Picture 27" descr="Draw the sorter’s decision branches, loop-back arrows, final outputs and invalid-input path so every valid case can terminate. Draw your input, deciding step, result and limit. Supported question: Where does the first original rejection occur, and why is K3 not originally selected?"/>
+            <wp:cNvGraphicFramePr>
+              <a:graphicFrameLocks noChangeAspect="1"/>
+            </wp:cNvGraphicFramePr>
+            <a:graphic>
+              <a:graphicData uri="http://schemas.openxmlformats.org/drawingml/2006/picture">
+                <pic:pic>
+                  <pic:nvPicPr>
+                    <pic:cNvPr id="0" name="academy-story-ai-1-31-06.png"/>
+                    <pic:cNvPicPr/>
+                  </pic:nvPicPr>
+                  <pic:blipFill>
+                    <a:blip r:embed="rId35"/>
+                    <a:stretch>
+                      <a:fillRect/>
+                    </a:stretch>
+                  </pic:blipFill>
+                  <pic:spPr>
+                    <a:xfrm>
+                      <a:off x="0" y="0"/>
+                      <a:ext cx="5486400" cy="3380232"/>
+                    </a:xfrm>
+                    <a:prstGeom prst="rect"/>
+                  </pic:spPr>
+                </pic:pic>
+              </a:graphicData>
+            </a:graphic>
+          </wp:inline>
+        </w:drawing>
+      </w:r>
+    </w:p>
+    <w:p>
+      <w:pPr>
+        <w:spacing w:line="336" w:lineRule="auto" w:after="180"/>
+      </w:pPr>
+      <w:r>
+        <w:rPr>
+          <w:b w:val="0"/>
+        </w:rPr>
+        <w:t xml:space="preserve">Draw the sorter’s decision </w:t>
+      </w:r>
+      <w:r>
+        <w:rPr>
+          <w:b/>
+        </w:rPr>
+        <w:t>branch</w:t>
+      </w:r>
+      <w:r>
+        <w:rPr>
+          <w:b w:val="0"/>
+        </w:rPr>
+        <w:t xml:space="preserve">es, loop-back arrows, final </w:t>
+      </w:r>
+      <w:r>
+        <w:rPr>
+          <w:b/>
+        </w:rPr>
+        <w:t>output</w:t>
+      </w:r>
+      <w:r>
+        <w:rPr>
+          <w:b w:val="0"/>
+        </w:rPr>
+        <w:t>s and invalid-</w:t>
+      </w:r>
+      <w:r>
+        <w:rPr>
+          <w:b/>
+        </w:rPr>
+        <w:t>input</w:t>
+      </w:r>
+      <w:r>
+        <w:rPr>
+          <w:b w:val="0"/>
+        </w:rPr>
+        <w:t xml:space="preserve"> path so every valid case can terminate. Draw your </w:t>
+      </w:r>
+      <w:r>
+        <w:rPr>
+          <w:b/>
+        </w:rPr>
+        <w:t>input</w:t>
+      </w:r>
+      <w:r>
+        <w:rPr>
+          <w:b w:val="0"/>
+        </w:rPr>
+        <w:t>, deciding step, result and limit.</w:t>
+      </w:r>
+    </w:p>
+    <w:p>
+      <w:pPr>
+        <w:spacing w:line="336" w:lineRule="auto" w:after="180"/>
+      </w:pPr>
+      <w:r>
+        <w:rPr>
+          <w:b w:val="0"/>
+        </w:rPr>
+        <w:t>Supported question: Where does the first original rejection occur, and why is K3 not originally selected?</w:t>
+      </w:r>
+    </w:p>
+    <w:p>
+      <w:pPr>
+        <w:spacing w:line="336" w:lineRule="auto" w:after="180"/>
+        <w:shd w:fill="F5F1FB"/>
+      </w:pPr>
+      <w:r>
+        <w:rPr>
+          <w:b w:val="0"/>
+        </w:rPr>
+        <w:t xml:space="preserve">Draw your project trace and justify the deciding step using </w:t>
+      </w:r>
+      <w:r>
+        <w:rPr>
+          <w:b/>
+        </w:rPr>
+        <w:t>evidence</w:t>
+      </w:r>
+      <w:r>
+        <w:rPr>
+          <w:b w:val="0"/>
+        </w:rPr>
+        <w:t>.</w:t>
       </w:r>
     </w:p>
     <w:sectPr>
